--- a/러시아 인권변호사/2부/2부_3화_다리야의_특종.docx
+++ b/러시아 인권변호사/2부/2부_3화_다리야의_특종.docx
@@ -369,6 +369,131 @@
     </w:p>
     <w:p>
       <w:pPr>
+        <w:spacing w:before="0" w:after="110" w:line="300" w:lineRule="auto"/>
+      </w:pPr>
+      <w:r>
+        <w:rPr>
+          <w:rFonts w:ascii="Times New Roman" w:hAnsi="Times New Roman" w:eastAsia="Malgun Gothic"/>
+          <w:b/>
+          <w:i w:val="0"/>
+          <w:sz w:val="22"/>
+        </w:rPr>
+        <w:t xml:space="preserve">Дарья: </w:t>
+      </w:r>
+      <w:r>
+        <w:rPr>
+          <w:rFonts w:ascii="Times New Roman" w:hAnsi="Times New Roman" w:eastAsia="Malgun Gothic"/>
+          <w:b w:val="0"/>
+          <w:i/>
+          <w:color w:val="555555"/>
+          <w:sz w:val="22"/>
+        </w:rPr>
+        <w:t>(смеётся)</w:t>
+      </w:r>
+      <w:r>
+        <w:rPr>
+          <w:rFonts w:ascii="Times New Roman" w:hAnsi="Times New Roman" w:eastAsia="Malgun Gothic"/>
+          <w:b w:val="0"/>
+          <w:i w:val="0"/>
+          <w:sz w:val="22"/>
+        </w:rPr>
+        <w:t xml:space="preserve"> Запомню для статьи. «Правозащитники работают под звук капели».</w:t>
+      </w:r>
+    </w:p>
+    <w:p>
+      <w:pPr>
+        <w:spacing w:before="0" w:after="110" w:line="300" w:lineRule="auto"/>
+      </w:pPr>
+      <w:r>
+        <w:rPr>
+          <w:rFonts w:ascii="Times New Roman" w:hAnsi="Times New Roman" w:eastAsia="Malgun Gothic"/>
+          <w:b/>
+          <w:i w:val="0"/>
+          <w:sz w:val="22"/>
+        </w:rPr>
+        <w:t xml:space="preserve">Лёша: </w:t>
+      </w:r>
+      <w:r>
+        <w:rPr>
+          <w:rFonts w:ascii="Times New Roman" w:hAnsi="Times New Roman" w:eastAsia="Malgun Gothic"/>
+          <w:b w:val="0"/>
+          <w:i w:val="0"/>
+          <w:sz w:val="22"/>
+        </w:rPr>
+        <w:t>Где вы остановились?</w:t>
+      </w:r>
+    </w:p>
+    <w:p>
+      <w:pPr>
+        <w:spacing w:before="0" w:after="110" w:line="300" w:lineRule="auto"/>
+      </w:pPr>
+      <w:r>
+        <w:rPr>
+          <w:rFonts w:ascii="Times New Roman" w:hAnsi="Times New Roman" w:eastAsia="Malgun Gothic"/>
+          <w:b/>
+          <w:i w:val="0"/>
+          <w:sz w:val="22"/>
+        </w:rPr>
+        <w:t xml:space="preserve">Дарья: </w:t>
+      </w:r>
+      <w:r>
+        <w:rPr>
+          <w:rFonts w:ascii="Times New Roman" w:hAnsi="Times New Roman" w:eastAsia="Malgun Gothic"/>
+          <w:b w:val="0"/>
+          <w:i w:val="0"/>
+          <w:sz w:val="22"/>
+        </w:rPr>
+        <w:t>Нигде пока. С вокзала — сразу к вам. Чемодан, как видите, у двери.</w:t>
+      </w:r>
+    </w:p>
+    <w:p>
+      <w:pPr>
+        <w:spacing w:before="0" w:after="110" w:line="300" w:lineRule="auto"/>
+      </w:pPr>
+      <w:r>
+        <w:rPr>
+          <w:rFonts w:ascii="Times New Roman" w:hAnsi="Times New Roman" w:eastAsia="Malgun Gothic"/>
+          <w:b/>
+          <w:i w:val="0"/>
+          <w:sz w:val="22"/>
+        </w:rPr>
+        <w:t xml:space="preserve">Лёша: </w:t>
+      </w:r>
+      <w:r>
+        <w:rPr>
+          <w:rFonts w:ascii="Times New Roman" w:hAnsi="Times New Roman" w:eastAsia="Malgun Gothic"/>
+          <w:b w:val="0"/>
+          <w:i w:val="0"/>
+          <w:sz w:val="22"/>
+        </w:rPr>
+        <w:t>Ольга Викторовна знает одну гостиницу недалеко — дёшево и без тараканов. По крайней мере, без крупных.</w:t>
+      </w:r>
+    </w:p>
+    <w:p>
+      <w:pPr>
+        <w:spacing w:before="0" w:after="110" w:line="300" w:lineRule="auto"/>
+      </w:pPr>
+      <w:r>
+        <w:rPr>
+          <w:rFonts w:ascii="Times New Roman" w:hAnsi="Times New Roman" w:eastAsia="Malgun Gothic"/>
+          <w:b/>
+          <w:i w:val="0"/>
+          <w:sz w:val="22"/>
+        </w:rPr>
+        <w:t xml:space="preserve">Дарья: </w:t>
+      </w:r>
+      <w:r>
+        <w:rPr>
+          <w:rFonts w:ascii="Times New Roman" w:hAnsi="Times New Roman" w:eastAsia="Malgun Gothic"/>
+          <w:b w:val="0"/>
+          <w:i w:val="0"/>
+          <w:sz w:val="22"/>
+        </w:rPr>
+        <w:t>Для журналиста из провинции это уже пять звёзд.</w:t>
+      </w:r>
+    </w:p>
+    <w:p>
+      <w:pPr>
         <w:keepNext/>
         <w:spacing w:before="320" w:after="140"/>
       </w:pPr>
@@ -644,7 +769,7 @@
           <w:i w:val="0"/>
           <w:sz w:val="22"/>
         </w:rPr>
-        <w:t xml:space="preserve">Катя: </w:t>
+        <w:t xml:space="preserve">Лёша: </w:t>
       </w:r>
       <w:r>
         <w:rPr>
@@ -653,7 +778,7 @@
           <w:i w:val="0"/>
           <w:sz w:val="22"/>
         </w:rPr>
-        <w:t>А вы правда думаете, что всю эту схему можно доказать? Она же огромная.</w:t>
+        <w:t>С юридической точки зрения это пока три похожих рисунка, а не одна схема. Суд скажет: совпадение.</w:t>
       </w:r>
     </w:p>
     <w:p>
@@ -676,7 +801,188 @@
           <w:i w:val="0"/>
           <w:sz w:val="22"/>
         </w:rPr>
-        <w:t>Тютчев считал, что «умом Россию не понять, аршином общим не измерить». А мне как раз придётся измерять — таблицами, выписками и банковскими переводами. Другого аршина у журналиста нет.</w:t>
+        <w:t>Поэтому мне нужны не рисунки, а деньги. Кто платил, кому, через какой банк. Деньги не умеют совпадать.</w:t>
+      </w:r>
+    </w:p>
+    <w:p>
+      <w:pPr>
+        <w:spacing w:before="0" w:after="110" w:line="300" w:lineRule="auto"/>
+      </w:pPr>
+      <w:r>
+        <w:rPr>
+          <w:rFonts w:ascii="Times New Roman" w:hAnsi="Times New Roman" w:eastAsia="Malgun Gothic"/>
+          <w:b/>
+          <w:i w:val="0"/>
+          <w:sz w:val="22"/>
+        </w:rPr>
+        <w:t xml:space="preserve">Лёша: </w:t>
+      </w:r>
+      <w:r>
+        <w:rPr>
+          <w:rFonts w:ascii="Times New Roman" w:hAnsi="Times New Roman" w:eastAsia="Malgun Gothic"/>
+          <w:b w:val="0"/>
+          <w:i w:val="0"/>
+          <w:sz w:val="22"/>
+        </w:rPr>
+        <w:t>Деньги умеют прятаться.</w:t>
+      </w:r>
+    </w:p>
+    <w:p>
+      <w:pPr>
+        <w:spacing w:before="0" w:after="110" w:line="300" w:lineRule="auto"/>
+      </w:pPr>
+      <w:r>
+        <w:rPr>
+          <w:rFonts w:ascii="Times New Roman" w:hAnsi="Times New Roman" w:eastAsia="Malgun Gothic"/>
+          <w:b/>
+          <w:i w:val="0"/>
+          <w:sz w:val="22"/>
+        </w:rPr>
+        <w:t xml:space="preserve">Дарья: </w:t>
+      </w:r>
+      <w:r>
+        <w:rPr>
+          <w:rFonts w:ascii="Times New Roman" w:hAnsi="Times New Roman" w:eastAsia="Malgun Gothic"/>
+          <w:b w:val="0"/>
+          <w:i w:val="0"/>
+          <w:sz w:val="22"/>
+        </w:rPr>
+        <w:t>Прятаться — да. Исчезать — нет. Где-нибудь всегда остаётся подпись.</w:t>
+      </w:r>
+    </w:p>
+    <w:p>
+      <w:pPr>
+        <w:spacing w:before="0" w:after="110" w:line="300" w:lineRule="auto"/>
+      </w:pPr>
+      <w:r>
+        <w:rPr>
+          <w:rFonts w:ascii="Times New Roman" w:hAnsi="Times New Roman" w:eastAsia="Malgun Gothic"/>
+          <w:b/>
+          <w:i w:val="0"/>
+          <w:sz w:val="22"/>
+        </w:rPr>
+        <w:t xml:space="preserve">Катя: </w:t>
+      </w:r>
+      <w:r>
+        <w:rPr>
+          <w:rFonts w:ascii="Times New Roman" w:hAnsi="Times New Roman" w:eastAsia="Malgun Gothic"/>
+          <w:b w:val="0"/>
+          <w:i w:val="0"/>
+          <w:sz w:val="22"/>
+        </w:rPr>
+        <w:t>А вы правда думаете, что всю эту схему можно доказать? Она же огромная.</w:t>
+      </w:r>
+    </w:p>
+    <w:p>
+      <w:pPr>
+        <w:spacing w:before="0" w:after="110" w:line="300" w:lineRule="auto"/>
+      </w:pPr>
+      <w:r>
+        <w:rPr>
+          <w:rFonts w:ascii="Times New Roman" w:hAnsi="Times New Roman" w:eastAsia="Malgun Gothic"/>
+          <w:b/>
+          <w:i w:val="0"/>
+          <w:sz w:val="22"/>
+        </w:rPr>
+        <w:t xml:space="preserve">Дарья: </w:t>
+      </w:r>
+      <w:r>
+        <w:rPr>
+          <w:rFonts w:ascii="Times New Roman" w:hAnsi="Times New Roman" w:eastAsia="Malgun Gothic"/>
+          <w:b w:val="0"/>
+          <w:i w:val="0"/>
+          <w:sz w:val="22"/>
+        </w:rPr>
+        <w:t>«Умом Россию не понять, аршином общим не измерить» — это для поэтов. А мне как раз придётся измерять — таблицами, выписками и банковскими переводами. Другого аршина у журналиста нет.</w:t>
+      </w:r>
+    </w:p>
+    <w:p>
+      <w:pPr>
+        <w:spacing w:before="0" w:after="110" w:line="300" w:lineRule="auto"/>
+      </w:pPr>
+      <w:r>
+        <w:rPr>
+          <w:rFonts w:ascii="Times New Roman" w:hAnsi="Times New Roman" w:eastAsia="Malgun Gothic"/>
+          <w:b/>
+          <w:i w:val="0"/>
+          <w:sz w:val="22"/>
+        </w:rPr>
+        <w:t xml:space="preserve">Катя: </w:t>
+      </w:r>
+      <w:r>
+        <w:rPr>
+          <w:rFonts w:ascii="Times New Roman" w:hAnsi="Times New Roman" w:eastAsia="Malgun Gothic"/>
+          <w:b w:val="0"/>
+          <w:i/>
+          <w:color w:val="555555"/>
+          <w:sz w:val="22"/>
+        </w:rPr>
+        <w:t>(серьёзно)</w:t>
+      </w:r>
+      <w:r>
+        <w:rPr>
+          <w:rFonts w:ascii="Times New Roman" w:hAnsi="Times New Roman" w:eastAsia="Malgun Gothic"/>
+          <w:b w:val="0"/>
+          <w:i w:val="0"/>
+          <w:sz w:val="22"/>
+        </w:rPr>
+        <w:t xml:space="preserve"> Тогда я вам сделаю таблицу. С цветами. Я люблю таблицы.</w:t>
+      </w:r>
+    </w:p>
+    <w:p>
+      <w:pPr>
+        <w:spacing w:before="0" w:after="110" w:line="300" w:lineRule="auto"/>
+      </w:pPr>
+      <w:r>
+        <w:rPr>
+          <w:rFonts w:ascii="Times New Roman" w:hAnsi="Times New Roman" w:eastAsia="Malgun Gothic"/>
+          <w:b/>
+          <w:i w:val="0"/>
+          <w:sz w:val="22"/>
+        </w:rPr>
+        <w:t xml:space="preserve">Дарья: </w:t>
+      </w:r>
+      <w:r>
+        <w:rPr>
+          <w:rFonts w:ascii="Times New Roman" w:hAnsi="Times New Roman" w:eastAsia="Malgun Gothic"/>
+          <w:b w:val="0"/>
+          <w:i/>
+          <w:color w:val="555555"/>
+          <w:sz w:val="22"/>
+        </w:rPr>
+        <w:t>(Лёше)</w:t>
+      </w:r>
+      <w:r>
+        <w:rPr>
+          <w:rFonts w:ascii="Times New Roman" w:hAnsi="Times New Roman" w:eastAsia="Malgun Gothic"/>
+          <w:b w:val="0"/>
+          <w:i w:val="0"/>
+          <w:sz w:val="22"/>
+        </w:rPr>
+        <w:t xml:space="preserve"> Где вы её нашли?</w:t>
+      </w:r>
+    </w:p>
+    <w:p>
+      <w:pPr>
+        <w:spacing w:before="0" w:after="110" w:line="300" w:lineRule="auto"/>
+      </w:pPr>
+      <w:r>
+        <w:rPr>
+          <w:rFonts w:ascii="Times New Roman" w:hAnsi="Times New Roman" w:eastAsia="Malgun Gothic"/>
+          <w:b/>
+          <w:i w:val="0"/>
+          <w:sz w:val="22"/>
+        </w:rPr>
+        <w:t xml:space="preserve">Лёша: </w:t>
+      </w:r>
+      <w:r>
+        <w:rPr>
+          <w:rFonts w:ascii="Times New Roman" w:hAnsi="Times New Roman" w:eastAsia="Malgun Gothic"/>
+          <w:b w:val="0"/>
+          <w:i w:val="0"/>
+          <w:sz w:val="22"/>
+        </w:rPr>
+        <w:t>Она сама нашлась. Здесь все сами находятся.</w:t>
       </w:r>
     </w:p>
     <w:p>
@@ -1039,6 +1345,52 @@
           <w:i w:val="0"/>
           <w:sz w:val="22"/>
         </w:rPr>
+        <w:t>А сейчас? Вы верите, что статьи что-то меняют?</w:t>
+      </w:r>
+    </w:p>
+    <w:p>
+      <w:pPr>
+        <w:spacing w:before="0" w:after="110" w:line="300" w:lineRule="auto"/>
+      </w:pPr>
+      <w:r>
+        <w:rPr>
+          <w:rFonts w:ascii="Times New Roman" w:hAnsi="Times New Roman" w:eastAsia="Malgun Gothic"/>
+          <w:b/>
+          <w:i w:val="0"/>
+          <w:sz w:val="22"/>
+        </w:rPr>
+        <w:t xml:space="preserve">Дарья: </w:t>
+      </w:r>
+      <w:r>
+        <w:rPr>
+          <w:rFonts w:ascii="Times New Roman" w:hAnsi="Times New Roman" w:eastAsia="Malgun Gothic"/>
+          <w:b w:val="0"/>
+          <w:i w:val="0"/>
+          <w:sz w:val="22"/>
+        </w:rPr>
+        <w:t>В хорошие дни — да. В плохие вспоминаю, что отец тоже верил.</w:t>
+      </w:r>
+    </w:p>
+    <w:p>
+      <w:pPr>
+        <w:spacing w:before="0" w:after="110" w:line="300" w:lineRule="auto"/>
+      </w:pPr>
+      <w:r>
+        <w:rPr>
+          <w:rFonts w:ascii="Times New Roman" w:hAnsi="Times New Roman" w:eastAsia="Malgun Gothic"/>
+          <w:b/>
+          <w:i w:val="0"/>
+          <w:sz w:val="22"/>
+        </w:rPr>
+        <w:t xml:space="preserve">Лёша: </w:t>
+      </w:r>
+      <w:r>
+        <w:rPr>
+          <w:rFonts w:ascii="Times New Roman" w:hAnsi="Times New Roman" w:eastAsia="Malgun Gothic"/>
+          <w:b w:val="0"/>
+          <w:i w:val="0"/>
+          <w:sz w:val="22"/>
+        </w:rPr>
         <w:t>Нашли ту самую статью?</w:t>
       </w:r>
     </w:p>
@@ -1073,6 +1425,108 @@
           <w:sz w:val="22"/>
         </w:rPr>
         <w:t xml:space="preserve"> Нашла. Но это разговор для другой ночи.</w:t>
+      </w:r>
+    </w:p>
+    <w:p>
+      <w:pPr>
+        <w:spacing w:before="0" w:after="110" w:line="300" w:lineRule="auto"/>
+      </w:pPr>
+      <w:r>
+        <w:rPr>
+          <w:rFonts w:ascii="Times New Roman" w:hAnsi="Times New Roman" w:eastAsia="Malgun Gothic"/>
+          <w:b/>
+          <w:i w:val="0"/>
+          <w:sz w:val="22"/>
+        </w:rPr>
+        <w:t xml:space="preserve">Лёша: </w:t>
+      </w:r>
+      <w:r>
+        <w:rPr>
+          <w:rFonts w:ascii="Times New Roman" w:hAnsi="Times New Roman" w:eastAsia="Malgun Gothic"/>
+          <w:b w:val="0"/>
+          <w:i w:val="0"/>
+          <w:sz w:val="22"/>
+        </w:rPr>
+        <w:t>Тогда я подожду другой ночи.</w:t>
+      </w:r>
+    </w:p>
+    <w:p>
+      <w:pPr>
+        <w:spacing w:before="0" w:after="110" w:line="300" w:lineRule="auto"/>
+      </w:pPr>
+      <w:r>
+        <w:rPr>
+          <w:rFonts w:ascii="Times New Roman" w:hAnsi="Times New Roman" w:eastAsia="Malgun Gothic"/>
+          <w:b/>
+          <w:i w:val="0"/>
+          <w:sz w:val="22"/>
+        </w:rPr>
+        <w:t xml:space="preserve">Дарья: </w:t>
+      </w:r>
+      <w:r>
+        <w:rPr>
+          <w:rFonts w:ascii="Times New Roman" w:hAnsi="Times New Roman" w:eastAsia="Malgun Gothic"/>
+          <w:b w:val="0"/>
+          <w:i/>
+          <w:color w:val="555555"/>
+          <w:sz w:val="22"/>
+        </w:rPr>
+        <w:t>(улыбается устало)</w:t>
+      </w:r>
+      <w:r>
+        <w:rPr>
+          <w:rFonts w:ascii="Times New Roman" w:hAnsi="Times New Roman" w:eastAsia="Malgun Gothic"/>
+          <w:b w:val="0"/>
+          <w:i w:val="0"/>
+          <w:sz w:val="22"/>
+        </w:rPr>
+        <w:t xml:space="preserve"> Вы опасный собеседник, Алексей. С вами хочется договаривать.</w:t>
+      </w:r>
+    </w:p>
+    <w:p>
+      <w:pPr>
+        <w:spacing w:before="0" w:after="110" w:line="300" w:lineRule="auto"/>
+      </w:pPr>
+      <w:r>
+        <w:rPr>
+          <w:rFonts w:ascii="Times New Roman" w:hAnsi="Times New Roman" w:eastAsia="Malgun Gothic"/>
+          <w:b/>
+          <w:i w:val="0"/>
+          <w:sz w:val="22"/>
+        </w:rPr>
+        <w:t xml:space="preserve">Лёша: </w:t>
+      </w:r>
+      <w:r>
+        <w:rPr>
+          <w:rFonts w:ascii="Times New Roman" w:hAnsi="Times New Roman" w:eastAsia="Malgun Gothic"/>
+          <w:b w:val="0"/>
+          <w:i w:val="0"/>
+          <w:sz w:val="22"/>
+        </w:rPr>
+        <w:t>Виктор Петрович говорил, что я умею только слушать. Говорить, по его мнению, я учился бы ещё лет десять.</w:t>
+      </w:r>
+    </w:p>
+    <w:p>
+      <w:pPr>
+        <w:spacing w:before="0" w:after="110" w:line="300" w:lineRule="auto"/>
+      </w:pPr>
+      <w:r>
+        <w:rPr>
+          <w:rFonts w:ascii="Times New Roman" w:hAnsi="Times New Roman" w:eastAsia="Malgun Gothic"/>
+          <w:b/>
+          <w:i w:val="0"/>
+          <w:sz w:val="22"/>
+        </w:rPr>
+        <w:t xml:space="preserve">Дарья: </w:t>
+      </w:r>
+      <w:r>
+        <w:rPr>
+          <w:rFonts w:ascii="Times New Roman" w:hAnsi="Times New Roman" w:eastAsia="Malgun Gothic"/>
+          <w:b w:val="0"/>
+          <w:i w:val="0"/>
+          <w:sz w:val="22"/>
+        </w:rPr>
+        <w:t>Он ошибался. Вы и говорить умеете. Просто не о себе.</w:t>
       </w:r>
     </w:p>
     <w:p>
@@ -1190,6 +1644,108 @@
           <w:i w:val="0"/>
           <w:sz w:val="22"/>
         </w:rPr>
+        <w:t>Здесь лучший борщ в радиусе километра. Ольга Викторовна проверяла.</w:t>
+      </w:r>
+    </w:p>
+    <w:p>
+      <w:pPr>
+        <w:spacing w:before="0" w:after="110" w:line="300" w:lineRule="auto"/>
+      </w:pPr>
+      <w:r>
+        <w:rPr>
+          <w:rFonts w:ascii="Times New Roman" w:hAnsi="Times New Roman" w:eastAsia="Malgun Gothic"/>
+          <w:b/>
+          <w:i w:val="0"/>
+          <w:sz w:val="22"/>
+        </w:rPr>
+        <w:t xml:space="preserve">Дарья: </w:t>
+      </w:r>
+      <w:r>
+        <w:rPr>
+          <w:rFonts w:ascii="Times New Roman" w:hAnsi="Times New Roman" w:eastAsia="Malgun Gothic"/>
+          <w:b w:val="0"/>
+          <w:i w:val="0"/>
+          <w:sz w:val="22"/>
+        </w:rPr>
+        <w:t>Ольга Викторовна всё проверяет. Она, наверное, и меня проверила, прежде чем пустить в офис.</w:t>
+      </w:r>
+    </w:p>
+    <w:p>
+      <w:pPr>
+        <w:spacing w:before="0" w:after="110" w:line="300" w:lineRule="auto"/>
+      </w:pPr>
+      <w:r>
+        <w:rPr>
+          <w:rFonts w:ascii="Times New Roman" w:hAnsi="Times New Roman" w:eastAsia="Malgun Gothic"/>
+          <w:b/>
+          <w:i w:val="0"/>
+          <w:sz w:val="22"/>
+        </w:rPr>
+        <w:t xml:space="preserve">Лёша: </w:t>
+      </w:r>
+      <w:r>
+        <w:rPr>
+          <w:rFonts w:ascii="Times New Roman" w:hAnsi="Times New Roman" w:eastAsia="Malgun Gothic"/>
+          <w:b w:val="0"/>
+          <w:i w:val="0"/>
+          <w:sz w:val="22"/>
+        </w:rPr>
+        <w:t>Проверила. Ещё полгода назад. Сказала: «Этой можно верить, она пишет медленно».</w:t>
+      </w:r>
+    </w:p>
+    <w:p>
+      <w:pPr>
+        <w:spacing w:before="0" w:after="110" w:line="300" w:lineRule="auto"/>
+      </w:pPr>
+      <w:r>
+        <w:rPr>
+          <w:rFonts w:ascii="Times New Roman" w:hAnsi="Times New Roman" w:eastAsia="Malgun Gothic"/>
+          <w:b/>
+          <w:i w:val="0"/>
+          <w:sz w:val="22"/>
+        </w:rPr>
+        <w:t xml:space="preserve">Дарья: </w:t>
+      </w:r>
+      <w:r>
+        <w:rPr>
+          <w:rFonts w:ascii="Times New Roman" w:hAnsi="Times New Roman" w:eastAsia="Malgun Gothic"/>
+          <w:b w:val="0"/>
+          <w:i/>
+          <w:color w:val="555555"/>
+          <w:sz w:val="22"/>
+        </w:rPr>
+        <w:t>(смеётся)</w:t>
+      </w:r>
+      <w:r>
+        <w:rPr>
+          <w:rFonts w:ascii="Times New Roman" w:hAnsi="Times New Roman" w:eastAsia="Malgun Gothic"/>
+          <w:b w:val="0"/>
+          <w:i w:val="0"/>
+          <w:sz w:val="22"/>
+        </w:rPr>
+        <w:t xml:space="preserve"> Лучший комплимент в моей жизни.</w:t>
+      </w:r>
+    </w:p>
+    <w:p>
+      <w:pPr>
+        <w:spacing w:before="0" w:after="110" w:line="300" w:lineRule="auto"/>
+      </w:pPr>
+      <w:r>
+        <w:rPr>
+          <w:rFonts w:ascii="Times New Roman" w:hAnsi="Times New Roman" w:eastAsia="Malgun Gothic"/>
+          <w:b/>
+          <w:i w:val="0"/>
+          <w:sz w:val="22"/>
+        </w:rPr>
+        <w:t xml:space="preserve">Лёша: </w:t>
+      </w:r>
+      <w:r>
+        <w:rPr>
+          <w:rFonts w:ascii="Times New Roman" w:hAnsi="Times New Roman" w:eastAsia="Malgun Gothic"/>
+          <w:b w:val="0"/>
+          <w:i w:val="0"/>
+          <w:sz w:val="22"/>
+        </w:rPr>
         <w:t>Зато честная.</w:t>
       </w:r>
     </w:p>
@@ -1610,7 +2166,7 @@
           <w:i w:val="0"/>
           <w:sz w:val="22"/>
         </w:rPr>
-        <w:t>Вы не думаете, что это опасно? Учитывая, чем мы оба занимаемся?</w:t>
+        <w:t>Вы что, за мной наблюдаете?</w:t>
       </w:r>
     </w:p>
     <w:p>
@@ -1633,7 +2189,7 @@
           <w:i w:val="0"/>
           <w:sz w:val="22"/>
         </w:rPr>
-        <w:t>Опасно. Но если избегать всего опасного, в жизни не останется ничего, кроме работы. Виктор Петрович так и жил — только работа. И умер почти один, если не считать нас с Зоей Петровной.</w:t>
+        <w:t>Я смотрю в окно, Алексей. Старым женщинам положено смотреть в окно. А вы вчера провожали её до гостиницы и вернулись с таким лицом, будто выиграли дело в Верховном суде.</w:t>
       </w:r>
     </w:p>
     <w:p>
@@ -1656,7 +2212,7 @@
           <w:i w:val="0"/>
           <w:sz w:val="22"/>
         </w:rPr>
-        <w:t>Вы хотите сказать, что мне стоит рискнуть?</w:t>
+        <w:t>Я думал, что держусь профессионально.</w:t>
       </w:r>
     </w:p>
     <w:p>
@@ -1679,7 +2235,145 @@
           <w:i w:val="0"/>
           <w:sz w:val="22"/>
         </w:rPr>
+        <w:t>Вы держались профессионально. Лицо — нет.</w:t>
+      </w:r>
+    </w:p>
+    <w:p>
+      <w:pPr>
+        <w:spacing w:before="0" w:after="110" w:line="300" w:lineRule="auto"/>
+      </w:pPr>
+      <w:r>
+        <w:rPr>
+          <w:rFonts w:ascii="Times New Roman" w:hAnsi="Times New Roman" w:eastAsia="Malgun Gothic"/>
+          <w:b/>
+          <w:i w:val="0"/>
+          <w:sz w:val="22"/>
+        </w:rPr>
+        <w:t xml:space="preserve">Лёша: </w:t>
+      </w:r>
+      <w:r>
+        <w:rPr>
+          <w:rFonts w:ascii="Times New Roman" w:hAnsi="Times New Roman" w:eastAsia="Malgun Gothic"/>
+          <w:b w:val="0"/>
+          <w:i w:val="0"/>
+          <w:sz w:val="22"/>
+        </w:rPr>
+        <w:t>Вы не думаете, что это опасно? Учитывая, чем мы оба занимаемся?</w:t>
+      </w:r>
+    </w:p>
+    <w:p>
+      <w:pPr>
+        <w:spacing w:before="0" w:after="110" w:line="300" w:lineRule="auto"/>
+      </w:pPr>
+      <w:r>
+        <w:rPr>
+          <w:rFonts w:ascii="Times New Roman" w:hAnsi="Times New Roman" w:eastAsia="Malgun Gothic"/>
+          <w:b/>
+          <w:i w:val="0"/>
+          <w:sz w:val="22"/>
+        </w:rPr>
+        <w:t xml:space="preserve">Ольга: </w:t>
+      </w:r>
+      <w:r>
+        <w:rPr>
+          <w:rFonts w:ascii="Times New Roman" w:hAnsi="Times New Roman" w:eastAsia="Malgun Gothic"/>
+          <w:b w:val="0"/>
+          <w:i w:val="0"/>
+          <w:sz w:val="22"/>
+        </w:rPr>
+        <w:t>Опасно. Но если избегать всего опасного, в жизни не останется ничего, кроме работы. Виктор Петрович так и жил — только работа. И умер почти один, если не считать нас с Зоей Петровной.</w:t>
+      </w:r>
+    </w:p>
+    <w:p>
+      <w:pPr>
+        <w:spacing w:before="0" w:after="110" w:line="300" w:lineRule="auto"/>
+      </w:pPr>
+      <w:r>
+        <w:rPr>
+          <w:rFonts w:ascii="Times New Roman" w:hAnsi="Times New Roman" w:eastAsia="Malgun Gothic"/>
+          <w:b/>
+          <w:i w:val="0"/>
+          <w:sz w:val="22"/>
+        </w:rPr>
+        <w:t xml:space="preserve">Лёша: </w:t>
+      </w:r>
+      <w:r>
+        <w:rPr>
+          <w:rFonts w:ascii="Times New Roman" w:hAnsi="Times New Roman" w:eastAsia="Malgun Gothic"/>
+          <w:b w:val="0"/>
+          <w:i w:val="0"/>
+          <w:sz w:val="22"/>
+        </w:rPr>
+        <w:t>Вы хотите сказать, что мне стоит рискнуть?</w:t>
+      </w:r>
+    </w:p>
+    <w:p>
+      <w:pPr>
+        <w:spacing w:before="0" w:after="110" w:line="300" w:lineRule="auto"/>
+      </w:pPr>
+      <w:r>
+        <w:rPr>
+          <w:rFonts w:ascii="Times New Roman" w:hAnsi="Times New Roman" w:eastAsia="Malgun Gothic"/>
+          <w:b/>
+          <w:i w:val="0"/>
+          <w:sz w:val="22"/>
+        </w:rPr>
+        <w:t xml:space="preserve">Ольга: </w:t>
+      </w:r>
+      <w:r>
+        <w:rPr>
+          <w:rFonts w:ascii="Times New Roman" w:hAnsi="Times New Roman" w:eastAsia="Malgun Gothic"/>
+          <w:b w:val="0"/>
+          <w:i w:val="0"/>
+          <w:sz w:val="22"/>
+        </w:rPr>
         <w:t>Я хочу сказать, что жизнь — это не только борьба. Не забывайте об этом, пока боретесь.</w:t>
+      </w:r>
+    </w:p>
+    <w:p>
+      <w:pPr>
+        <w:spacing w:before="0" w:after="110" w:line="300" w:lineRule="auto"/>
+      </w:pPr>
+      <w:r>
+        <w:rPr>
+          <w:rFonts w:ascii="Times New Roman" w:hAnsi="Times New Roman" w:eastAsia="Malgun Gothic"/>
+          <w:b/>
+          <w:i w:val="0"/>
+          <w:sz w:val="22"/>
+        </w:rPr>
+        <w:t xml:space="preserve">Лёша: </w:t>
+      </w:r>
+      <w:r>
+        <w:rPr>
+          <w:rFonts w:ascii="Times New Roman" w:hAnsi="Times New Roman" w:eastAsia="Malgun Gothic"/>
+          <w:b w:val="0"/>
+          <w:i w:val="0"/>
+          <w:sz w:val="22"/>
+        </w:rPr>
+        <w:t>Вы говорите так, будто проверили это на себе.</w:t>
+      </w:r>
+    </w:p>
+    <w:p>
+      <w:pPr>
+        <w:spacing w:before="0" w:after="110" w:line="300" w:lineRule="auto"/>
+      </w:pPr>
+      <w:r>
+        <w:rPr>
+          <w:rFonts w:ascii="Times New Roman" w:hAnsi="Times New Roman" w:eastAsia="Malgun Gothic"/>
+          <w:b/>
+          <w:i w:val="0"/>
+          <w:sz w:val="22"/>
+        </w:rPr>
+        <w:t xml:space="preserve">Ольга: </w:t>
+      </w:r>
+      <w:r>
+        <w:rPr>
+          <w:rFonts w:ascii="Times New Roman" w:hAnsi="Times New Roman" w:eastAsia="Malgun Gothic"/>
+          <w:b w:val="0"/>
+          <w:i w:val="0"/>
+          <w:sz w:val="22"/>
+        </w:rPr>
+        <w:t>Я говорю как человек, который двадцать лет откладывал жизнь «на после победы». Победы бывают редко, Алексей. А жизнь идёт каждый день.</w:t>
       </w:r>
     </w:p>
     <w:p>
@@ -1695,7 +2389,7 @@
           <w:color w:val="1F3864"/>
           <w:sz w:val="26"/>
         </w:rPr>
-        <w:t>장면 6 — 다리야, 위험을 인지하며</w:t>
+        <w:t>장면 6 — 사무실, 카탸와 다리야</w:t>
       </w:r>
     </w:p>
     <w:p>
@@ -1709,7 +2403,7 @@
           <w:i w:val="0"/>
           <w:sz w:val="22"/>
         </w:rPr>
-        <w:t xml:space="preserve">Дарья: </w:t>
+        <w:t xml:space="preserve">Катя: </w:t>
       </w:r>
       <w:r>
         <w:rPr>
@@ -1718,7 +2412,7 @@
           <w:i w:val="0"/>
           <w:sz w:val="22"/>
         </w:rPr>
-        <w:t>Алексей, прежде чем мы… пойдём дальше, я должна кое-что сказать.</w:t>
+        <w:t>Дарья Игоревна, можно спросить? Как вы решились писать о смерти Быкова под своим именем? Вам же наверняка звонили.</w:t>
       </w:r>
     </w:p>
     <w:p>
@@ -1732,7 +2426,7 @@
           <w:i w:val="0"/>
           <w:sz w:val="22"/>
         </w:rPr>
-        <w:t xml:space="preserve">Лёша: </w:t>
+        <w:t xml:space="preserve">Дарья: </w:t>
       </w:r>
       <w:r>
         <w:rPr>
@@ -1741,7 +2435,7 @@
           <w:i w:val="0"/>
           <w:sz w:val="22"/>
         </w:rPr>
-        <w:t>Слушаю.</w:t>
+        <w:t>Звонили. Сначала вежливо, потом не очень. А однажды просто молчали в трубку — это хуже всего.</w:t>
       </w:r>
     </w:p>
     <w:p>
@@ -1755,7 +2449,7 @@
           <w:i w:val="0"/>
           <w:sz w:val="22"/>
         </w:rPr>
-        <w:t xml:space="preserve">Дарья: </w:t>
+        <w:t xml:space="preserve">Катя: </w:t>
       </w:r>
       <w:r>
         <w:rPr>
@@ -1764,7 +2458,7 @@
           <w:i w:val="0"/>
           <w:sz w:val="22"/>
         </w:rPr>
-        <w:t>Работа, которую я начинаю, может сделать меня мишенью. Больше, чем когда-либо. Если мы будем вместе, это может коснуться и вас.</w:t>
+        <w:t>И вы не испугались?</w:t>
       </w:r>
     </w:p>
     <w:p>
@@ -1778,7 +2472,7 @@
           <w:i w:val="0"/>
           <w:sz w:val="22"/>
         </w:rPr>
-        <w:t xml:space="preserve">Лёша: </w:t>
+        <w:t xml:space="preserve">Дарья: </w:t>
       </w:r>
       <w:r>
         <w:rPr>
@@ -1787,7 +2481,7 @@
           <w:i w:val="0"/>
           <w:sz w:val="22"/>
         </w:rPr>
-        <w:t>Дарья, я уже мишень. С того дня, как взялся за дело Сафроновой.</w:t>
+        <w:t>Испугалась. Просто к тому времени я уже знала, что страх не проходит. Он просто перестаёт решать за тебя.</w:t>
       </w:r>
     </w:p>
     <w:p>
@@ -1801,7 +2495,7 @@
           <w:i w:val="0"/>
           <w:sz w:val="22"/>
         </w:rPr>
-        <w:t xml:space="preserve">Дарья: </w:t>
+        <w:t xml:space="preserve">Катя: </w:t>
       </w:r>
       <w:r>
         <w:rPr>
@@ -1810,7 +2504,7 @@
           <w:i w:val="0"/>
           <w:sz w:val="22"/>
         </w:rPr>
-        <w:t>Знаю. Просто хочу, чтобы вы шли в это с открытыми глазами, а не вслепую.</w:t>
+        <w:t>Я иногда думаю, что не смогу так. Я смелая только в реестрах.</w:t>
       </w:r>
     </w:p>
     <w:p>
@@ -1824,7 +2518,7 @@
           <w:i w:val="0"/>
           <w:sz w:val="22"/>
         </w:rPr>
-        <w:t xml:space="preserve">Лёша: </w:t>
+        <w:t xml:space="preserve">Дарья: </w:t>
       </w:r>
       <w:r>
         <w:rPr>
@@ -1833,7 +2527,7 @@
           <w:i w:val="0"/>
           <w:sz w:val="22"/>
         </w:rPr>
-        <w:t>Я иду с открытыми глазами. И всё равно хочу быть с вами.</w:t>
+        <w:t>В реестрах смелость и начинается, Катя. Большинство людей даже не открывают их — боятся того, что найдут.</w:t>
       </w:r>
     </w:p>
     <w:p>
@@ -1847,7 +2541,7 @@
           <w:i w:val="0"/>
           <w:sz w:val="22"/>
         </w:rPr>
-        <w:t xml:space="preserve">Дарья: </w:t>
+        <w:t xml:space="preserve">Катя: </w:t>
       </w:r>
       <w:r>
         <w:rPr>
@@ -1857,7 +2551,7 @@
           <w:color w:val="555555"/>
           <w:sz w:val="22"/>
         </w:rPr>
-        <w:t>(улыбается — впервые без тени настороженности)</w:t>
+        <w:t>(тихо)</w:t>
       </w:r>
       <w:r>
         <w:rPr>
@@ -1866,7 +2560,7 @@
           <w:i w:val="0"/>
           <w:sz w:val="22"/>
         </w:rPr>
-        <w:t xml:space="preserve"> Тогда, наверное, мы оба немного безумны.</w:t>
+        <w:t xml:space="preserve"> А Алексей Николаевич? Он тоже боится?</w:t>
       </w:r>
     </w:p>
     <w:p>
@@ -1880,7 +2574,17 @@
           <w:i w:val="0"/>
           <w:sz w:val="22"/>
         </w:rPr>
-        <w:t xml:space="preserve">Лёша: </w:t>
+        <w:t xml:space="preserve">Дарья: </w:t>
+      </w:r>
+      <w:r>
+        <w:rPr>
+          <w:rFonts w:ascii="Times New Roman" w:hAnsi="Times New Roman" w:eastAsia="Malgun Gothic"/>
+          <w:b w:val="0"/>
+          <w:i/>
+          <w:color w:val="555555"/>
+          <w:sz w:val="22"/>
+        </w:rPr>
+        <w:t>(смотрит в сторону кабинета)</w:t>
       </w:r>
       <w:r>
         <w:rPr>
@@ -1889,7 +2593,63 @@
           <w:i w:val="0"/>
           <w:sz w:val="22"/>
         </w:rPr>
-        <w:t>Может быть. Но, кажется, это тоже часть того, ради чего стоит бороться.</w:t>
+        <w:t xml:space="preserve"> Больше, чем показывает. Меньше, чем думает сам.</w:t>
+      </w:r>
+    </w:p>
+    <w:p>
+      <w:pPr>
+        <w:spacing w:before="0" w:after="110" w:line="300" w:lineRule="auto"/>
+      </w:pPr>
+      <w:r>
+        <w:rPr>
+          <w:rFonts w:ascii="Times New Roman" w:hAnsi="Times New Roman" w:eastAsia="Malgun Gothic"/>
+          <w:b/>
+          <w:i w:val="0"/>
+          <w:sz w:val="22"/>
+        </w:rPr>
+        <w:t xml:space="preserve">Катя: </w:t>
+      </w:r>
+      <w:r>
+        <w:rPr>
+          <w:rFonts w:ascii="Times New Roman" w:hAnsi="Times New Roman" w:eastAsia="Malgun Gothic"/>
+          <w:b w:val="0"/>
+          <w:i w:val="0"/>
+          <w:sz w:val="22"/>
+        </w:rPr>
+        <w:t>Вы ему так и скажите.</w:t>
+      </w:r>
+    </w:p>
+    <w:p>
+      <w:pPr>
+        <w:spacing w:before="0" w:after="110" w:line="300" w:lineRule="auto"/>
+      </w:pPr>
+      <w:r>
+        <w:rPr>
+          <w:rFonts w:ascii="Times New Roman" w:hAnsi="Times New Roman" w:eastAsia="Malgun Gothic"/>
+          <w:b/>
+          <w:i w:val="0"/>
+          <w:sz w:val="22"/>
+        </w:rPr>
+        <w:t xml:space="preserve">Дарья: </w:t>
+      </w:r>
+      <w:r>
+        <w:rPr>
+          <w:rFonts w:ascii="Times New Roman" w:hAnsi="Times New Roman" w:eastAsia="Malgun Gothic"/>
+          <w:b w:val="0"/>
+          <w:i/>
+          <w:color w:val="555555"/>
+          <w:sz w:val="22"/>
+        </w:rPr>
+        <w:t>(улыбается)</w:t>
+      </w:r>
+      <w:r>
+        <w:rPr>
+          <w:rFonts w:ascii="Times New Roman" w:hAnsi="Times New Roman" w:eastAsia="Malgun Gothic"/>
+          <w:b w:val="0"/>
+          <w:i w:val="0"/>
+          <w:sz w:val="22"/>
+        </w:rPr>
+        <w:t xml:space="preserve"> Ему — пока нет. Вам — по секрету. Где ваша таблица с цветами?</w:t>
       </w:r>
     </w:p>
     <w:p>
@@ -1905,7 +2665,7 @@
           <w:color w:val="1F3864"/>
           <w:sz w:val="26"/>
         </w:rPr>
-        <w:t>장면 7 — 역, 새로운 단계</w:t>
+        <w:t>장면 7 — 다리야, 위험을 인지하며</w:t>
       </w:r>
     </w:p>
     <w:p>
@@ -1928,7 +2688,7 @@
           <w:i w:val="0"/>
           <w:sz w:val="22"/>
         </w:rPr>
-        <w:t>Я возвращаюсь в Новокруцк — нужно проверить источники на месте. Но буду на связи.</w:t>
+        <w:t>Алексей, прежде чем мы… пойдём дальше, я должна кое-что сказать.</w:t>
       </w:r>
     </w:p>
     <w:p>
@@ -1951,7 +2711,7 @@
           <w:i w:val="0"/>
           <w:sz w:val="22"/>
         </w:rPr>
-        <w:t>Постоянно?</w:t>
+        <w:t>Слушаю.</w:t>
       </w:r>
     </w:p>
     <w:p>
@@ -1974,7 +2734,7 @@
           <w:i w:val="0"/>
           <w:sz w:val="22"/>
         </w:rPr>
-        <w:t>Постоянно. И, Алексей… спасибо, что не побоялись спросить в кафе. Обычно люди слишком боятся всё испортить и молчат до последнего.</w:t>
+        <w:t>Работа, которую я начинаю, может сделать меня мишенью. Больше, чем когда-либо. Если мы будем вместе, это может коснуться и вас.</w:t>
       </w:r>
     </w:p>
     <w:p>
@@ -1997,7 +2757,7 @@
           <w:i w:val="0"/>
           <w:sz w:val="22"/>
         </w:rPr>
-        <w:t>Я тоже боялся. Но вы правы — не всё стоит выражать словами. Иногда достаточно просто не отпускать руку.</w:t>
+        <w:t>Дарья, я уже мишень. С того дня, как взялся за дело Сафроновой.</w:t>
       </w:r>
     </w:p>
     <w:p>
@@ -2020,7 +2780,7 @@
           <w:i w:val="0"/>
           <w:sz w:val="22"/>
         </w:rPr>
-        <w:t>Тютчев бы с вами согласился. «Мысль изречённая есть ложь».</w:t>
+        <w:t>Знаю. Просто хочу, чтобы вы шли в это с открытыми глазами, а не вслепую.</w:t>
       </w:r>
     </w:p>
     <w:p>
@@ -2043,7 +2803,67 @@
           <w:i w:val="0"/>
           <w:sz w:val="22"/>
         </w:rPr>
-        <w:t xml:space="preserve">Тогда я лучше помолчу. </w:t>
+        <w:t>Я иду с открытыми глазами. И всё равно хочу быть с вами.</w:t>
+      </w:r>
+    </w:p>
+    <w:p>
+      <w:pPr>
+        <w:spacing w:before="0" w:after="110" w:line="300" w:lineRule="auto"/>
+      </w:pPr>
+      <w:r>
+        <w:rPr>
+          <w:rFonts w:ascii="Times New Roman" w:hAnsi="Times New Roman" w:eastAsia="Malgun Gothic"/>
+          <w:b/>
+          <w:i w:val="0"/>
+          <w:sz w:val="22"/>
+        </w:rPr>
+        <w:t xml:space="preserve">Дарья: </w:t>
+      </w:r>
+      <w:r>
+        <w:rPr>
+          <w:rFonts w:ascii="Times New Roman" w:hAnsi="Times New Roman" w:eastAsia="Malgun Gothic"/>
+          <w:b w:val="0"/>
+          <w:i w:val="0"/>
+          <w:sz w:val="22"/>
+        </w:rPr>
+        <w:t>Вы не понимаете. Если за мной придут, первыми будут смотреть, с кем я ужинаю. Ваше имя окажется в чужих папках.</w:t>
+      </w:r>
+    </w:p>
+    <w:p>
+      <w:pPr>
+        <w:spacing w:before="0" w:after="110" w:line="300" w:lineRule="auto"/>
+      </w:pPr>
+      <w:r>
+        <w:rPr>
+          <w:rFonts w:ascii="Times New Roman" w:hAnsi="Times New Roman" w:eastAsia="Malgun Gothic"/>
+          <w:b/>
+          <w:i w:val="0"/>
+          <w:sz w:val="22"/>
+        </w:rPr>
+        <w:t xml:space="preserve">Лёша: </w:t>
+      </w:r>
+      <w:r>
+        <w:rPr>
+          <w:rFonts w:ascii="Times New Roman" w:hAnsi="Times New Roman" w:eastAsia="Malgun Gothic"/>
+          <w:b w:val="0"/>
+          <w:i w:val="0"/>
+          <w:sz w:val="22"/>
+        </w:rPr>
+        <w:t>Оно там давно, Дарья. С дела Быкова. Одной папкой больше.</w:t>
+      </w:r>
+    </w:p>
+    <w:p>
+      <w:pPr>
+        <w:spacing w:before="0" w:after="110" w:line="300" w:lineRule="auto"/>
+      </w:pPr>
+      <w:r>
+        <w:rPr>
+          <w:rFonts w:ascii="Times New Roman" w:hAnsi="Times New Roman" w:eastAsia="Malgun Gothic"/>
+          <w:b/>
+          <w:i w:val="0"/>
+          <w:sz w:val="22"/>
+        </w:rPr>
+        <w:t xml:space="preserve">Дарья: </w:t>
       </w:r>
       <w:r>
         <w:rPr>
@@ -2053,7 +2873,16 @@
           <w:color w:val="555555"/>
           <w:sz w:val="22"/>
         </w:rPr>
-        <w:t>(не отпускает её руку до самого вагона)</w:t>
+        <w:t>(улыбается — впервые без тени настороженности)</w:t>
+      </w:r>
+      <w:r>
+        <w:rPr>
+          <w:rFonts w:ascii="Times New Roman" w:hAnsi="Times New Roman" w:eastAsia="Malgun Gothic"/>
+          <w:b w:val="0"/>
+          <w:i w:val="0"/>
+          <w:sz w:val="22"/>
+        </w:rPr>
+        <w:t xml:space="preserve"> Тогда, наверное, мы оба немного безумны.</w:t>
       </w:r>
     </w:p>
     <w:p>
@@ -2067,17 +2896,7 @@
           <w:i w:val="0"/>
           <w:sz w:val="22"/>
         </w:rPr>
-        <w:t xml:space="preserve">Дарья: </w:t>
-      </w:r>
-      <w:r>
-        <w:rPr>
-          <w:rFonts w:ascii="Times New Roman" w:hAnsi="Times New Roman" w:eastAsia="Malgun Gothic"/>
-          <w:b w:val="0"/>
-          <w:i/>
-          <w:color w:val="555555"/>
-          <w:sz w:val="22"/>
-        </w:rPr>
-        <w:t>(сжимает его руку)</w:t>
+        <w:t xml:space="preserve">Лёша: </w:t>
       </w:r>
       <w:r>
         <w:rPr>
@@ -2086,30 +2905,7 @@
           <w:i w:val="0"/>
           <w:sz w:val="22"/>
         </w:rPr>
-        <w:t xml:space="preserve"> Договорились. До связи, Алексей Николаевич.</w:t>
-      </w:r>
-    </w:p>
-    <w:p>
-      <w:pPr>
-        <w:spacing w:before="0" w:after="110" w:line="300" w:lineRule="auto"/>
-      </w:pPr>
-      <w:r>
-        <w:rPr>
-          <w:rFonts w:ascii="Times New Roman" w:hAnsi="Times New Roman" w:eastAsia="Malgun Gothic"/>
-          <w:b/>
-          <w:i w:val="0"/>
-          <w:sz w:val="22"/>
-        </w:rPr>
-        <w:t xml:space="preserve">Лёша: </w:t>
-      </w:r>
-      <w:r>
-        <w:rPr>
-          <w:rFonts w:ascii="Times New Roman" w:hAnsi="Times New Roman" w:eastAsia="Malgun Gothic"/>
-          <w:b w:val="0"/>
-          <w:i w:val="0"/>
-          <w:sz w:val="22"/>
-        </w:rPr>
-        <w:t>До связи, Дарья Игоревна.</w:t>
+        <w:t>Может быть. Но, кажется, это тоже часть того, ради чего стоит бороться.</w:t>
       </w:r>
     </w:p>
     <w:p>
@@ -2125,12 +2921,12 @@
           <w:color w:val="1F3864"/>
           <w:sz w:val="26"/>
         </w:rPr>
-        <w:t>핵심 문학 인용</w:t>
+        <w:t>장면 8 — 역, 새로운 단계</w:t>
       </w:r>
     </w:p>
     <w:p>
       <w:pPr>
-        <w:spacing w:before="0" w:after="120"/>
+        <w:spacing w:before="0" w:after="110" w:line="300" w:lineRule="auto"/>
       </w:pPr>
       <w:r>
         <w:rPr>
@@ -2139,7 +2935,7 @@
           <w:i w:val="0"/>
           <w:sz w:val="22"/>
         </w:rPr>
-        <w:t>Фёдор Тютчев, «Silentium!» (лирическое стихотворение): «Мысль изречённая есть ложь»</w:t>
+        <w:t xml:space="preserve">Дарья: </w:t>
       </w:r>
       <w:r>
         <w:rPr>
@@ -2148,7 +2944,394 @@
           <w:i w:val="0"/>
           <w:sz w:val="22"/>
         </w:rPr>
-        <w:t xml:space="preserve"> — 한국어 해설: 카페에서 "대답하지 말고 그냥 손을 잡자"던 다리야가 역 이별 장면에서 이 구절로 료샤의 "모든 것을 말로 할 필요는 없다"에 답한다. 말보다 행동으로 확인하는 두 사람의 관계가 시작되는 순간이다 (장면 7).</w:t>
+        <w:t>Я возвращаюсь в Новокруцк — нужно проверить источники на месте. Но буду на связи.</w:t>
+      </w:r>
+    </w:p>
+    <w:p>
+      <w:pPr>
+        <w:spacing w:before="0" w:after="110" w:line="300" w:lineRule="auto"/>
+      </w:pPr>
+      <w:r>
+        <w:rPr>
+          <w:rFonts w:ascii="Times New Roman" w:hAnsi="Times New Roman" w:eastAsia="Malgun Gothic"/>
+          <w:b/>
+          <w:i w:val="0"/>
+          <w:sz w:val="22"/>
+        </w:rPr>
+        <w:t xml:space="preserve">Лёша: </w:t>
+      </w:r>
+      <w:r>
+        <w:rPr>
+          <w:rFonts w:ascii="Times New Roman" w:hAnsi="Times New Roman" w:eastAsia="Malgun Gothic"/>
+          <w:b w:val="0"/>
+          <w:i w:val="0"/>
+          <w:sz w:val="22"/>
+        </w:rPr>
+        <w:t>Надолго?</w:t>
+      </w:r>
+    </w:p>
+    <w:p>
+      <w:pPr>
+        <w:spacing w:before="0" w:after="110" w:line="300" w:lineRule="auto"/>
+      </w:pPr>
+      <w:r>
+        <w:rPr>
+          <w:rFonts w:ascii="Times New Roman" w:hAnsi="Times New Roman" w:eastAsia="Malgun Gothic"/>
+          <w:b/>
+          <w:i w:val="0"/>
+          <w:sz w:val="22"/>
+        </w:rPr>
+        <w:t xml:space="preserve">Дарья: </w:t>
+      </w:r>
+      <w:r>
+        <w:rPr>
+          <w:rFonts w:ascii="Times New Roman" w:hAnsi="Times New Roman" w:eastAsia="Malgun Gothic"/>
+          <w:b w:val="0"/>
+          <w:i w:val="0"/>
+          <w:sz w:val="22"/>
+        </w:rPr>
+        <w:t>Недели на три. Потом опять сюда — сверять цифры с Катей. Она пообещала, что к тому времени таблица станет «произведением искусства».</w:t>
+      </w:r>
+    </w:p>
+    <w:p>
+      <w:pPr>
+        <w:spacing w:before="0" w:after="110" w:line="300" w:lineRule="auto"/>
+      </w:pPr>
+      <w:r>
+        <w:rPr>
+          <w:rFonts w:ascii="Times New Roman" w:hAnsi="Times New Roman" w:eastAsia="Malgun Gothic"/>
+          <w:b/>
+          <w:i w:val="0"/>
+          <w:sz w:val="22"/>
+        </w:rPr>
+        <w:t xml:space="preserve">Лёша: </w:t>
+      </w:r>
+      <w:r>
+        <w:rPr>
+          <w:rFonts w:ascii="Times New Roman" w:hAnsi="Times New Roman" w:eastAsia="Malgun Gothic"/>
+          <w:b w:val="0"/>
+          <w:i w:val="0"/>
+          <w:sz w:val="22"/>
+        </w:rPr>
+        <w:t>Она сдержит слово. Она всегда сдерживает.</w:t>
+      </w:r>
+    </w:p>
+    <w:p>
+      <w:pPr>
+        <w:spacing w:before="0" w:after="110" w:line="300" w:lineRule="auto"/>
+      </w:pPr>
+      <w:r>
+        <w:rPr>
+          <w:rFonts w:ascii="Times New Roman" w:hAnsi="Times New Roman" w:eastAsia="Malgun Gothic"/>
+          <w:b/>
+          <w:i w:val="0"/>
+          <w:sz w:val="22"/>
+        </w:rPr>
+        <w:t xml:space="preserve">Дарья: </w:t>
+      </w:r>
+      <w:r>
+        <w:rPr>
+          <w:rFonts w:ascii="Times New Roman" w:hAnsi="Times New Roman" w:eastAsia="Malgun Gothic"/>
+          <w:b w:val="0"/>
+          <w:i w:val="0"/>
+          <w:sz w:val="22"/>
+        </w:rPr>
+        <w:t>Берегите её. Таких, как она, система любит ломать первыми.</w:t>
+      </w:r>
+    </w:p>
+    <w:p>
+      <w:pPr>
+        <w:spacing w:before="0" w:after="110" w:line="300" w:lineRule="auto"/>
+      </w:pPr>
+      <w:r>
+        <w:rPr>
+          <w:rFonts w:ascii="Times New Roman" w:hAnsi="Times New Roman" w:eastAsia="Malgun Gothic"/>
+          <w:b/>
+          <w:i w:val="0"/>
+          <w:sz w:val="22"/>
+        </w:rPr>
+        <w:t xml:space="preserve">Лёша: </w:t>
+      </w:r>
+      <w:r>
+        <w:rPr>
+          <w:rFonts w:ascii="Times New Roman" w:hAnsi="Times New Roman" w:eastAsia="Malgun Gothic"/>
+          <w:b w:val="0"/>
+          <w:i w:val="0"/>
+          <w:sz w:val="22"/>
+        </w:rPr>
+        <w:t xml:space="preserve">Знаю. Поэтому пока и не пускаю её дальше реестров. </w:t>
+      </w:r>
+      <w:r>
+        <w:rPr>
+          <w:rFonts w:ascii="Times New Roman" w:hAnsi="Times New Roman" w:eastAsia="Malgun Gothic"/>
+          <w:b w:val="0"/>
+          <w:i/>
+          <w:color w:val="555555"/>
+          <w:sz w:val="22"/>
+        </w:rPr>
+        <w:t>(пауза)</w:t>
+      </w:r>
+      <w:r>
+        <w:rPr>
+          <w:rFonts w:ascii="Times New Roman" w:hAnsi="Times New Roman" w:eastAsia="Malgun Gothic"/>
+          <w:b w:val="0"/>
+          <w:i w:val="0"/>
+          <w:sz w:val="22"/>
+        </w:rPr>
+        <w:t xml:space="preserve"> А на связи — постоянно?</w:t>
+      </w:r>
+    </w:p>
+    <w:p>
+      <w:pPr>
+        <w:spacing w:before="0" w:after="110" w:line="300" w:lineRule="auto"/>
+      </w:pPr>
+      <w:r>
+        <w:rPr>
+          <w:rFonts w:ascii="Times New Roman" w:hAnsi="Times New Roman" w:eastAsia="Malgun Gothic"/>
+          <w:b/>
+          <w:i w:val="0"/>
+          <w:sz w:val="22"/>
+        </w:rPr>
+        <w:t xml:space="preserve">Дарья: </w:t>
+      </w:r>
+      <w:r>
+        <w:rPr>
+          <w:rFonts w:ascii="Times New Roman" w:hAnsi="Times New Roman" w:eastAsia="Malgun Gothic"/>
+          <w:b w:val="0"/>
+          <w:i w:val="0"/>
+          <w:sz w:val="22"/>
+        </w:rPr>
+        <w:t>Постоянно. И, Алексей… спасибо, что не побоялись спросить в кафе. Обычно люди слишком боятся всё испортить и молчат до последнего.</w:t>
+      </w:r>
+    </w:p>
+    <w:p>
+      <w:pPr>
+        <w:spacing w:before="0" w:after="110" w:line="300" w:lineRule="auto"/>
+      </w:pPr>
+      <w:r>
+        <w:rPr>
+          <w:rFonts w:ascii="Times New Roman" w:hAnsi="Times New Roman" w:eastAsia="Malgun Gothic"/>
+          <w:b/>
+          <w:i w:val="0"/>
+          <w:sz w:val="22"/>
+        </w:rPr>
+        <w:t xml:space="preserve">Лёша: </w:t>
+      </w:r>
+      <w:r>
+        <w:rPr>
+          <w:rFonts w:ascii="Times New Roman" w:hAnsi="Times New Roman" w:eastAsia="Malgun Gothic"/>
+          <w:b w:val="0"/>
+          <w:i w:val="0"/>
+          <w:sz w:val="22"/>
+        </w:rPr>
+        <w:t>Я тоже боялся. Но вы правы — не всё стоит выражать словами. Иногда достаточно просто не отпускать руку.</w:t>
+      </w:r>
+    </w:p>
+    <w:p>
+      <w:pPr>
+        <w:spacing w:before="0" w:after="110" w:line="300" w:lineRule="auto"/>
+      </w:pPr>
+      <w:r>
+        <w:rPr>
+          <w:rFonts w:ascii="Times New Roman" w:hAnsi="Times New Roman" w:eastAsia="Malgun Gothic"/>
+          <w:b/>
+          <w:i w:val="0"/>
+          <w:sz w:val="22"/>
+        </w:rPr>
+        <w:t xml:space="preserve">Дарья: </w:t>
+      </w:r>
+      <w:r>
+        <w:rPr>
+          <w:rFonts w:ascii="Times New Roman" w:hAnsi="Times New Roman" w:eastAsia="Malgun Gothic"/>
+          <w:b w:val="0"/>
+          <w:i/>
+          <w:color w:val="555555"/>
+          <w:sz w:val="22"/>
+        </w:rPr>
+        <w:t>(сквозь шум вокзала)</w:t>
+      </w:r>
+      <w:r>
+        <w:rPr>
+          <w:rFonts w:ascii="Times New Roman" w:hAnsi="Times New Roman" w:eastAsia="Malgun Gothic"/>
+          <w:b w:val="0"/>
+          <w:i w:val="0"/>
+          <w:sz w:val="22"/>
+        </w:rPr>
+        <w:t xml:space="preserve"> Вы вообще-то сейчас сказали целую речь о том, что не нужно слов.</w:t>
+      </w:r>
+    </w:p>
+    <w:p>
+      <w:pPr>
+        <w:spacing w:before="0" w:after="110" w:line="300" w:lineRule="auto"/>
+      </w:pPr>
+      <w:r>
+        <w:rPr>
+          <w:rFonts w:ascii="Times New Roman" w:hAnsi="Times New Roman" w:eastAsia="Malgun Gothic"/>
+          <w:b/>
+          <w:i w:val="0"/>
+          <w:sz w:val="22"/>
+        </w:rPr>
+        <w:t xml:space="preserve">Лёша: </w:t>
+      </w:r>
+      <w:r>
+        <w:rPr>
+          <w:rFonts w:ascii="Times New Roman" w:hAnsi="Times New Roman" w:eastAsia="Malgun Gothic"/>
+          <w:b w:val="0"/>
+          <w:i w:val="0"/>
+          <w:sz w:val="22"/>
+        </w:rPr>
+        <w:t>Я юрист. Мы и о молчании говорим подробно.</w:t>
+      </w:r>
+    </w:p>
+    <w:p>
+      <w:pPr>
+        <w:spacing w:before="0" w:after="110" w:line="300" w:lineRule="auto"/>
+      </w:pPr>
+      <w:r>
+        <w:rPr>
+          <w:rFonts w:ascii="Times New Roman" w:hAnsi="Times New Roman" w:eastAsia="Malgun Gothic"/>
+          <w:b/>
+          <w:i w:val="0"/>
+          <w:sz w:val="22"/>
+        </w:rPr>
+        <w:t xml:space="preserve">Дарья: </w:t>
+      </w:r>
+      <w:r>
+        <w:rPr>
+          <w:rFonts w:ascii="Times New Roman" w:hAnsi="Times New Roman" w:eastAsia="Malgun Gothic"/>
+          <w:b w:val="0"/>
+          <w:i w:val="0"/>
+          <w:sz w:val="22"/>
+        </w:rPr>
+        <w:t>Тютчев бы с вами согласился. «Мысль изречённая есть ложь».</w:t>
+      </w:r>
+    </w:p>
+    <w:p>
+      <w:pPr>
+        <w:spacing w:before="0" w:after="110" w:line="300" w:lineRule="auto"/>
+      </w:pPr>
+      <w:r>
+        <w:rPr>
+          <w:rFonts w:ascii="Times New Roman" w:hAnsi="Times New Roman" w:eastAsia="Malgun Gothic"/>
+          <w:b/>
+          <w:i w:val="0"/>
+          <w:sz w:val="22"/>
+        </w:rPr>
+        <w:t xml:space="preserve">Лёша: </w:t>
+      </w:r>
+      <w:r>
+        <w:rPr>
+          <w:rFonts w:ascii="Times New Roman" w:hAnsi="Times New Roman" w:eastAsia="Malgun Gothic"/>
+          <w:b w:val="0"/>
+          <w:i w:val="0"/>
+          <w:sz w:val="22"/>
+        </w:rPr>
+        <w:t xml:space="preserve">Тогда я лучше помолчу. </w:t>
+      </w:r>
+      <w:r>
+        <w:rPr>
+          <w:rFonts w:ascii="Times New Roman" w:hAnsi="Times New Roman" w:eastAsia="Malgun Gothic"/>
+          <w:b w:val="0"/>
+          <w:i/>
+          <w:color w:val="555555"/>
+          <w:sz w:val="22"/>
+        </w:rPr>
+        <w:t>(не отпускает её руку до самого вагона)</w:t>
+      </w:r>
+    </w:p>
+    <w:p>
+      <w:pPr>
+        <w:spacing w:before="0" w:after="110" w:line="300" w:lineRule="auto"/>
+      </w:pPr>
+      <w:r>
+        <w:rPr>
+          <w:rFonts w:ascii="Times New Roman" w:hAnsi="Times New Roman" w:eastAsia="Malgun Gothic"/>
+          <w:b/>
+          <w:i w:val="0"/>
+          <w:sz w:val="22"/>
+        </w:rPr>
+        <w:t xml:space="preserve">Дарья: </w:t>
+      </w:r>
+      <w:r>
+        <w:rPr>
+          <w:rFonts w:ascii="Times New Roman" w:hAnsi="Times New Roman" w:eastAsia="Malgun Gothic"/>
+          <w:b w:val="0"/>
+          <w:i/>
+          <w:color w:val="555555"/>
+          <w:sz w:val="22"/>
+        </w:rPr>
+        <w:t>(сжимает его руку)</w:t>
+      </w:r>
+      <w:r>
+        <w:rPr>
+          <w:rFonts w:ascii="Times New Roman" w:hAnsi="Times New Roman" w:eastAsia="Malgun Gothic"/>
+          <w:b w:val="0"/>
+          <w:i w:val="0"/>
+          <w:sz w:val="22"/>
+        </w:rPr>
+        <w:t xml:space="preserve"> Договорились. До связи, Алексей Николаевич.</w:t>
+      </w:r>
+    </w:p>
+    <w:p>
+      <w:pPr>
+        <w:spacing w:before="0" w:after="110" w:line="300" w:lineRule="auto"/>
+      </w:pPr>
+      <w:r>
+        <w:rPr>
+          <w:rFonts w:ascii="Times New Roman" w:hAnsi="Times New Roman" w:eastAsia="Malgun Gothic"/>
+          <w:b/>
+          <w:i w:val="0"/>
+          <w:sz w:val="22"/>
+        </w:rPr>
+        <w:t xml:space="preserve">Лёша: </w:t>
+      </w:r>
+      <w:r>
+        <w:rPr>
+          <w:rFonts w:ascii="Times New Roman" w:hAnsi="Times New Roman" w:eastAsia="Malgun Gothic"/>
+          <w:b w:val="0"/>
+          <w:i w:val="0"/>
+          <w:sz w:val="22"/>
+        </w:rPr>
+        <w:t>До связи, Дарья Игоревна.</w:t>
+      </w:r>
+    </w:p>
+    <w:p>
+      <w:pPr>
+        <w:keepNext/>
+        <w:spacing w:before="320" w:after="140"/>
+      </w:pPr>
+      <w:r>
+        <w:rPr>
+          <w:rFonts w:ascii="Times New Roman" w:hAnsi="Times New Roman" w:eastAsia="Malgun Gothic"/>
+          <w:b/>
+          <w:i w:val="0"/>
+          <w:color w:val="1F3864"/>
+          <w:sz w:val="26"/>
+        </w:rPr>
+        <w:t>핵심 문학 인용</w:t>
+      </w:r>
+    </w:p>
+    <w:p>
+      <w:pPr>
+        <w:spacing w:before="0" w:after="120"/>
+      </w:pPr>
+      <w:r>
+        <w:rPr>
+          <w:rFonts w:ascii="Times New Roman" w:hAnsi="Times New Roman" w:eastAsia="Malgun Gothic"/>
+          <w:b/>
+          <w:i w:val="0"/>
+          <w:sz w:val="22"/>
+        </w:rPr>
+        <w:t>Фёдор Тютчев, «Silentium!» (лирическое стихотворение): «Мысль изречённая есть ложь»</w:t>
+      </w:r>
+      <w:r>
+        <w:rPr>
+          <w:rFonts w:ascii="Times New Roman" w:hAnsi="Times New Roman" w:eastAsia="Malgun Gothic"/>
+          <w:b w:val="0"/>
+          <w:i w:val="0"/>
+          <w:sz w:val="22"/>
+        </w:rPr>
+        <w:t xml:space="preserve"> — 한국어 해설: 카페에서 "대답하지 말고 그냥 손을 잡자"던 다리야가 역 이별 장면에서 이 구절로 료샤의 "모든 것을 말로 할 필요는 없다"에 답한다. 말보다 행동으로 확인하는 두 사람의 관계가 시작되는 순간이다 (장면 8).</w:t>
       </w:r>
     </w:p>
     <w:p>

--- a/러시아 인권변호사/2부/2부_3화_다리야의_특종.docx
+++ b/러시아 인권변호사/2부/2부_3화_다리야의_특종.docx
@@ -2281,7 +2281,7 @@
           <w:i w:val="0"/>
           <w:sz w:val="22"/>
         </w:rPr>
-        <w:t>Опасно. Но если избегать всего опасного, в жизни не останется ничего, кроме работы. Виктор Петрович так и жил — только работа. И умер почти один, если не считать нас с Зоей Петровной.</w:t>
+        <w:t>Опасно. Но если избегать всего опасного, в жизни не останется ничего, кроме работы. Виктор Петрович так и жил — только работа. И умер почти один, если не считать вас с Зоей Петровной.</w:t>
       </w:r>
     </w:p>
     <w:p>

--- a/러시아 인권변호사/2부/2부_3화_다리야의_특종.docx
+++ b/러시아 인권변호사/2부/2부_3화_다리야의_특종.docx
@@ -36,7 +36,7 @@
           <w:i w:val="0"/>
           <w:sz w:val="22"/>
         </w:rPr>
-        <w:t>알렉세이 “료샤” 오를로프(«스베트» 대표) / 다리야 이고레브나 볼코바(«Сибирский наблюдатель» 기자) / 올가 네스테로바(«스베트» 공동 설립자) / 카탸 리시나(자원활동가)</w:t>
+        <w:t>알렉세이 “료샤” 오를로프(«스베트» 대표) / 다리야 이고레브나 볼코바(«Сибирский наблюдатель» 기자) / 올가 네스테로바(«스베트» 공동 설립자) / 카탸 리시나(자원활동가) / 카페 종업원(단역)</w:t>
       </w:r>
     </w:p>
     <w:p>
@@ -1756,99 +1756,12 @@
       <w:r>
         <w:rPr>
           <w:rFonts w:ascii="Times New Roman" w:hAnsi="Times New Roman" w:eastAsia="Malgun Gothic"/>
-          <w:b/>
-          <w:i w:val="0"/>
-          <w:sz w:val="22"/>
-        </w:rPr>
-        <w:t xml:space="preserve">Дарья: </w:t>
-      </w:r>
-      <w:r>
-        <w:rPr>
-          <w:rFonts w:ascii="Times New Roman" w:hAnsi="Times New Roman" w:eastAsia="Malgun Gothic"/>
-          <w:b w:val="0"/>
-          <w:i w:val="0"/>
-          <w:sz w:val="22"/>
-        </w:rPr>
-        <w:t>Знаете, Алексей, мне редко бывает так… спокойно с кем-то. Обычно вокруг меня либо источники, которые чего-то хотят, либо коллеги, которые соревнуются.</w:t>
-      </w:r>
-    </w:p>
-    <w:p>
-      <w:pPr>
-        <w:spacing w:before="0" w:after="110" w:line="300" w:lineRule="auto"/>
-      </w:pPr>
-      <w:r>
-        <w:rPr>
-          <w:rFonts w:ascii="Times New Roman" w:hAnsi="Times New Roman" w:eastAsia="Malgun Gothic"/>
-          <w:b/>
-          <w:i w:val="0"/>
-          <w:sz w:val="22"/>
-        </w:rPr>
-        <w:t xml:space="preserve">Лёша: </w:t>
-      </w:r>
-      <w:r>
-        <w:rPr>
-          <w:rFonts w:ascii="Times New Roman" w:hAnsi="Times New Roman" w:eastAsia="Malgun Gothic"/>
-          <w:b w:val="0"/>
-          <w:i w:val="0"/>
-          <w:sz w:val="22"/>
-        </w:rPr>
-        <w:t>А со мной?</w:t>
-      </w:r>
-    </w:p>
-    <w:p>
-      <w:pPr>
-        <w:spacing w:before="0" w:after="110" w:line="300" w:lineRule="auto"/>
-      </w:pPr>
-      <w:r>
-        <w:rPr>
-          <w:rFonts w:ascii="Times New Roman" w:hAnsi="Times New Roman" w:eastAsia="Malgun Gothic"/>
-          <w:b/>
-          <w:i w:val="0"/>
-          <w:sz w:val="22"/>
-        </w:rPr>
-        <w:t xml:space="preserve">Дарья: </w:t>
-      </w:r>
-      <w:r>
-        <w:rPr>
-          <w:rFonts w:ascii="Times New Roman" w:hAnsi="Times New Roman" w:eastAsia="Malgun Gothic"/>
-          <w:b w:val="0"/>
-          <w:i w:val="0"/>
-          <w:sz w:val="22"/>
-        </w:rPr>
-        <w:t>А с вами — просто спокойно. Странное чувство для человека, который зарабатывает на жизнь погоней за коррумпированными чиновниками.</w:t>
-      </w:r>
-    </w:p>
-    <w:p>
-      <w:pPr>
-        <w:spacing w:before="0" w:after="110" w:line="300" w:lineRule="auto"/>
-      </w:pPr>
-      <w:r>
-        <w:rPr>
-          <w:rFonts w:ascii="Times New Roman" w:hAnsi="Times New Roman" w:eastAsia="Malgun Gothic"/>
-          <w:b/>
-          <w:i w:val="0"/>
-          <w:sz w:val="22"/>
-        </w:rPr>
-        <w:t xml:space="preserve">Лёша: </w:t>
-      </w:r>
-      <w:r>
-        <w:rPr>
-          <w:rFonts w:ascii="Times New Roman" w:hAnsi="Times New Roman" w:eastAsia="Malgun Gothic"/>
           <w:b w:val="0"/>
           <w:i/>
           <w:color w:val="555555"/>
           <w:sz w:val="22"/>
         </w:rPr>
-        <w:t>(пауза, серьёзнее)</w:t>
-      </w:r>
-      <w:r>
-        <w:rPr>
-          <w:rFonts w:ascii="Times New Roman" w:hAnsi="Times New Roman" w:eastAsia="Malgun Gothic"/>
-          <w:b w:val="0"/>
-          <w:i w:val="0"/>
-          <w:sz w:val="22"/>
-        </w:rPr>
-        <w:t xml:space="preserve"> Дарья, можно спросить честно?</w:t>
+        <w:t>(подходит официантка с блокнотом)</w:t>
       </w:r>
     </w:p>
     <w:p>
@@ -1862,7 +1775,7 @@
           <w:i w:val="0"/>
           <w:sz w:val="22"/>
         </w:rPr>
-        <w:t xml:space="preserve">Дарья: </w:t>
+        <w:t xml:space="preserve">Официантка: </w:t>
       </w:r>
       <w:r>
         <w:rPr>
@@ -1871,7 +1784,7 @@
           <w:i w:val="0"/>
           <w:sz w:val="22"/>
         </w:rPr>
-        <w:t>Спрашивайте.</w:t>
+        <w:t>Добрый вечер. Определились?</w:t>
       </w:r>
     </w:p>
     <w:p>
@@ -1894,7 +1807,7 @@
           <w:i w:val="0"/>
           <w:sz w:val="22"/>
         </w:rPr>
-        <w:t>Это спокойствие… это только рабочее партнёрство или что-то большее?</w:t>
+        <w:t>Почти. Дарья, вы что будете?</w:t>
       </w:r>
     </w:p>
     <w:p>
@@ -1918,7 +1831,7 @@
           <w:color w:val="555555"/>
           <w:sz w:val="22"/>
         </w:rPr>
-        <w:t>(долгая пауза, смотрит на него)</w:t>
+        <w:t>(листает меню)</w:t>
       </w:r>
       <w:r>
         <w:rPr>
@@ -1927,7 +1840,7 @@
           <w:i w:val="0"/>
           <w:sz w:val="22"/>
         </w:rPr>
-        <w:t xml:space="preserve"> А вы сами как думаете?</w:t>
+        <w:t xml:space="preserve"> Глаза разбегаются. А что посоветуете?</w:t>
       </w:r>
     </w:p>
     <w:p>
@@ -1941,6 +1854,52 @@
           <w:i w:val="0"/>
           <w:sz w:val="22"/>
         </w:rPr>
+        <w:t xml:space="preserve">Официантка: </w:t>
+      </w:r>
+      <w:r>
+        <w:rPr>
+          <w:rFonts w:ascii="Times New Roman" w:hAnsi="Times New Roman" w:eastAsia="Malgun Gothic"/>
+          <w:b w:val="0"/>
+          <w:i w:val="0"/>
+          <w:sz w:val="22"/>
+        </w:rPr>
+        <w:t>Борщ у нас фирменный. С пампушками и с чесночком.</w:t>
+      </w:r>
+    </w:p>
+    <w:p>
+      <w:pPr>
+        <w:spacing w:before="0" w:after="110" w:line="300" w:lineRule="auto"/>
+      </w:pPr>
+      <w:r>
+        <w:rPr>
+          <w:rFonts w:ascii="Times New Roman" w:hAnsi="Times New Roman" w:eastAsia="Malgun Gothic"/>
+          <w:b/>
+          <w:i w:val="0"/>
+          <w:sz w:val="22"/>
+        </w:rPr>
+        <w:t xml:space="preserve">Дарья: </w:t>
+      </w:r>
+      <w:r>
+        <w:rPr>
+          <w:rFonts w:ascii="Times New Roman" w:hAnsi="Times New Roman" w:eastAsia="Malgun Gothic"/>
+          <w:b w:val="0"/>
+          <w:i w:val="0"/>
+          <w:sz w:val="22"/>
+        </w:rPr>
+        <w:t>С чесночком — это смело. У меня потом ещё созвон с источником.</w:t>
+      </w:r>
+    </w:p>
+    <w:p>
+      <w:pPr>
+        <w:spacing w:before="0" w:after="110" w:line="300" w:lineRule="auto"/>
+      </w:pPr>
+      <w:r>
+        <w:rPr>
+          <w:rFonts w:ascii="Times New Roman" w:hAnsi="Times New Roman" w:eastAsia="Malgun Gothic"/>
+          <w:b/>
+          <w:i w:val="0"/>
+          <w:sz w:val="22"/>
+        </w:rPr>
         <w:t xml:space="preserve">Лёша: </w:t>
       </w:r>
       <w:r>
@@ -1950,7 +1909,7 @@
           <w:i w:val="0"/>
           <w:sz w:val="22"/>
         </w:rPr>
-        <w:t>Я думаю, что боюсь ответить неправильно и всё испортить.</w:t>
+        <w:t>По телефону чеснок не передаётся. Проверено.</w:t>
       </w:r>
     </w:p>
     <w:p>
@@ -1974,7 +1933,7 @@
           <w:color w:val="555555"/>
           <w:sz w:val="22"/>
         </w:rPr>
-        <w:t>(мягко)</w:t>
+        <w:t>(смеётся)</w:t>
       </w:r>
       <w:r>
         <w:rPr>
@@ -1983,8 +1942,243 @@
           <w:i w:val="0"/>
           <w:sz w:val="22"/>
         </w:rPr>
-        <w:t xml:space="preserve"> Тогда не отвечайте. Просто… </w:t>
-      </w:r>
+        <w:t xml:space="preserve"> Ладно, уговорили. Борщ и пампушки. Только сметаны побольше, если можно.</w:t>
+      </w:r>
+    </w:p>
+    <w:p>
+      <w:pPr>
+        <w:spacing w:before="0" w:after="110" w:line="300" w:lineRule="auto"/>
+      </w:pPr>
+      <w:r>
+        <w:rPr>
+          <w:rFonts w:ascii="Times New Roman" w:hAnsi="Times New Roman" w:eastAsia="Malgun Gothic"/>
+          <w:b/>
+          <w:i w:val="0"/>
+          <w:sz w:val="22"/>
+        </w:rPr>
+        <w:t xml:space="preserve">Официантка: </w:t>
+      </w:r>
+      <w:r>
+        <w:rPr>
+          <w:rFonts w:ascii="Times New Roman" w:hAnsi="Times New Roman" w:eastAsia="Malgun Gothic"/>
+          <w:b w:val="0"/>
+          <w:i w:val="0"/>
+          <w:sz w:val="22"/>
+        </w:rPr>
+        <w:t>Можно. Второе брать будете?</w:t>
+      </w:r>
+    </w:p>
+    <w:p>
+      <w:pPr>
+        <w:spacing w:before="0" w:after="110" w:line="300" w:lineRule="auto"/>
+      </w:pPr>
+      <w:r>
+        <w:rPr>
+          <w:rFonts w:ascii="Times New Roman" w:hAnsi="Times New Roman" w:eastAsia="Malgun Gothic"/>
+          <w:b/>
+          <w:i w:val="0"/>
+          <w:sz w:val="22"/>
+        </w:rPr>
+        <w:t xml:space="preserve">Дарья: </w:t>
+      </w:r>
+      <w:r>
+        <w:rPr>
+          <w:rFonts w:ascii="Times New Roman" w:hAnsi="Times New Roman" w:eastAsia="Malgun Gothic"/>
+          <w:b w:val="0"/>
+          <w:i w:val="0"/>
+          <w:sz w:val="22"/>
+        </w:rPr>
+        <w:t>Нет-нет, я столько не осилю.</w:t>
+      </w:r>
+    </w:p>
+    <w:p>
+      <w:pPr>
+        <w:spacing w:before="0" w:after="110" w:line="300" w:lineRule="auto"/>
+      </w:pPr>
+      <w:r>
+        <w:rPr>
+          <w:rFonts w:ascii="Times New Roman" w:hAnsi="Times New Roman" w:eastAsia="Malgun Gothic"/>
+          <w:b/>
+          <w:i w:val="0"/>
+          <w:sz w:val="22"/>
+        </w:rPr>
+        <w:t xml:space="preserve">Лёша: </w:t>
+      </w:r>
+      <w:r>
+        <w:rPr>
+          <w:rFonts w:ascii="Times New Roman" w:hAnsi="Times New Roman" w:eastAsia="Malgun Gothic"/>
+          <w:b w:val="0"/>
+          <w:i w:val="0"/>
+          <w:sz w:val="22"/>
+        </w:rPr>
+        <w:t>А мне то же самое и котлету по-киевски.</w:t>
+      </w:r>
+    </w:p>
+    <w:p>
+      <w:pPr>
+        <w:spacing w:before="0" w:after="110" w:line="300" w:lineRule="auto"/>
+      </w:pPr>
+      <w:r>
+        <w:rPr>
+          <w:rFonts w:ascii="Times New Roman" w:hAnsi="Times New Roman" w:eastAsia="Malgun Gothic"/>
+          <w:b/>
+          <w:i w:val="0"/>
+          <w:sz w:val="22"/>
+        </w:rPr>
+        <w:t xml:space="preserve">Дарья: </w:t>
+      </w:r>
+      <w:r>
+        <w:rPr>
+          <w:rFonts w:ascii="Times New Roman" w:hAnsi="Times New Roman" w:eastAsia="Malgun Gothic"/>
+          <w:b w:val="0"/>
+          <w:i w:val="0"/>
+          <w:sz w:val="22"/>
+        </w:rPr>
+        <w:t>Ого. Вы, я смотрю, настроены серьёзно.</w:t>
+      </w:r>
+    </w:p>
+    <w:p>
+      <w:pPr>
+        <w:spacing w:before="0" w:after="110" w:line="300" w:lineRule="auto"/>
+      </w:pPr>
+      <w:r>
+        <w:rPr>
+          <w:rFonts w:ascii="Times New Roman" w:hAnsi="Times New Roman" w:eastAsia="Malgun Gothic"/>
+          <w:b/>
+          <w:i w:val="0"/>
+          <w:sz w:val="22"/>
+        </w:rPr>
+        <w:t xml:space="preserve">Лёша: </w:t>
+      </w:r>
+      <w:r>
+        <w:rPr>
+          <w:rFonts w:ascii="Times New Roman" w:hAnsi="Times New Roman" w:eastAsia="Malgun Gothic"/>
+          <w:b w:val="0"/>
+          <w:i w:val="0"/>
+          <w:sz w:val="22"/>
+        </w:rPr>
+        <w:t>Я с утра ничего не ел, кроме кофе и ваших таблиц.</w:t>
+      </w:r>
+    </w:p>
+    <w:p>
+      <w:pPr>
+        <w:spacing w:before="0" w:after="110" w:line="300" w:lineRule="auto"/>
+      </w:pPr>
+      <w:r>
+        <w:rPr>
+          <w:rFonts w:ascii="Times New Roman" w:hAnsi="Times New Roman" w:eastAsia="Malgun Gothic"/>
+          <w:b/>
+          <w:i w:val="0"/>
+          <w:sz w:val="22"/>
+        </w:rPr>
+        <w:t xml:space="preserve">Официантка: </w:t>
+      </w:r>
+      <w:r>
+        <w:rPr>
+          <w:rFonts w:ascii="Times New Roman" w:hAnsi="Times New Roman" w:eastAsia="Malgun Gothic"/>
+          <w:b w:val="0"/>
+          <w:i w:val="0"/>
+          <w:sz w:val="22"/>
+        </w:rPr>
+        <w:t>Что пить будете?</w:t>
+      </w:r>
+    </w:p>
+    <w:p>
+      <w:pPr>
+        <w:spacing w:before="0" w:after="110" w:line="300" w:lineRule="auto"/>
+      </w:pPr>
+      <w:r>
+        <w:rPr>
+          <w:rFonts w:ascii="Times New Roman" w:hAnsi="Times New Roman" w:eastAsia="Malgun Gothic"/>
+          <w:b/>
+          <w:i w:val="0"/>
+          <w:sz w:val="22"/>
+        </w:rPr>
+        <w:t xml:space="preserve">Дарья: </w:t>
+      </w:r>
+      <w:r>
+        <w:rPr>
+          <w:rFonts w:ascii="Times New Roman" w:hAnsi="Times New Roman" w:eastAsia="Malgun Gothic"/>
+          <w:b w:val="0"/>
+          <w:i w:val="0"/>
+          <w:sz w:val="22"/>
+        </w:rPr>
+        <w:t>Чай, чёрный. С лимоном.</w:t>
+      </w:r>
+    </w:p>
+    <w:p>
+      <w:pPr>
+        <w:spacing w:before="0" w:after="110" w:line="300" w:lineRule="auto"/>
+      </w:pPr>
+      <w:r>
+        <w:rPr>
+          <w:rFonts w:ascii="Times New Roman" w:hAnsi="Times New Roman" w:eastAsia="Malgun Gothic"/>
+          <w:b/>
+          <w:i w:val="0"/>
+          <w:sz w:val="22"/>
+        </w:rPr>
+        <w:t xml:space="preserve">Лёша: </w:t>
+      </w:r>
+      <w:r>
+        <w:rPr>
+          <w:rFonts w:ascii="Times New Roman" w:hAnsi="Times New Roman" w:eastAsia="Malgun Gothic"/>
+          <w:b w:val="0"/>
+          <w:i w:val="0"/>
+          <w:sz w:val="22"/>
+        </w:rPr>
+        <w:t>И мне. И морс, графин на двоих.</w:t>
+      </w:r>
+    </w:p>
+    <w:p>
+      <w:pPr>
+        <w:spacing w:before="0" w:after="110" w:line="300" w:lineRule="auto"/>
+      </w:pPr>
+      <w:r>
+        <w:rPr>
+          <w:rFonts w:ascii="Times New Roman" w:hAnsi="Times New Roman" w:eastAsia="Malgun Gothic"/>
+          <w:b/>
+          <w:i w:val="0"/>
+          <w:sz w:val="22"/>
+        </w:rPr>
+        <w:t xml:space="preserve">Официантка: </w:t>
+      </w:r>
+      <w:r>
+        <w:rPr>
+          <w:rFonts w:ascii="Times New Roman" w:hAnsi="Times New Roman" w:eastAsia="Malgun Gothic"/>
+          <w:b w:val="0"/>
+          <w:i w:val="0"/>
+          <w:sz w:val="22"/>
+        </w:rPr>
+        <w:t>Хорошо. Горячее минут через пятнадцать, ничего?</w:t>
+      </w:r>
+    </w:p>
+    <w:p>
+      <w:pPr>
+        <w:spacing w:before="0" w:after="110" w:line="300" w:lineRule="auto"/>
+      </w:pPr>
+      <w:r>
+        <w:rPr>
+          <w:rFonts w:ascii="Times New Roman" w:hAnsi="Times New Roman" w:eastAsia="Malgun Gothic"/>
+          <w:b/>
+          <w:i w:val="0"/>
+          <w:sz w:val="22"/>
+        </w:rPr>
+        <w:t xml:space="preserve">Лёша: </w:t>
+      </w:r>
+      <w:r>
+        <w:rPr>
+          <w:rFonts w:ascii="Times New Roman" w:hAnsi="Times New Roman" w:eastAsia="Malgun Gothic"/>
+          <w:b w:val="0"/>
+          <w:i w:val="0"/>
+          <w:sz w:val="22"/>
+        </w:rPr>
+        <w:t>Ничего, подождём. Не горит.</w:t>
+      </w:r>
+    </w:p>
+    <w:p>
+      <w:pPr>
+        <w:spacing w:before="0" w:after="110" w:line="300" w:lineRule="auto"/>
+      </w:pPr>
       <w:r>
         <w:rPr>
           <w:rFonts w:ascii="Times New Roman" w:hAnsi="Times New Roman" w:eastAsia="Malgun Gothic"/>
@@ -1993,32 +2187,30 @@
           <w:color w:val="555555"/>
           <w:sz w:val="22"/>
         </w:rPr>
-        <w:t>(берёт его за руку)</w:t>
-      </w:r>
-      <w:r>
-        <w:rPr>
-          <w:rFonts w:ascii="Times New Roman" w:hAnsi="Times New Roman" w:eastAsia="Malgun Gothic"/>
-          <w:b w:val="0"/>
-          <w:i w:val="0"/>
-          <w:sz w:val="22"/>
-        </w:rPr>
-        <w:t xml:space="preserve"> вот так, наверное, честнее любых слов.</w:t>
+        <w:t>(официантка уходит)</w:t>
       </w:r>
     </w:p>
     <w:p>
       <w:pPr>
-        <w:keepNext/>
-        <w:spacing w:before="320" w:after="140"/>
+        <w:spacing w:before="0" w:after="110" w:line="300" w:lineRule="auto"/>
       </w:pPr>
       <w:r>
         <w:rPr>
           <w:rFonts w:ascii="Times New Roman" w:hAnsi="Times New Roman" w:eastAsia="Malgun Gothic"/>
           <w:b/>
           <w:i w:val="0"/>
-          <w:color w:val="1F3864"/>
-          <w:sz w:val="26"/>
-        </w:rPr>
-        <w:t>장면 5 — 올가의 관찰</w:t>
+          <w:sz w:val="22"/>
+        </w:rPr>
+        <w:t xml:space="preserve">Дарья: </w:t>
+      </w:r>
+      <w:r>
+        <w:rPr>
+          <w:rFonts w:ascii="Times New Roman" w:hAnsi="Times New Roman" w:eastAsia="Malgun Gothic"/>
+          <w:b w:val="0"/>
+          <w:i w:val="0"/>
+          <w:sz w:val="22"/>
+        </w:rPr>
+        <w:t>«Не горит»… Первый раз слышу от вас эти слова. У вас обычно всё горит.</w:t>
       </w:r>
     </w:p>
     <w:p>
@@ -2032,7 +2224,7 @@
           <w:i w:val="0"/>
           <w:sz w:val="22"/>
         </w:rPr>
-        <w:t xml:space="preserve">Ольга: </w:t>
+        <w:t xml:space="preserve">Лёша: </w:t>
       </w:r>
       <w:r>
         <w:rPr>
@@ -2041,7 +2233,7 @@
           <w:i w:val="0"/>
           <w:sz w:val="22"/>
         </w:rPr>
-        <w:t>Алексей, можно личный вопрос?</w:t>
+        <w:t>Сегодня у меня выходной. От пожаров.</w:t>
       </w:r>
     </w:p>
     <w:p>
@@ -2055,7 +2247,7 @@
           <w:i w:val="0"/>
           <w:sz w:val="22"/>
         </w:rPr>
-        <w:t xml:space="preserve">Лёша: </w:t>
+        <w:t xml:space="preserve">Дарья: </w:t>
       </w:r>
       <w:r>
         <w:rPr>
@@ -2064,7 +2256,7 @@
           <w:i w:val="0"/>
           <w:sz w:val="22"/>
         </w:rPr>
-        <w:t>Смотря какой.</w:t>
+        <w:t>Котлету по-киевски, кстати, ешьте осторожно — масло брызгает. Я однажды на школьном выпускном так платье испортила. Белое.</w:t>
       </w:r>
     </w:p>
     <w:p>
@@ -2078,7 +2270,7 @@
           <w:i w:val="0"/>
           <w:sz w:val="22"/>
         </w:rPr>
-        <w:t xml:space="preserve">Ольга: </w:t>
+        <w:t xml:space="preserve">Дарья: </w:t>
       </w:r>
       <w:r>
         <w:rPr>
@@ -2087,21 +2279,7 @@
           <w:i w:val="0"/>
           <w:sz w:val="22"/>
         </w:rPr>
-        <w:t>У вас с Дарьей… что-то происходит?</w:t>
-      </w:r>
-    </w:p>
-    <w:p>
-      <w:pPr>
-        <w:spacing w:before="0" w:after="110" w:line="300" w:lineRule="auto"/>
-      </w:pPr>
-      <w:r>
-        <w:rPr>
-          <w:rFonts w:ascii="Times New Roman" w:hAnsi="Times New Roman" w:eastAsia="Malgun Gothic"/>
-          <w:b/>
-          <w:i w:val="0"/>
-          <w:sz w:val="22"/>
-        </w:rPr>
-        <w:t xml:space="preserve">Лёша: </w:t>
+        <w:t xml:space="preserve">На всех фотографиях стою вот так. </w:t>
       </w:r>
       <w:r>
         <w:rPr>
@@ -2111,16 +2289,7 @@
           <w:color w:val="555555"/>
           <w:sz w:val="22"/>
         </w:rPr>
-        <w:t>(смущённо)</w:t>
-      </w:r>
-      <w:r>
-        <w:rPr>
-          <w:rFonts w:ascii="Times New Roman" w:hAnsi="Times New Roman" w:eastAsia="Malgun Gothic"/>
-          <w:b w:val="0"/>
-          <w:i w:val="0"/>
-          <w:sz w:val="22"/>
-        </w:rPr>
-        <w:t xml:space="preserve"> Заметно?</w:t>
+        <w:t>(прикрывает грудь меню)</w:t>
       </w:r>
     </w:p>
     <w:p>
@@ -2134,414 +2303,7 @@
           <w:i w:val="0"/>
           <w:sz w:val="22"/>
         </w:rPr>
-        <w:t xml:space="preserve">Ольга: </w:t>
-      </w:r>
-      <w:r>
-        <w:rPr>
-          <w:rFonts w:ascii="Times New Roman" w:hAnsi="Times New Roman" w:eastAsia="Malgun Gothic"/>
-          <w:b w:val="0"/>
-          <w:i w:val="0"/>
-          <w:sz w:val="22"/>
-        </w:rPr>
-        <w:t>Заметно, что вы улыбаетесь, когда она в комнате. Такого я не видела с самого Новокруцка. Это хорошо, Алексей. Правда хорошо.</w:t>
-      </w:r>
-    </w:p>
-    <w:p>
-      <w:pPr>
-        <w:spacing w:before="0" w:after="110" w:line="300" w:lineRule="auto"/>
-      </w:pPr>
-      <w:r>
-        <w:rPr>
-          <w:rFonts w:ascii="Times New Roman" w:hAnsi="Times New Roman" w:eastAsia="Malgun Gothic"/>
-          <w:b/>
-          <w:i w:val="0"/>
-          <w:sz w:val="22"/>
-        </w:rPr>
         <w:t xml:space="preserve">Лёша: </w:t>
-      </w:r>
-      <w:r>
-        <w:rPr>
-          <w:rFonts w:ascii="Times New Roman" w:hAnsi="Times New Roman" w:eastAsia="Malgun Gothic"/>
-          <w:b w:val="0"/>
-          <w:i w:val="0"/>
-          <w:sz w:val="22"/>
-        </w:rPr>
-        <w:t>Вы что, за мной наблюдаете?</w:t>
-      </w:r>
-    </w:p>
-    <w:p>
-      <w:pPr>
-        <w:spacing w:before="0" w:after="110" w:line="300" w:lineRule="auto"/>
-      </w:pPr>
-      <w:r>
-        <w:rPr>
-          <w:rFonts w:ascii="Times New Roman" w:hAnsi="Times New Roman" w:eastAsia="Malgun Gothic"/>
-          <w:b/>
-          <w:i w:val="0"/>
-          <w:sz w:val="22"/>
-        </w:rPr>
-        <w:t xml:space="preserve">Ольга: </w:t>
-      </w:r>
-      <w:r>
-        <w:rPr>
-          <w:rFonts w:ascii="Times New Roman" w:hAnsi="Times New Roman" w:eastAsia="Malgun Gothic"/>
-          <w:b w:val="0"/>
-          <w:i w:val="0"/>
-          <w:sz w:val="22"/>
-        </w:rPr>
-        <w:t>Я смотрю в окно, Алексей. Старым женщинам положено смотреть в окно. А вы вчера провожали её до гостиницы и вернулись с таким лицом, будто выиграли дело в Верховном суде.</w:t>
-      </w:r>
-    </w:p>
-    <w:p>
-      <w:pPr>
-        <w:spacing w:before="0" w:after="110" w:line="300" w:lineRule="auto"/>
-      </w:pPr>
-      <w:r>
-        <w:rPr>
-          <w:rFonts w:ascii="Times New Roman" w:hAnsi="Times New Roman" w:eastAsia="Malgun Gothic"/>
-          <w:b/>
-          <w:i w:val="0"/>
-          <w:sz w:val="22"/>
-        </w:rPr>
-        <w:t xml:space="preserve">Лёша: </w:t>
-      </w:r>
-      <w:r>
-        <w:rPr>
-          <w:rFonts w:ascii="Times New Roman" w:hAnsi="Times New Roman" w:eastAsia="Malgun Gothic"/>
-          <w:b w:val="0"/>
-          <w:i w:val="0"/>
-          <w:sz w:val="22"/>
-        </w:rPr>
-        <w:t>Я думал, что держусь профессионально.</w:t>
-      </w:r>
-    </w:p>
-    <w:p>
-      <w:pPr>
-        <w:spacing w:before="0" w:after="110" w:line="300" w:lineRule="auto"/>
-      </w:pPr>
-      <w:r>
-        <w:rPr>
-          <w:rFonts w:ascii="Times New Roman" w:hAnsi="Times New Roman" w:eastAsia="Malgun Gothic"/>
-          <w:b/>
-          <w:i w:val="0"/>
-          <w:sz w:val="22"/>
-        </w:rPr>
-        <w:t xml:space="preserve">Ольга: </w:t>
-      </w:r>
-      <w:r>
-        <w:rPr>
-          <w:rFonts w:ascii="Times New Roman" w:hAnsi="Times New Roman" w:eastAsia="Malgun Gothic"/>
-          <w:b w:val="0"/>
-          <w:i w:val="0"/>
-          <w:sz w:val="22"/>
-        </w:rPr>
-        <w:t>Вы держались профессионально. Лицо — нет.</w:t>
-      </w:r>
-    </w:p>
-    <w:p>
-      <w:pPr>
-        <w:spacing w:before="0" w:after="110" w:line="300" w:lineRule="auto"/>
-      </w:pPr>
-      <w:r>
-        <w:rPr>
-          <w:rFonts w:ascii="Times New Roman" w:hAnsi="Times New Roman" w:eastAsia="Malgun Gothic"/>
-          <w:b/>
-          <w:i w:val="0"/>
-          <w:sz w:val="22"/>
-        </w:rPr>
-        <w:t xml:space="preserve">Лёша: </w:t>
-      </w:r>
-      <w:r>
-        <w:rPr>
-          <w:rFonts w:ascii="Times New Roman" w:hAnsi="Times New Roman" w:eastAsia="Malgun Gothic"/>
-          <w:b w:val="0"/>
-          <w:i w:val="0"/>
-          <w:sz w:val="22"/>
-        </w:rPr>
-        <w:t>Вы не думаете, что это опасно? Учитывая, чем мы оба занимаемся?</w:t>
-      </w:r>
-    </w:p>
-    <w:p>
-      <w:pPr>
-        <w:spacing w:before="0" w:after="110" w:line="300" w:lineRule="auto"/>
-      </w:pPr>
-      <w:r>
-        <w:rPr>
-          <w:rFonts w:ascii="Times New Roman" w:hAnsi="Times New Roman" w:eastAsia="Malgun Gothic"/>
-          <w:b/>
-          <w:i w:val="0"/>
-          <w:sz w:val="22"/>
-        </w:rPr>
-        <w:t xml:space="preserve">Ольга: </w:t>
-      </w:r>
-      <w:r>
-        <w:rPr>
-          <w:rFonts w:ascii="Times New Roman" w:hAnsi="Times New Roman" w:eastAsia="Malgun Gothic"/>
-          <w:b w:val="0"/>
-          <w:i w:val="0"/>
-          <w:sz w:val="22"/>
-        </w:rPr>
-        <w:t>Опасно. Но если избегать всего опасного, в жизни не останется ничего, кроме работы. Виктор Петрович так и жил — только работа. И умер почти один, если не считать вас с Зоей Петровной.</w:t>
-      </w:r>
-    </w:p>
-    <w:p>
-      <w:pPr>
-        <w:spacing w:before="0" w:after="110" w:line="300" w:lineRule="auto"/>
-      </w:pPr>
-      <w:r>
-        <w:rPr>
-          <w:rFonts w:ascii="Times New Roman" w:hAnsi="Times New Roman" w:eastAsia="Malgun Gothic"/>
-          <w:b/>
-          <w:i w:val="0"/>
-          <w:sz w:val="22"/>
-        </w:rPr>
-        <w:t xml:space="preserve">Лёша: </w:t>
-      </w:r>
-      <w:r>
-        <w:rPr>
-          <w:rFonts w:ascii="Times New Roman" w:hAnsi="Times New Roman" w:eastAsia="Malgun Gothic"/>
-          <w:b w:val="0"/>
-          <w:i w:val="0"/>
-          <w:sz w:val="22"/>
-        </w:rPr>
-        <w:t>Вы хотите сказать, что мне стоит рискнуть?</w:t>
-      </w:r>
-    </w:p>
-    <w:p>
-      <w:pPr>
-        <w:spacing w:before="0" w:after="110" w:line="300" w:lineRule="auto"/>
-      </w:pPr>
-      <w:r>
-        <w:rPr>
-          <w:rFonts w:ascii="Times New Roman" w:hAnsi="Times New Roman" w:eastAsia="Malgun Gothic"/>
-          <w:b/>
-          <w:i w:val="0"/>
-          <w:sz w:val="22"/>
-        </w:rPr>
-        <w:t xml:space="preserve">Ольга: </w:t>
-      </w:r>
-      <w:r>
-        <w:rPr>
-          <w:rFonts w:ascii="Times New Roman" w:hAnsi="Times New Roman" w:eastAsia="Malgun Gothic"/>
-          <w:b w:val="0"/>
-          <w:i w:val="0"/>
-          <w:sz w:val="22"/>
-        </w:rPr>
-        <w:t>Я хочу сказать, что жизнь — это не только борьба. Не забывайте об этом, пока боретесь.</w:t>
-      </w:r>
-    </w:p>
-    <w:p>
-      <w:pPr>
-        <w:spacing w:before="0" w:after="110" w:line="300" w:lineRule="auto"/>
-      </w:pPr>
-      <w:r>
-        <w:rPr>
-          <w:rFonts w:ascii="Times New Roman" w:hAnsi="Times New Roman" w:eastAsia="Malgun Gothic"/>
-          <w:b/>
-          <w:i w:val="0"/>
-          <w:sz w:val="22"/>
-        </w:rPr>
-        <w:t xml:space="preserve">Лёша: </w:t>
-      </w:r>
-      <w:r>
-        <w:rPr>
-          <w:rFonts w:ascii="Times New Roman" w:hAnsi="Times New Roman" w:eastAsia="Malgun Gothic"/>
-          <w:b w:val="0"/>
-          <w:i w:val="0"/>
-          <w:sz w:val="22"/>
-        </w:rPr>
-        <w:t>Вы говорите так, будто проверили это на себе.</w:t>
-      </w:r>
-    </w:p>
-    <w:p>
-      <w:pPr>
-        <w:spacing w:before="0" w:after="110" w:line="300" w:lineRule="auto"/>
-      </w:pPr>
-      <w:r>
-        <w:rPr>
-          <w:rFonts w:ascii="Times New Roman" w:hAnsi="Times New Roman" w:eastAsia="Malgun Gothic"/>
-          <w:b/>
-          <w:i w:val="0"/>
-          <w:sz w:val="22"/>
-        </w:rPr>
-        <w:t xml:space="preserve">Ольга: </w:t>
-      </w:r>
-      <w:r>
-        <w:rPr>
-          <w:rFonts w:ascii="Times New Roman" w:hAnsi="Times New Roman" w:eastAsia="Malgun Gothic"/>
-          <w:b w:val="0"/>
-          <w:i w:val="0"/>
-          <w:sz w:val="22"/>
-        </w:rPr>
-        <w:t>Я говорю как человек, который двадцать лет откладывал жизнь «на после победы». Победы бывают редко, Алексей. А жизнь идёт каждый день.</w:t>
-      </w:r>
-    </w:p>
-    <w:p>
-      <w:pPr>
-        <w:keepNext/>
-        <w:spacing w:before="320" w:after="140"/>
-      </w:pPr>
-      <w:r>
-        <w:rPr>
-          <w:rFonts w:ascii="Times New Roman" w:hAnsi="Times New Roman" w:eastAsia="Malgun Gothic"/>
-          <w:b/>
-          <w:i w:val="0"/>
-          <w:color w:val="1F3864"/>
-          <w:sz w:val="26"/>
-        </w:rPr>
-        <w:t>장면 6 — 사무실, 카탸와 다리야</w:t>
-      </w:r>
-    </w:p>
-    <w:p>
-      <w:pPr>
-        <w:spacing w:before="0" w:after="110" w:line="300" w:lineRule="auto"/>
-      </w:pPr>
-      <w:r>
-        <w:rPr>
-          <w:rFonts w:ascii="Times New Roman" w:hAnsi="Times New Roman" w:eastAsia="Malgun Gothic"/>
-          <w:b/>
-          <w:i w:val="0"/>
-          <w:sz w:val="22"/>
-        </w:rPr>
-        <w:t xml:space="preserve">Катя: </w:t>
-      </w:r>
-      <w:r>
-        <w:rPr>
-          <w:rFonts w:ascii="Times New Roman" w:hAnsi="Times New Roman" w:eastAsia="Malgun Gothic"/>
-          <w:b w:val="0"/>
-          <w:i w:val="0"/>
-          <w:sz w:val="22"/>
-        </w:rPr>
-        <w:t>Дарья Игоревна, можно спросить? Как вы решились писать о смерти Быкова под своим именем? Вам же наверняка звонили.</w:t>
-      </w:r>
-    </w:p>
-    <w:p>
-      <w:pPr>
-        <w:spacing w:before="0" w:after="110" w:line="300" w:lineRule="auto"/>
-      </w:pPr>
-      <w:r>
-        <w:rPr>
-          <w:rFonts w:ascii="Times New Roman" w:hAnsi="Times New Roman" w:eastAsia="Malgun Gothic"/>
-          <w:b/>
-          <w:i w:val="0"/>
-          <w:sz w:val="22"/>
-        </w:rPr>
-        <w:t xml:space="preserve">Дарья: </w:t>
-      </w:r>
-      <w:r>
-        <w:rPr>
-          <w:rFonts w:ascii="Times New Roman" w:hAnsi="Times New Roman" w:eastAsia="Malgun Gothic"/>
-          <w:b w:val="0"/>
-          <w:i w:val="0"/>
-          <w:sz w:val="22"/>
-        </w:rPr>
-        <w:t>Звонили. Сначала вежливо, потом не очень. А однажды просто молчали в трубку — это хуже всего.</w:t>
-      </w:r>
-    </w:p>
-    <w:p>
-      <w:pPr>
-        <w:spacing w:before="0" w:after="110" w:line="300" w:lineRule="auto"/>
-      </w:pPr>
-      <w:r>
-        <w:rPr>
-          <w:rFonts w:ascii="Times New Roman" w:hAnsi="Times New Roman" w:eastAsia="Malgun Gothic"/>
-          <w:b/>
-          <w:i w:val="0"/>
-          <w:sz w:val="22"/>
-        </w:rPr>
-        <w:t xml:space="preserve">Катя: </w:t>
-      </w:r>
-      <w:r>
-        <w:rPr>
-          <w:rFonts w:ascii="Times New Roman" w:hAnsi="Times New Roman" w:eastAsia="Malgun Gothic"/>
-          <w:b w:val="0"/>
-          <w:i w:val="0"/>
-          <w:sz w:val="22"/>
-        </w:rPr>
-        <w:t>И вы не испугались?</w:t>
-      </w:r>
-    </w:p>
-    <w:p>
-      <w:pPr>
-        <w:spacing w:before="0" w:after="110" w:line="300" w:lineRule="auto"/>
-      </w:pPr>
-      <w:r>
-        <w:rPr>
-          <w:rFonts w:ascii="Times New Roman" w:hAnsi="Times New Roman" w:eastAsia="Malgun Gothic"/>
-          <w:b/>
-          <w:i w:val="0"/>
-          <w:sz w:val="22"/>
-        </w:rPr>
-        <w:t xml:space="preserve">Дарья: </w:t>
-      </w:r>
-      <w:r>
-        <w:rPr>
-          <w:rFonts w:ascii="Times New Roman" w:hAnsi="Times New Roman" w:eastAsia="Malgun Gothic"/>
-          <w:b w:val="0"/>
-          <w:i w:val="0"/>
-          <w:sz w:val="22"/>
-        </w:rPr>
-        <w:t>Испугалась. Просто к тому времени я уже знала, что страх не проходит. Он просто перестаёт решать за тебя.</w:t>
-      </w:r>
-    </w:p>
-    <w:p>
-      <w:pPr>
-        <w:spacing w:before="0" w:after="110" w:line="300" w:lineRule="auto"/>
-      </w:pPr>
-      <w:r>
-        <w:rPr>
-          <w:rFonts w:ascii="Times New Roman" w:hAnsi="Times New Roman" w:eastAsia="Malgun Gothic"/>
-          <w:b/>
-          <w:i w:val="0"/>
-          <w:sz w:val="22"/>
-        </w:rPr>
-        <w:t xml:space="preserve">Катя: </w:t>
-      </w:r>
-      <w:r>
-        <w:rPr>
-          <w:rFonts w:ascii="Times New Roman" w:hAnsi="Times New Roman" w:eastAsia="Malgun Gothic"/>
-          <w:b w:val="0"/>
-          <w:i w:val="0"/>
-          <w:sz w:val="22"/>
-        </w:rPr>
-        <w:t>Я иногда думаю, что не смогу так. Я смелая только в реестрах.</w:t>
-      </w:r>
-    </w:p>
-    <w:p>
-      <w:pPr>
-        <w:spacing w:before="0" w:after="110" w:line="300" w:lineRule="auto"/>
-      </w:pPr>
-      <w:r>
-        <w:rPr>
-          <w:rFonts w:ascii="Times New Roman" w:hAnsi="Times New Roman" w:eastAsia="Malgun Gothic"/>
-          <w:b/>
-          <w:i w:val="0"/>
-          <w:sz w:val="22"/>
-        </w:rPr>
-        <w:t xml:space="preserve">Дарья: </w:t>
-      </w:r>
-      <w:r>
-        <w:rPr>
-          <w:rFonts w:ascii="Times New Roman" w:hAnsi="Times New Roman" w:eastAsia="Malgun Gothic"/>
-          <w:b w:val="0"/>
-          <w:i w:val="0"/>
-          <w:sz w:val="22"/>
-        </w:rPr>
-        <w:t>В реестрах смелость и начинается, Катя. Большинство людей даже не открывают их — боятся того, что найдут.</w:t>
-      </w:r>
-    </w:p>
-    <w:p>
-      <w:pPr>
-        <w:spacing w:before="0" w:after="110" w:line="300" w:lineRule="auto"/>
-      </w:pPr>
-      <w:r>
-        <w:rPr>
-          <w:rFonts w:ascii="Times New Roman" w:hAnsi="Times New Roman" w:eastAsia="Malgun Gothic"/>
-          <w:b/>
-          <w:i w:val="0"/>
-          <w:sz w:val="22"/>
-        </w:rPr>
-        <w:t xml:space="preserve">Катя: </w:t>
       </w:r>
       <w:r>
         <w:rPr>
@@ -2551,7 +2313,7 @@
           <w:color w:val="555555"/>
           <w:sz w:val="22"/>
         </w:rPr>
-        <w:t>(тихо)</w:t>
+        <w:t>(смеётся)</w:t>
       </w:r>
       <w:r>
         <w:rPr>
@@ -2560,7 +2322,145 @@
           <w:i w:val="0"/>
           <w:sz w:val="22"/>
         </w:rPr>
-        <w:t xml:space="preserve"> А Алексей Николаевич? Он тоже боится?</w:t>
+        <w:t xml:space="preserve"> Буду держать салфетку наготове.</w:t>
+      </w:r>
+    </w:p>
+    <w:p>
+      <w:pPr>
+        <w:spacing w:before="0" w:after="110" w:line="300" w:lineRule="auto"/>
+      </w:pPr>
+      <w:r>
+        <w:rPr>
+          <w:rFonts w:ascii="Times New Roman" w:hAnsi="Times New Roman" w:eastAsia="Malgun Gothic"/>
+          <w:b/>
+          <w:i w:val="0"/>
+          <w:sz w:val="22"/>
+        </w:rPr>
+        <w:t xml:space="preserve">Дарья: </w:t>
+      </w:r>
+      <w:r>
+        <w:rPr>
+          <w:rFonts w:ascii="Times New Roman" w:hAnsi="Times New Roman" w:eastAsia="Malgun Gothic"/>
+          <w:b w:val="0"/>
+          <w:i w:val="0"/>
+          <w:sz w:val="22"/>
+        </w:rPr>
+        <w:t>А вы в детстве что любили? Только честно, не «борщ».</w:t>
+      </w:r>
+    </w:p>
+    <w:p>
+      <w:pPr>
+        <w:spacing w:before="0" w:after="110" w:line="300" w:lineRule="auto"/>
+      </w:pPr>
+      <w:r>
+        <w:rPr>
+          <w:rFonts w:ascii="Times New Roman" w:hAnsi="Times New Roman" w:eastAsia="Malgun Gothic"/>
+          <w:b/>
+          <w:i w:val="0"/>
+          <w:sz w:val="22"/>
+        </w:rPr>
+        <w:t xml:space="preserve">Лёша: </w:t>
+      </w:r>
+      <w:r>
+        <w:rPr>
+          <w:rFonts w:ascii="Times New Roman" w:hAnsi="Times New Roman" w:eastAsia="Malgun Gothic"/>
+          <w:b w:val="0"/>
+          <w:i w:val="0"/>
+          <w:sz w:val="22"/>
+        </w:rPr>
+        <w:t>Мамины котлеты. Обычные, не по-киевски. С пюре.</w:t>
+      </w:r>
+    </w:p>
+    <w:p>
+      <w:pPr>
+        <w:spacing w:before="0" w:after="110" w:line="300" w:lineRule="auto"/>
+      </w:pPr>
+      <w:r>
+        <w:rPr>
+          <w:rFonts w:ascii="Times New Roman" w:hAnsi="Times New Roman" w:eastAsia="Malgun Gothic"/>
+          <w:b/>
+          <w:i w:val="0"/>
+          <w:sz w:val="22"/>
+        </w:rPr>
+        <w:t xml:space="preserve">Дарья: </w:t>
+      </w:r>
+      <w:r>
+        <w:rPr>
+          <w:rFonts w:ascii="Times New Roman" w:hAnsi="Times New Roman" w:eastAsia="Malgun Gothic"/>
+          <w:b w:val="0"/>
+          <w:i w:val="0"/>
+          <w:sz w:val="22"/>
+        </w:rPr>
+        <w:t>Ну вот. А говорите, что о себе не умеете.</w:t>
+      </w:r>
+    </w:p>
+    <w:p>
+      <w:pPr>
+        <w:spacing w:before="0" w:after="110" w:line="300" w:lineRule="auto"/>
+      </w:pPr>
+      <w:r>
+        <w:rPr>
+          <w:rFonts w:ascii="Times New Roman" w:hAnsi="Times New Roman" w:eastAsia="Malgun Gothic"/>
+          <w:b/>
+          <w:i w:val="0"/>
+          <w:sz w:val="22"/>
+        </w:rPr>
+        <w:t xml:space="preserve">Лёша: </w:t>
+      </w:r>
+      <w:r>
+        <w:rPr>
+          <w:rFonts w:ascii="Times New Roman" w:hAnsi="Times New Roman" w:eastAsia="Malgun Gothic"/>
+          <w:b w:val="0"/>
+          <w:i w:val="0"/>
+          <w:sz w:val="22"/>
+        </w:rPr>
+        <w:t>Это не о себе. Это о котлетах.</w:t>
+      </w:r>
+    </w:p>
+    <w:p>
+      <w:pPr>
+        <w:spacing w:before="0" w:after="110" w:line="300" w:lineRule="auto"/>
+      </w:pPr>
+      <w:r>
+        <w:rPr>
+          <w:rFonts w:ascii="Times New Roman" w:hAnsi="Times New Roman" w:eastAsia="Malgun Gothic"/>
+          <w:b/>
+          <w:i w:val="0"/>
+          <w:sz w:val="22"/>
+        </w:rPr>
+        <w:t xml:space="preserve">Дарья: </w:t>
+      </w:r>
+      <w:r>
+        <w:rPr>
+          <w:rFonts w:ascii="Times New Roman" w:hAnsi="Times New Roman" w:eastAsia="Malgun Gothic"/>
+          <w:b w:val="0"/>
+          <w:i w:val="0"/>
+          <w:sz w:val="22"/>
+        </w:rPr>
+        <w:t>Хитро. А кем вы хотели стать, когда были маленьким?</w:t>
+      </w:r>
+    </w:p>
+    <w:p>
+      <w:pPr>
+        <w:spacing w:before="0" w:after="110" w:line="300" w:lineRule="auto"/>
+      </w:pPr>
+      <w:r>
+        <w:rPr>
+          <w:rFonts w:ascii="Times New Roman" w:hAnsi="Times New Roman" w:eastAsia="Malgun Gothic"/>
+          <w:b/>
+          <w:i w:val="0"/>
+          <w:sz w:val="22"/>
+        </w:rPr>
+        <w:t xml:space="preserve">Лёша: </w:t>
+      </w:r>
+      <w:r>
+        <w:rPr>
+          <w:rFonts w:ascii="Times New Roman" w:hAnsi="Times New Roman" w:eastAsia="Malgun Gothic"/>
+          <w:b w:val="0"/>
+          <w:i w:val="0"/>
+          <w:sz w:val="22"/>
+        </w:rPr>
+        <w:t>Космонавтом, как все мальчишки. А лет в двенадцать выяснилось, что меня на качелях укачивает. Пришлось идти в юристы.</w:t>
       </w:r>
     </w:p>
     <w:p>
@@ -2584,7 +2484,7 @@
           <w:color w:val="555555"/>
           <w:sz w:val="22"/>
         </w:rPr>
-        <w:t>(смотрит в сторону кабинета)</w:t>
+        <w:t>(смеётся)</w:t>
       </w:r>
       <w:r>
         <w:rPr>
@@ -2593,7 +2493,7 @@
           <w:i w:val="0"/>
           <w:sz w:val="22"/>
         </w:rPr>
-        <w:t xml:space="preserve"> Больше, чем показывает. Меньше, чем думает сам.</w:t>
+        <w:t xml:space="preserve"> Уважительная причина. А я хотела быть продавщицей в книжном. Думала, там можно весь день читать бесплатно.</w:t>
       </w:r>
     </w:p>
     <w:p>
@@ -2607,7 +2507,7 @@
           <w:i w:val="0"/>
           <w:sz w:val="22"/>
         </w:rPr>
-        <w:t xml:space="preserve">Катя: </w:t>
+        <w:t xml:space="preserve">Лёша: </w:t>
       </w:r>
       <w:r>
         <w:rPr>
@@ -2616,7 +2516,7 @@
           <w:i w:val="0"/>
           <w:sz w:val="22"/>
         </w:rPr>
-        <w:t>Вы ему так и скажите.</w:t>
+        <w:t>Почти угадали. Журналисты тоже читают бесплатно — чужие документы.</w:t>
       </w:r>
     </w:p>
     <w:p>
@@ -2631,6 +2531,15 @@
           <w:sz w:val="22"/>
         </w:rPr>
         <w:t xml:space="preserve">Дарья: </w:t>
+      </w:r>
+      <w:r>
+        <w:rPr>
+          <w:rFonts w:ascii="Times New Roman" w:hAnsi="Times New Roman" w:eastAsia="Malgun Gothic"/>
+          <w:b w:val="0"/>
+          <w:i w:val="0"/>
+          <w:sz w:val="22"/>
+        </w:rPr>
+        <w:t xml:space="preserve">Тише вы! </w:t>
       </w:r>
       <w:r>
         <w:rPr>
@@ -2640,7 +2549,7 @@
           <w:color w:val="555555"/>
           <w:sz w:val="22"/>
         </w:rPr>
-        <w:t>(улыбается)</w:t>
+        <w:t>(оглядывается, шёпотом)</w:t>
       </w:r>
       <w:r>
         <w:rPr>
@@ -2649,222 +2558,13 @@
           <w:i w:val="0"/>
           <w:sz w:val="22"/>
         </w:rPr>
-        <w:t xml:space="preserve"> Ему — пока нет. Вам — по секрету. Где ваша таблица с цветами?</w:t>
+        <w:t xml:space="preserve"> Тут же люди.</w:t>
       </w:r>
     </w:p>
     <w:p>
       <w:pPr>
-        <w:keepNext/>
-        <w:spacing w:before="320" w:after="140"/>
-      </w:pPr>
-      <w:r>
-        <w:rPr>
-          <w:rFonts w:ascii="Times New Roman" w:hAnsi="Times New Roman" w:eastAsia="Malgun Gothic"/>
-          <w:b/>
-          <w:i w:val="0"/>
-          <w:color w:val="1F3864"/>
-          <w:sz w:val="26"/>
-        </w:rPr>
-        <w:t>장면 7 — 다리야, 위험을 인지하며</w:t>
-      </w:r>
-    </w:p>
-    <w:p>
-      <w:pPr>
         <w:spacing w:before="0" w:after="110" w:line="300" w:lineRule="auto"/>
       </w:pPr>
-      <w:r>
-        <w:rPr>
-          <w:rFonts w:ascii="Times New Roman" w:hAnsi="Times New Roman" w:eastAsia="Malgun Gothic"/>
-          <w:b/>
-          <w:i w:val="0"/>
-          <w:sz w:val="22"/>
-        </w:rPr>
-        <w:t xml:space="preserve">Дарья: </w:t>
-      </w:r>
-      <w:r>
-        <w:rPr>
-          <w:rFonts w:ascii="Times New Roman" w:hAnsi="Times New Roman" w:eastAsia="Malgun Gothic"/>
-          <w:b w:val="0"/>
-          <w:i w:val="0"/>
-          <w:sz w:val="22"/>
-        </w:rPr>
-        <w:t>Алексей, прежде чем мы… пойдём дальше, я должна кое-что сказать.</w:t>
-      </w:r>
-    </w:p>
-    <w:p>
-      <w:pPr>
-        <w:spacing w:before="0" w:after="110" w:line="300" w:lineRule="auto"/>
-      </w:pPr>
-      <w:r>
-        <w:rPr>
-          <w:rFonts w:ascii="Times New Roman" w:hAnsi="Times New Roman" w:eastAsia="Malgun Gothic"/>
-          <w:b/>
-          <w:i w:val="0"/>
-          <w:sz w:val="22"/>
-        </w:rPr>
-        <w:t xml:space="preserve">Лёша: </w:t>
-      </w:r>
-      <w:r>
-        <w:rPr>
-          <w:rFonts w:ascii="Times New Roman" w:hAnsi="Times New Roman" w:eastAsia="Malgun Gothic"/>
-          <w:b w:val="0"/>
-          <w:i w:val="0"/>
-          <w:sz w:val="22"/>
-        </w:rPr>
-        <w:t>Слушаю.</w:t>
-      </w:r>
-    </w:p>
-    <w:p>
-      <w:pPr>
-        <w:spacing w:before="0" w:after="110" w:line="300" w:lineRule="auto"/>
-      </w:pPr>
-      <w:r>
-        <w:rPr>
-          <w:rFonts w:ascii="Times New Roman" w:hAnsi="Times New Roman" w:eastAsia="Malgun Gothic"/>
-          <w:b/>
-          <w:i w:val="0"/>
-          <w:sz w:val="22"/>
-        </w:rPr>
-        <w:t xml:space="preserve">Дарья: </w:t>
-      </w:r>
-      <w:r>
-        <w:rPr>
-          <w:rFonts w:ascii="Times New Roman" w:hAnsi="Times New Roman" w:eastAsia="Malgun Gothic"/>
-          <w:b w:val="0"/>
-          <w:i w:val="0"/>
-          <w:sz w:val="22"/>
-        </w:rPr>
-        <w:t>Работа, которую я начинаю, может сделать меня мишенью. Больше, чем когда-либо. Если мы будем вместе, это может коснуться и вас.</w:t>
-      </w:r>
-    </w:p>
-    <w:p>
-      <w:pPr>
-        <w:spacing w:before="0" w:after="110" w:line="300" w:lineRule="auto"/>
-      </w:pPr>
-      <w:r>
-        <w:rPr>
-          <w:rFonts w:ascii="Times New Roman" w:hAnsi="Times New Roman" w:eastAsia="Malgun Gothic"/>
-          <w:b/>
-          <w:i w:val="0"/>
-          <w:sz w:val="22"/>
-        </w:rPr>
-        <w:t xml:space="preserve">Лёша: </w:t>
-      </w:r>
-      <w:r>
-        <w:rPr>
-          <w:rFonts w:ascii="Times New Roman" w:hAnsi="Times New Roman" w:eastAsia="Malgun Gothic"/>
-          <w:b w:val="0"/>
-          <w:i w:val="0"/>
-          <w:sz w:val="22"/>
-        </w:rPr>
-        <w:t>Дарья, я уже мишень. С того дня, как взялся за дело Сафроновой.</w:t>
-      </w:r>
-    </w:p>
-    <w:p>
-      <w:pPr>
-        <w:spacing w:before="0" w:after="110" w:line="300" w:lineRule="auto"/>
-      </w:pPr>
-      <w:r>
-        <w:rPr>
-          <w:rFonts w:ascii="Times New Roman" w:hAnsi="Times New Roman" w:eastAsia="Malgun Gothic"/>
-          <w:b/>
-          <w:i w:val="0"/>
-          <w:sz w:val="22"/>
-        </w:rPr>
-        <w:t xml:space="preserve">Дарья: </w:t>
-      </w:r>
-      <w:r>
-        <w:rPr>
-          <w:rFonts w:ascii="Times New Roman" w:hAnsi="Times New Roman" w:eastAsia="Malgun Gothic"/>
-          <w:b w:val="0"/>
-          <w:i w:val="0"/>
-          <w:sz w:val="22"/>
-        </w:rPr>
-        <w:t>Знаю. Просто хочу, чтобы вы шли в это с открытыми глазами, а не вслепую.</w:t>
-      </w:r>
-    </w:p>
-    <w:p>
-      <w:pPr>
-        <w:spacing w:before="0" w:after="110" w:line="300" w:lineRule="auto"/>
-      </w:pPr>
-      <w:r>
-        <w:rPr>
-          <w:rFonts w:ascii="Times New Roman" w:hAnsi="Times New Roman" w:eastAsia="Malgun Gothic"/>
-          <w:b/>
-          <w:i w:val="0"/>
-          <w:sz w:val="22"/>
-        </w:rPr>
-        <w:t xml:space="preserve">Лёша: </w:t>
-      </w:r>
-      <w:r>
-        <w:rPr>
-          <w:rFonts w:ascii="Times New Roman" w:hAnsi="Times New Roman" w:eastAsia="Malgun Gothic"/>
-          <w:b w:val="0"/>
-          <w:i w:val="0"/>
-          <w:sz w:val="22"/>
-        </w:rPr>
-        <w:t>Я иду с открытыми глазами. И всё равно хочу быть с вами.</w:t>
-      </w:r>
-    </w:p>
-    <w:p>
-      <w:pPr>
-        <w:spacing w:before="0" w:after="110" w:line="300" w:lineRule="auto"/>
-      </w:pPr>
-      <w:r>
-        <w:rPr>
-          <w:rFonts w:ascii="Times New Roman" w:hAnsi="Times New Roman" w:eastAsia="Malgun Gothic"/>
-          <w:b/>
-          <w:i w:val="0"/>
-          <w:sz w:val="22"/>
-        </w:rPr>
-        <w:t xml:space="preserve">Дарья: </w:t>
-      </w:r>
-      <w:r>
-        <w:rPr>
-          <w:rFonts w:ascii="Times New Roman" w:hAnsi="Times New Roman" w:eastAsia="Malgun Gothic"/>
-          <w:b w:val="0"/>
-          <w:i w:val="0"/>
-          <w:sz w:val="22"/>
-        </w:rPr>
-        <w:t>Вы не понимаете. Если за мной придут, первыми будут смотреть, с кем я ужинаю. Ваше имя окажется в чужих папках.</w:t>
-      </w:r>
-    </w:p>
-    <w:p>
-      <w:pPr>
-        <w:spacing w:before="0" w:after="110" w:line="300" w:lineRule="auto"/>
-      </w:pPr>
-      <w:r>
-        <w:rPr>
-          <w:rFonts w:ascii="Times New Roman" w:hAnsi="Times New Roman" w:eastAsia="Malgun Gothic"/>
-          <w:b/>
-          <w:i w:val="0"/>
-          <w:sz w:val="22"/>
-        </w:rPr>
-        <w:t xml:space="preserve">Лёша: </w:t>
-      </w:r>
-      <w:r>
-        <w:rPr>
-          <w:rFonts w:ascii="Times New Roman" w:hAnsi="Times New Roman" w:eastAsia="Malgun Gothic"/>
-          <w:b w:val="0"/>
-          <w:i w:val="0"/>
-          <w:sz w:val="22"/>
-        </w:rPr>
-        <w:t>Оно там давно, Дарья. С дела Быкова. Одной папкой больше.</w:t>
-      </w:r>
-    </w:p>
-    <w:p>
-      <w:pPr>
-        <w:spacing w:before="0" w:after="110" w:line="300" w:lineRule="auto"/>
-      </w:pPr>
-      <w:r>
-        <w:rPr>
-          <w:rFonts w:ascii="Times New Roman" w:hAnsi="Times New Roman" w:eastAsia="Malgun Gothic"/>
-          <w:b/>
-          <w:i w:val="0"/>
-          <w:sz w:val="22"/>
-        </w:rPr>
-        <w:t xml:space="preserve">Дарья: </w:t>
-      </w:r>
       <w:r>
         <w:rPr>
           <w:rFonts w:ascii="Times New Roman" w:hAnsi="Times New Roman" w:eastAsia="Malgun Gothic"/>
@@ -2873,16 +2573,7 @@
           <w:color w:val="555555"/>
           <w:sz w:val="22"/>
         </w:rPr>
-        <w:t>(улыбается — впервые без тени настороженности)</w:t>
-      </w:r>
-      <w:r>
-        <w:rPr>
-          <w:rFonts w:ascii="Times New Roman" w:hAnsi="Times New Roman" w:eastAsia="Malgun Gothic"/>
-          <w:b w:val="0"/>
-          <w:i w:val="0"/>
-          <w:sz w:val="22"/>
-        </w:rPr>
-        <w:t xml:space="preserve"> Тогда, наверное, мы оба немного безумны.</w:t>
+        <w:t>(официантка приносит чай)</w:t>
       </w:r>
     </w:p>
     <w:p>
@@ -2896,170 +2587,7 @@
           <w:i w:val="0"/>
           <w:sz w:val="22"/>
         </w:rPr>
-        <w:t xml:space="preserve">Лёша: </w:t>
-      </w:r>
-      <w:r>
-        <w:rPr>
-          <w:rFonts w:ascii="Times New Roman" w:hAnsi="Times New Roman" w:eastAsia="Malgun Gothic"/>
-          <w:b w:val="0"/>
-          <w:i w:val="0"/>
-          <w:sz w:val="22"/>
-        </w:rPr>
-        <w:t>Может быть. Но, кажется, это тоже часть того, ради чего стоит бороться.</w:t>
-      </w:r>
-    </w:p>
-    <w:p>
-      <w:pPr>
-        <w:keepNext/>
-        <w:spacing w:before="320" w:after="140"/>
-      </w:pPr>
-      <w:r>
-        <w:rPr>
-          <w:rFonts w:ascii="Times New Roman" w:hAnsi="Times New Roman" w:eastAsia="Malgun Gothic"/>
-          <w:b/>
-          <w:i w:val="0"/>
-          <w:color w:val="1F3864"/>
-          <w:sz w:val="26"/>
-        </w:rPr>
-        <w:t>장면 8 — 역, 새로운 단계</w:t>
-      </w:r>
-    </w:p>
-    <w:p>
-      <w:pPr>
-        <w:spacing w:before="0" w:after="110" w:line="300" w:lineRule="auto"/>
-      </w:pPr>
-      <w:r>
-        <w:rPr>
-          <w:rFonts w:ascii="Times New Roman" w:hAnsi="Times New Roman" w:eastAsia="Malgun Gothic"/>
-          <w:b/>
-          <w:i w:val="0"/>
-          <w:sz w:val="22"/>
-        </w:rPr>
         <w:t xml:space="preserve">Дарья: </w:t>
-      </w:r>
-      <w:r>
-        <w:rPr>
-          <w:rFonts w:ascii="Times New Roman" w:hAnsi="Times New Roman" w:eastAsia="Malgun Gothic"/>
-          <w:b w:val="0"/>
-          <w:i w:val="0"/>
-          <w:sz w:val="22"/>
-        </w:rPr>
-        <w:t>Я возвращаюсь в Новокруцк — нужно проверить источники на месте. Но буду на связи.</w:t>
-      </w:r>
-    </w:p>
-    <w:p>
-      <w:pPr>
-        <w:spacing w:before="0" w:after="110" w:line="300" w:lineRule="auto"/>
-      </w:pPr>
-      <w:r>
-        <w:rPr>
-          <w:rFonts w:ascii="Times New Roman" w:hAnsi="Times New Roman" w:eastAsia="Malgun Gothic"/>
-          <w:b/>
-          <w:i w:val="0"/>
-          <w:sz w:val="22"/>
-        </w:rPr>
-        <w:t xml:space="preserve">Лёша: </w:t>
-      </w:r>
-      <w:r>
-        <w:rPr>
-          <w:rFonts w:ascii="Times New Roman" w:hAnsi="Times New Roman" w:eastAsia="Malgun Gothic"/>
-          <w:b w:val="0"/>
-          <w:i w:val="0"/>
-          <w:sz w:val="22"/>
-        </w:rPr>
-        <w:t>Надолго?</w:t>
-      </w:r>
-    </w:p>
-    <w:p>
-      <w:pPr>
-        <w:spacing w:before="0" w:after="110" w:line="300" w:lineRule="auto"/>
-      </w:pPr>
-      <w:r>
-        <w:rPr>
-          <w:rFonts w:ascii="Times New Roman" w:hAnsi="Times New Roman" w:eastAsia="Malgun Gothic"/>
-          <w:b/>
-          <w:i w:val="0"/>
-          <w:sz w:val="22"/>
-        </w:rPr>
-        <w:t xml:space="preserve">Дарья: </w:t>
-      </w:r>
-      <w:r>
-        <w:rPr>
-          <w:rFonts w:ascii="Times New Roman" w:hAnsi="Times New Roman" w:eastAsia="Malgun Gothic"/>
-          <w:b w:val="0"/>
-          <w:i w:val="0"/>
-          <w:sz w:val="22"/>
-        </w:rPr>
-        <w:t>Недели на три. Потом опять сюда — сверять цифры с Катей. Она пообещала, что к тому времени таблица станет «произведением искусства».</w:t>
-      </w:r>
-    </w:p>
-    <w:p>
-      <w:pPr>
-        <w:spacing w:before="0" w:after="110" w:line="300" w:lineRule="auto"/>
-      </w:pPr>
-      <w:r>
-        <w:rPr>
-          <w:rFonts w:ascii="Times New Roman" w:hAnsi="Times New Roman" w:eastAsia="Malgun Gothic"/>
-          <w:b/>
-          <w:i w:val="0"/>
-          <w:sz w:val="22"/>
-        </w:rPr>
-        <w:t xml:space="preserve">Лёша: </w:t>
-      </w:r>
-      <w:r>
-        <w:rPr>
-          <w:rFonts w:ascii="Times New Roman" w:hAnsi="Times New Roman" w:eastAsia="Malgun Gothic"/>
-          <w:b w:val="0"/>
-          <w:i w:val="0"/>
-          <w:sz w:val="22"/>
-        </w:rPr>
-        <w:t>Она сдержит слово. Она всегда сдерживает.</w:t>
-      </w:r>
-    </w:p>
-    <w:p>
-      <w:pPr>
-        <w:spacing w:before="0" w:after="110" w:line="300" w:lineRule="auto"/>
-      </w:pPr>
-      <w:r>
-        <w:rPr>
-          <w:rFonts w:ascii="Times New Roman" w:hAnsi="Times New Roman" w:eastAsia="Malgun Gothic"/>
-          <w:b/>
-          <w:i w:val="0"/>
-          <w:sz w:val="22"/>
-        </w:rPr>
-        <w:t xml:space="preserve">Дарья: </w:t>
-      </w:r>
-      <w:r>
-        <w:rPr>
-          <w:rFonts w:ascii="Times New Roman" w:hAnsi="Times New Roman" w:eastAsia="Malgun Gothic"/>
-          <w:b w:val="0"/>
-          <w:i w:val="0"/>
-          <w:sz w:val="22"/>
-        </w:rPr>
-        <w:t>Берегите её. Таких, как она, система любит ломать первыми.</w:t>
-      </w:r>
-    </w:p>
-    <w:p>
-      <w:pPr>
-        <w:spacing w:before="0" w:after="110" w:line="300" w:lineRule="auto"/>
-      </w:pPr>
-      <w:r>
-        <w:rPr>
-          <w:rFonts w:ascii="Times New Roman" w:hAnsi="Times New Roman" w:eastAsia="Malgun Gothic"/>
-          <w:b/>
-          <w:i w:val="0"/>
-          <w:sz w:val="22"/>
-        </w:rPr>
-        <w:t xml:space="preserve">Лёша: </w:t>
-      </w:r>
-      <w:r>
-        <w:rPr>
-          <w:rFonts w:ascii="Times New Roman" w:hAnsi="Times New Roman" w:eastAsia="Malgun Gothic"/>
-          <w:b w:val="0"/>
-          <w:i w:val="0"/>
-          <w:sz w:val="22"/>
-        </w:rPr>
-        <w:t xml:space="preserve">Знаю. Поэтому пока и не пускаю её дальше реестров. </w:t>
       </w:r>
       <w:r>
         <w:rPr>
@@ -3069,7 +2597,7 @@
           <w:color w:val="555555"/>
           <w:sz w:val="22"/>
         </w:rPr>
-        <w:t>(пауза)</w:t>
+        <w:t>(Лёше)</w:t>
       </w:r>
       <w:r>
         <w:rPr>
@@ -3078,7 +2606,7 @@
           <w:i w:val="0"/>
           <w:sz w:val="22"/>
         </w:rPr>
-        <w:t xml:space="preserve"> А на связи — постоянно?</w:t>
+        <w:t xml:space="preserve"> Вам сахар передать?</w:t>
       </w:r>
     </w:p>
     <w:p>
@@ -3092,7 +2620,7 @@
           <w:i w:val="0"/>
           <w:sz w:val="22"/>
         </w:rPr>
-        <w:t xml:space="preserve">Дарья: </w:t>
+        <w:t xml:space="preserve">Лёша: </w:t>
       </w:r>
       <w:r>
         <w:rPr>
@@ -3101,7 +2629,7 @@
           <w:i w:val="0"/>
           <w:sz w:val="22"/>
         </w:rPr>
-        <w:t>Постоянно. И, Алексей… спасибо, что не побоялись спросить в кафе. Обычно люди слишком боятся всё испортить и молчат до последнего.</w:t>
+        <w:t>Не надо, я без сахара.</w:t>
       </w:r>
     </w:p>
     <w:p>
@@ -3115,6 +2643,29 @@
           <w:i w:val="0"/>
           <w:sz w:val="22"/>
         </w:rPr>
+        <w:t xml:space="preserve">Дарья: </w:t>
+      </w:r>
+      <w:r>
+        <w:rPr>
+          <w:rFonts w:ascii="Times New Roman" w:hAnsi="Times New Roman" w:eastAsia="Malgun Gothic"/>
+          <w:b w:val="0"/>
+          <w:i w:val="0"/>
+          <w:sz w:val="22"/>
+        </w:rPr>
+        <w:t>Как можно пить чай без сахара? Это же просто горячая вода с характером.</w:t>
+      </w:r>
+    </w:p>
+    <w:p>
+      <w:pPr>
+        <w:spacing w:before="0" w:after="110" w:line="300" w:lineRule="auto"/>
+      </w:pPr>
+      <w:r>
+        <w:rPr>
+          <w:rFonts w:ascii="Times New Roman" w:hAnsi="Times New Roman" w:eastAsia="Malgun Gothic"/>
+          <w:b/>
+          <w:i w:val="0"/>
+          <w:sz w:val="22"/>
+        </w:rPr>
         <w:t xml:space="preserve">Лёша: </w:t>
       </w:r>
       <w:r>
@@ -3124,7 +2675,53 @@
           <w:i w:val="0"/>
           <w:sz w:val="22"/>
         </w:rPr>
-        <w:t>Я тоже боялся. Но вы правы — не всё стоит выражать словами. Иногда достаточно просто не отпускать руку.</w:t>
+        <w:t>Отвык ещё в институте.</w:t>
+      </w:r>
+    </w:p>
+    <w:p>
+      <w:pPr>
+        <w:spacing w:before="0" w:after="110" w:line="300" w:lineRule="auto"/>
+      </w:pPr>
+      <w:r>
+        <w:rPr>
+          <w:rFonts w:ascii="Times New Roman" w:hAnsi="Times New Roman" w:eastAsia="Malgun Gothic"/>
+          <w:b/>
+          <w:i w:val="0"/>
+          <w:sz w:val="22"/>
+        </w:rPr>
+        <w:t xml:space="preserve">Дарья: </w:t>
+      </w:r>
+      <w:r>
+        <w:rPr>
+          <w:rFonts w:ascii="Times New Roman" w:hAnsi="Times New Roman" w:eastAsia="Malgun Gothic"/>
+          <w:b w:val="0"/>
+          <w:i w:val="0"/>
+          <w:sz w:val="22"/>
+        </w:rPr>
+        <w:t>А я кладу три ложки. И не смотрите на меня так.</w:t>
+      </w:r>
+    </w:p>
+    <w:p>
+      <w:pPr>
+        <w:spacing w:before="0" w:after="110" w:line="300" w:lineRule="auto"/>
+      </w:pPr>
+      <w:r>
+        <w:rPr>
+          <w:rFonts w:ascii="Times New Roman" w:hAnsi="Times New Roman" w:eastAsia="Malgun Gothic"/>
+          <w:b/>
+          <w:i w:val="0"/>
+          <w:sz w:val="22"/>
+        </w:rPr>
+        <w:t xml:space="preserve">Лёша: </w:t>
+      </w:r>
+      <w:r>
+        <w:rPr>
+          <w:rFonts w:ascii="Times New Roman" w:hAnsi="Times New Roman" w:eastAsia="Malgun Gothic"/>
+          <w:b w:val="0"/>
+          <w:i w:val="0"/>
+          <w:sz w:val="22"/>
+        </w:rPr>
+        <w:t>Я не смотрю. Я считаю.</w:t>
       </w:r>
     </w:p>
     <w:p>
@@ -3148,7 +2745,7 @@
           <w:color w:val="555555"/>
           <w:sz w:val="22"/>
         </w:rPr>
-        <w:t>(сквозь шум вокзала)</w:t>
+        <w:t>(кидает в него пакетик сахара)</w:t>
       </w:r>
       <w:r>
         <w:rPr>
@@ -3157,7 +2754,7 @@
           <w:i w:val="0"/>
           <w:sz w:val="22"/>
         </w:rPr>
-        <w:t xml:space="preserve"> Вы вообще-то сейчас сказали целую речь о том, что не нужно слов.</w:t>
+        <w:t xml:space="preserve"> Считайте лучше свои котлеты.</w:t>
       </w:r>
     </w:p>
     <w:p>
@@ -3171,7 +2768,7 @@
           <w:i w:val="0"/>
           <w:sz w:val="22"/>
         </w:rPr>
-        <w:t xml:space="preserve">Лёша: </w:t>
+        <w:t xml:space="preserve">Дарья: </w:t>
       </w:r>
       <w:r>
         <w:rPr>
@@ -3180,7 +2777,7 @@
           <w:i w:val="0"/>
           <w:sz w:val="22"/>
         </w:rPr>
-        <w:t>Я юрист. Мы и о молчании говорим подробно.</w:t>
+        <w:t>Знаете, Алексей, мне редко бывает так… спокойно с кем-то. Обычно вокруг меня либо источники, которые чего-то хотят, либо коллеги, которые соревнуются.</w:t>
       </w:r>
     </w:p>
     <w:p>
@@ -3194,7 +2791,7 @@
           <w:i w:val="0"/>
           <w:sz w:val="22"/>
         </w:rPr>
-        <w:t xml:space="preserve">Дарья: </w:t>
+        <w:t xml:space="preserve">Лёша: </w:t>
       </w:r>
       <w:r>
         <w:rPr>
@@ -3203,7 +2800,7 @@
           <w:i w:val="0"/>
           <w:sz w:val="22"/>
         </w:rPr>
-        <w:t>Тютчев бы с вами согласился. «Мысль изречённая есть ложь».</w:t>
+        <w:t>А со мной?</w:t>
       </w:r>
     </w:p>
     <w:p>
@@ -3217,16 +2814,30 @@
           <w:i w:val="0"/>
           <w:sz w:val="22"/>
         </w:rPr>
+        <w:t xml:space="preserve">Дарья: </w:t>
+      </w:r>
+      <w:r>
+        <w:rPr>
+          <w:rFonts w:ascii="Times New Roman" w:hAnsi="Times New Roman" w:eastAsia="Malgun Gothic"/>
+          <w:b w:val="0"/>
+          <w:i w:val="0"/>
+          <w:sz w:val="22"/>
+        </w:rPr>
+        <w:t>А с вами — просто спокойно. Странное чувство для человека, который зарабатывает на жизнь погоней за коррумпированными чиновниками.</w:t>
+      </w:r>
+    </w:p>
+    <w:p>
+      <w:pPr>
+        <w:spacing w:before="0" w:after="110" w:line="300" w:lineRule="auto"/>
+      </w:pPr>
+      <w:r>
+        <w:rPr>
+          <w:rFonts w:ascii="Times New Roman" w:hAnsi="Times New Roman" w:eastAsia="Malgun Gothic"/>
+          <w:b/>
+          <w:i w:val="0"/>
+          <w:sz w:val="22"/>
+        </w:rPr>
         <w:t xml:space="preserve">Лёша: </w:t>
-      </w:r>
-      <w:r>
-        <w:rPr>
-          <w:rFonts w:ascii="Times New Roman" w:hAnsi="Times New Roman" w:eastAsia="Malgun Gothic"/>
-          <w:b w:val="0"/>
-          <w:i w:val="0"/>
-          <w:sz w:val="22"/>
-        </w:rPr>
-        <w:t xml:space="preserve">Тогда я лучше помолчу. </w:t>
       </w:r>
       <w:r>
         <w:rPr>
@@ -3236,7 +2847,62 @@
           <w:color w:val="555555"/>
           <w:sz w:val="22"/>
         </w:rPr>
-        <w:t>(не отпускает её руку до самого вагона)</w:t>
+        <w:t>(пауза, серьёзнее)</w:t>
+      </w:r>
+      <w:r>
+        <w:rPr>
+          <w:rFonts w:ascii="Times New Roman" w:hAnsi="Times New Roman" w:eastAsia="Malgun Gothic"/>
+          <w:b w:val="0"/>
+          <w:i w:val="0"/>
+          <w:sz w:val="22"/>
+        </w:rPr>
+        <w:t xml:space="preserve"> Дарья, можно спросить честно?</w:t>
+      </w:r>
+    </w:p>
+    <w:p>
+      <w:pPr>
+        <w:spacing w:before="0" w:after="110" w:line="300" w:lineRule="auto"/>
+      </w:pPr>
+      <w:r>
+        <w:rPr>
+          <w:rFonts w:ascii="Times New Roman" w:hAnsi="Times New Roman" w:eastAsia="Malgun Gothic"/>
+          <w:b/>
+          <w:i w:val="0"/>
+          <w:sz w:val="22"/>
+        </w:rPr>
+        <w:t xml:space="preserve">Дарья: </w:t>
+      </w:r>
+      <w:r>
+        <w:rPr>
+          <w:rFonts w:ascii="Times New Roman" w:hAnsi="Times New Roman" w:eastAsia="Malgun Gothic"/>
+          <w:b w:val="0"/>
+          <w:i w:val="0"/>
+          <w:sz w:val="22"/>
+        </w:rPr>
+        <w:t>Спрашивайте.</w:t>
+      </w:r>
+    </w:p>
+    <w:p>
+      <w:pPr>
+        <w:spacing w:before="0" w:after="110" w:line="300" w:lineRule="auto"/>
+      </w:pPr>
+      <w:r>
+        <w:rPr>
+          <w:rFonts w:ascii="Times New Roman" w:hAnsi="Times New Roman" w:eastAsia="Malgun Gothic"/>
+          <w:b/>
+          <w:i w:val="0"/>
+          <w:sz w:val="22"/>
+        </w:rPr>
+        <w:t xml:space="preserve">Лёша: </w:t>
+      </w:r>
+      <w:r>
+        <w:rPr>
+          <w:rFonts w:ascii="Times New Roman" w:hAnsi="Times New Roman" w:eastAsia="Malgun Gothic"/>
+          <w:b w:val="0"/>
+          <w:i w:val="0"/>
+          <w:sz w:val="22"/>
+        </w:rPr>
+        <w:t>Это спокойствие… это только рабочее партнёрство или что-то большее?</w:t>
       </w:r>
     </w:p>
     <w:p>
@@ -3260,7 +2926,7 @@
           <w:color w:val="555555"/>
           <w:sz w:val="22"/>
         </w:rPr>
-        <w:t>(сжимает его руку)</w:t>
+        <w:t>(долгая пауза, смотрит на него)</w:t>
       </w:r>
       <w:r>
         <w:rPr>
@@ -3269,7 +2935,7 @@
           <w:i w:val="0"/>
           <w:sz w:val="22"/>
         </w:rPr>
-        <w:t xml:space="preserve"> Договорились. До связи, Алексей Николаевич.</w:t>
+        <w:t xml:space="preserve"> А вы сами как думаете?</w:t>
       </w:r>
     </w:p>
     <w:p>
@@ -3292,11 +2958,63 @@
           <w:i w:val="0"/>
           <w:sz w:val="22"/>
         </w:rPr>
-        <w:t>До связи, Дарья Игоревна.</w:t>
+        <w:t>Я думаю, что боюсь ответить неправильно и всё испортить.</w:t>
       </w:r>
     </w:p>
     <w:p>
       <w:pPr>
+        <w:spacing w:before="0" w:after="110" w:line="300" w:lineRule="auto"/>
+      </w:pPr>
+      <w:r>
+        <w:rPr>
+          <w:rFonts w:ascii="Times New Roman" w:hAnsi="Times New Roman" w:eastAsia="Malgun Gothic"/>
+          <w:b/>
+          <w:i w:val="0"/>
+          <w:sz w:val="22"/>
+        </w:rPr>
+        <w:t xml:space="preserve">Дарья: </w:t>
+      </w:r>
+      <w:r>
+        <w:rPr>
+          <w:rFonts w:ascii="Times New Roman" w:hAnsi="Times New Roman" w:eastAsia="Malgun Gothic"/>
+          <w:b w:val="0"/>
+          <w:i/>
+          <w:color w:val="555555"/>
+          <w:sz w:val="22"/>
+        </w:rPr>
+        <w:t>(мягко)</w:t>
+      </w:r>
+      <w:r>
+        <w:rPr>
+          <w:rFonts w:ascii="Times New Roman" w:hAnsi="Times New Roman" w:eastAsia="Malgun Gothic"/>
+          <w:b w:val="0"/>
+          <w:i w:val="0"/>
+          <w:sz w:val="22"/>
+        </w:rPr>
+        <w:t xml:space="preserve"> Тогда не отвечайте. Просто… </w:t>
+      </w:r>
+      <w:r>
+        <w:rPr>
+          <w:rFonts w:ascii="Times New Roman" w:hAnsi="Times New Roman" w:eastAsia="Malgun Gothic"/>
+          <w:b w:val="0"/>
+          <w:i/>
+          <w:color w:val="555555"/>
+          <w:sz w:val="22"/>
+        </w:rPr>
+        <w:t>(берёт его за руку)</w:t>
+      </w:r>
+      <w:r>
+        <w:rPr>
+          <w:rFonts w:ascii="Times New Roman" w:hAnsi="Times New Roman" w:eastAsia="Malgun Gothic"/>
+          <w:b w:val="0"/>
+          <w:i w:val="0"/>
+          <w:sz w:val="22"/>
+        </w:rPr>
+        <w:t xml:space="preserve"> вот так, наверное, честнее любых слов.</w:t>
+      </w:r>
+    </w:p>
+    <w:p>
+      <w:pPr>
         <w:keepNext/>
         <w:spacing w:before="320" w:after="140"/>
       </w:pPr>
@@ -3308,12 +3026,12 @@
           <w:color w:val="1F3864"/>
           <w:sz w:val="26"/>
         </w:rPr>
-        <w:t>핵심 문학 인용</w:t>
+        <w:t>장면 5 — 올가의 관찰</w:t>
       </w:r>
     </w:p>
     <w:p>
       <w:pPr>
-        <w:spacing w:before="0" w:after="120"/>
+        <w:spacing w:before="0" w:after="110" w:line="300" w:lineRule="auto"/>
       </w:pPr>
       <w:r>
         <w:rPr>
@@ -3322,7 +3040,7 @@
           <w:i w:val="0"/>
           <w:sz w:val="22"/>
         </w:rPr>
-        <w:t>Фёдор Тютчев, «Silentium!» (лирическое стихотворение): «Мысль изречённая есть ложь»</w:t>
+        <w:t xml:space="preserve">Ольга: </w:t>
       </w:r>
       <w:r>
         <w:rPr>
@@ -3331,11 +3049,1278 @@
           <w:i w:val="0"/>
           <w:sz w:val="22"/>
         </w:rPr>
-        <w:t xml:space="preserve"> — 한국어 해설: 카페에서 "대답하지 말고 그냥 손을 잡자"던 다리야가 역 이별 장면에서 이 구절로 료샤의 "모든 것을 말로 할 필요는 없다"에 답한다. 말보다 행동으로 확인하는 두 사람의 관계가 시작되는 순간이다 (장면 8).</w:t>
+        <w:t>Алексей, можно личный вопрос?</w:t>
       </w:r>
     </w:p>
     <w:p>
       <w:pPr>
+        <w:spacing w:before="0" w:after="110" w:line="300" w:lineRule="auto"/>
+      </w:pPr>
+      <w:r>
+        <w:rPr>
+          <w:rFonts w:ascii="Times New Roman" w:hAnsi="Times New Roman" w:eastAsia="Malgun Gothic"/>
+          <w:b/>
+          <w:i w:val="0"/>
+          <w:sz w:val="22"/>
+        </w:rPr>
+        <w:t xml:space="preserve">Лёша: </w:t>
+      </w:r>
+      <w:r>
+        <w:rPr>
+          <w:rFonts w:ascii="Times New Roman" w:hAnsi="Times New Roman" w:eastAsia="Malgun Gothic"/>
+          <w:b w:val="0"/>
+          <w:i w:val="0"/>
+          <w:sz w:val="22"/>
+        </w:rPr>
+        <w:t>Смотря какой.</w:t>
+      </w:r>
+    </w:p>
+    <w:p>
+      <w:pPr>
+        <w:spacing w:before="0" w:after="110" w:line="300" w:lineRule="auto"/>
+      </w:pPr>
+      <w:r>
+        <w:rPr>
+          <w:rFonts w:ascii="Times New Roman" w:hAnsi="Times New Roman" w:eastAsia="Malgun Gothic"/>
+          <w:b/>
+          <w:i w:val="0"/>
+          <w:sz w:val="22"/>
+        </w:rPr>
+        <w:t xml:space="preserve">Ольга: </w:t>
+      </w:r>
+      <w:r>
+        <w:rPr>
+          <w:rFonts w:ascii="Times New Roman" w:hAnsi="Times New Roman" w:eastAsia="Malgun Gothic"/>
+          <w:b w:val="0"/>
+          <w:i w:val="0"/>
+          <w:sz w:val="22"/>
+        </w:rPr>
+        <w:t>У вас с Дарьей… что-то происходит?</w:t>
+      </w:r>
+    </w:p>
+    <w:p>
+      <w:pPr>
+        <w:spacing w:before="0" w:after="110" w:line="300" w:lineRule="auto"/>
+      </w:pPr>
+      <w:r>
+        <w:rPr>
+          <w:rFonts w:ascii="Times New Roman" w:hAnsi="Times New Roman" w:eastAsia="Malgun Gothic"/>
+          <w:b/>
+          <w:i w:val="0"/>
+          <w:sz w:val="22"/>
+        </w:rPr>
+        <w:t xml:space="preserve">Лёша: </w:t>
+      </w:r>
+      <w:r>
+        <w:rPr>
+          <w:rFonts w:ascii="Times New Roman" w:hAnsi="Times New Roman" w:eastAsia="Malgun Gothic"/>
+          <w:b w:val="0"/>
+          <w:i/>
+          <w:color w:val="555555"/>
+          <w:sz w:val="22"/>
+        </w:rPr>
+        <w:t>(смущённо)</w:t>
+      </w:r>
+      <w:r>
+        <w:rPr>
+          <w:rFonts w:ascii="Times New Roman" w:hAnsi="Times New Roman" w:eastAsia="Malgun Gothic"/>
+          <w:b w:val="0"/>
+          <w:i w:val="0"/>
+          <w:sz w:val="22"/>
+        </w:rPr>
+        <w:t xml:space="preserve"> Заметно?</w:t>
+      </w:r>
+    </w:p>
+    <w:p>
+      <w:pPr>
+        <w:spacing w:before="0" w:after="110" w:line="300" w:lineRule="auto"/>
+      </w:pPr>
+      <w:r>
+        <w:rPr>
+          <w:rFonts w:ascii="Times New Roman" w:hAnsi="Times New Roman" w:eastAsia="Malgun Gothic"/>
+          <w:b/>
+          <w:i w:val="0"/>
+          <w:sz w:val="22"/>
+        </w:rPr>
+        <w:t xml:space="preserve">Ольга: </w:t>
+      </w:r>
+      <w:r>
+        <w:rPr>
+          <w:rFonts w:ascii="Times New Roman" w:hAnsi="Times New Roman" w:eastAsia="Malgun Gothic"/>
+          <w:b w:val="0"/>
+          <w:i w:val="0"/>
+          <w:sz w:val="22"/>
+        </w:rPr>
+        <w:t>Заметно, что вы улыбаетесь, когда она в комнате. Такого я не видела с самого Новокруцка. Это хорошо, Алексей. Правда хорошо.</w:t>
+      </w:r>
+    </w:p>
+    <w:p>
+      <w:pPr>
+        <w:spacing w:before="0" w:after="110" w:line="300" w:lineRule="auto"/>
+      </w:pPr>
+      <w:r>
+        <w:rPr>
+          <w:rFonts w:ascii="Times New Roman" w:hAnsi="Times New Roman" w:eastAsia="Malgun Gothic"/>
+          <w:b/>
+          <w:i w:val="0"/>
+          <w:sz w:val="22"/>
+        </w:rPr>
+        <w:t xml:space="preserve">Лёша: </w:t>
+      </w:r>
+      <w:r>
+        <w:rPr>
+          <w:rFonts w:ascii="Times New Roman" w:hAnsi="Times New Roman" w:eastAsia="Malgun Gothic"/>
+          <w:b w:val="0"/>
+          <w:i w:val="0"/>
+          <w:sz w:val="22"/>
+        </w:rPr>
+        <w:t>Вы что, за мной наблюдаете?</w:t>
+      </w:r>
+    </w:p>
+    <w:p>
+      <w:pPr>
+        <w:spacing w:before="0" w:after="110" w:line="300" w:lineRule="auto"/>
+      </w:pPr>
+      <w:r>
+        <w:rPr>
+          <w:rFonts w:ascii="Times New Roman" w:hAnsi="Times New Roman" w:eastAsia="Malgun Gothic"/>
+          <w:b/>
+          <w:i w:val="0"/>
+          <w:sz w:val="22"/>
+        </w:rPr>
+        <w:t xml:space="preserve">Ольга: </w:t>
+      </w:r>
+      <w:r>
+        <w:rPr>
+          <w:rFonts w:ascii="Times New Roman" w:hAnsi="Times New Roman" w:eastAsia="Malgun Gothic"/>
+          <w:b w:val="0"/>
+          <w:i w:val="0"/>
+          <w:sz w:val="22"/>
+        </w:rPr>
+        <w:t>Я смотрю в окно, Алексей. Старым женщинам положено смотреть в окно. А вы вчера провожали её до гостиницы и вернулись с таким лицом, будто выиграли дело в Верховном суде.</w:t>
+      </w:r>
+    </w:p>
+    <w:p>
+      <w:pPr>
+        <w:spacing w:before="0" w:after="110" w:line="300" w:lineRule="auto"/>
+      </w:pPr>
+      <w:r>
+        <w:rPr>
+          <w:rFonts w:ascii="Times New Roman" w:hAnsi="Times New Roman" w:eastAsia="Malgun Gothic"/>
+          <w:b/>
+          <w:i w:val="0"/>
+          <w:sz w:val="22"/>
+        </w:rPr>
+        <w:t xml:space="preserve">Лёша: </w:t>
+      </w:r>
+      <w:r>
+        <w:rPr>
+          <w:rFonts w:ascii="Times New Roman" w:hAnsi="Times New Roman" w:eastAsia="Malgun Gothic"/>
+          <w:b w:val="0"/>
+          <w:i w:val="0"/>
+          <w:sz w:val="22"/>
+        </w:rPr>
+        <w:t>Я думал, что держусь профессионально.</w:t>
+      </w:r>
+    </w:p>
+    <w:p>
+      <w:pPr>
+        <w:spacing w:before="0" w:after="110" w:line="300" w:lineRule="auto"/>
+      </w:pPr>
+      <w:r>
+        <w:rPr>
+          <w:rFonts w:ascii="Times New Roman" w:hAnsi="Times New Roman" w:eastAsia="Malgun Gothic"/>
+          <w:b/>
+          <w:i w:val="0"/>
+          <w:sz w:val="22"/>
+        </w:rPr>
+        <w:t xml:space="preserve">Ольга: </w:t>
+      </w:r>
+      <w:r>
+        <w:rPr>
+          <w:rFonts w:ascii="Times New Roman" w:hAnsi="Times New Roman" w:eastAsia="Malgun Gothic"/>
+          <w:b w:val="0"/>
+          <w:i w:val="0"/>
+          <w:sz w:val="22"/>
+        </w:rPr>
+        <w:t>Вы держались профессионально. Лицо — нет.</w:t>
+      </w:r>
+    </w:p>
+    <w:p>
+      <w:pPr>
+        <w:spacing w:before="0" w:after="110" w:line="300" w:lineRule="auto"/>
+      </w:pPr>
+      <w:r>
+        <w:rPr>
+          <w:rFonts w:ascii="Times New Roman" w:hAnsi="Times New Roman" w:eastAsia="Malgun Gothic"/>
+          <w:b/>
+          <w:i w:val="0"/>
+          <w:sz w:val="22"/>
+        </w:rPr>
+        <w:t xml:space="preserve">Лёша: </w:t>
+      </w:r>
+      <w:r>
+        <w:rPr>
+          <w:rFonts w:ascii="Times New Roman" w:hAnsi="Times New Roman" w:eastAsia="Malgun Gothic"/>
+          <w:b w:val="0"/>
+          <w:i w:val="0"/>
+          <w:sz w:val="22"/>
+        </w:rPr>
+        <w:t>Вы не думаете, что это опасно? Учитывая, чем мы оба занимаемся?</w:t>
+      </w:r>
+    </w:p>
+    <w:p>
+      <w:pPr>
+        <w:spacing w:before="0" w:after="110" w:line="300" w:lineRule="auto"/>
+      </w:pPr>
+      <w:r>
+        <w:rPr>
+          <w:rFonts w:ascii="Times New Roman" w:hAnsi="Times New Roman" w:eastAsia="Malgun Gothic"/>
+          <w:b/>
+          <w:i w:val="0"/>
+          <w:sz w:val="22"/>
+        </w:rPr>
+        <w:t xml:space="preserve">Ольга: </w:t>
+      </w:r>
+      <w:r>
+        <w:rPr>
+          <w:rFonts w:ascii="Times New Roman" w:hAnsi="Times New Roman" w:eastAsia="Malgun Gothic"/>
+          <w:b w:val="0"/>
+          <w:i w:val="0"/>
+          <w:sz w:val="22"/>
+        </w:rPr>
+        <w:t>Опасно. Но если избегать всего опасного, в жизни не останется ничего, кроме работы. Виктор Петрович так и жил — только работа. И умер почти один, если не считать вас с Зоей Петровной.</w:t>
+      </w:r>
+    </w:p>
+    <w:p>
+      <w:pPr>
+        <w:spacing w:before="0" w:after="110" w:line="300" w:lineRule="auto"/>
+      </w:pPr>
+      <w:r>
+        <w:rPr>
+          <w:rFonts w:ascii="Times New Roman" w:hAnsi="Times New Roman" w:eastAsia="Malgun Gothic"/>
+          <w:b/>
+          <w:i w:val="0"/>
+          <w:sz w:val="22"/>
+        </w:rPr>
+        <w:t xml:space="preserve">Лёша: </w:t>
+      </w:r>
+      <w:r>
+        <w:rPr>
+          <w:rFonts w:ascii="Times New Roman" w:hAnsi="Times New Roman" w:eastAsia="Malgun Gothic"/>
+          <w:b w:val="0"/>
+          <w:i w:val="0"/>
+          <w:sz w:val="22"/>
+        </w:rPr>
+        <w:t>Вы хотите сказать, что мне стоит рискнуть?</w:t>
+      </w:r>
+    </w:p>
+    <w:p>
+      <w:pPr>
+        <w:spacing w:before="0" w:after="110" w:line="300" w:lineRule="auto"/>
+      </w:pPr>
+      <w:r>
+        <w:rPr>
+          <w:rFonts w:ascii="Times New Roman" w:hAnsi="Times New Roman" w:eastAsia="Malgun Gothic"/>
+          <w:b/>
+          <w:i w:val="0"/>
+          <w:sz w:val="22"/>
+        </w:rPr>
+        <w:t xml:space="preserve">Ольга: </w:t>
+      </w:r>
+      <w:r>
+        <w:rPr>
+          <w:rFonts w:ascii="Times New Roman" w:hAnsi="Times New Roman" w:eastAsia="Malgun Gothic"/>
+          <w:b w:val="0"/>
+          <w:i w:val="0"/>
+          <w:sz w:val="22"/>
+        </w:rPr>
+        <w:t>Я хочу сказать, что жизнь — это не только борьба. Не забывайте об этом, пока боретесь.</w:t>
+      </w:r>
+    </w:p>
+    <w:p>
+      <w:pPr>
+        <w:spacing w:before="0" w:after="110" w:line="300" w:lineRule="auto"/>
+      </w:pPr>
+      <w:r>
+        <w:rPr>
+          <w:rFonts w:ascii="Times New Roman" w:hAnsi="Times New Roman" w:eastAsia="Malgun Gothic"/>
+          <w:b/>
+          <w:i w:val="0"/>
+          <w:sz w:val="22"/>
+        </w:rPr>
+        <w:t xml:space="preserve">Лёша: </w:t>
+      </w:r>
+      <w:r>
+        <w:rPr>
+          <w:rFonts w:ascii="Times New Roman" w:hAnsi="Times New Roman" w:eastAsia="Malgun Gothic"/>
+          <w:b w:val="0"/>
+          <w:i w:val="0"/>
+          <w:sz w:val="22"/>
+        </w:rPr>
+        <w:t>Вы говорите так, будто проверили это на себе.</w:t>
+      </w:r>
+    </w:p>
+    <w:p>
+      <w:pPr>
+        <w:spacing w:before="0" w:after="110" w:line="300" w:lineRule="auto"/>
+      </w:pPr>
+      <w:r>
+        <w:rPr>
+          <w:rFonts w:ascii="Times New Roman" w:hAnsi="Times New Roman" w:eastAsia="Malgun Gothic"/>
+          <w:b/>
+          <w:i w:val="0"/>
+          <w:sz w:val="22"/>
+        </w:rPr>
+        <w:t xml:space="preserve">Ольга: </w:t>
+      </w:r>
+      <w:r>
+        <w:rPr>
+          <w:rFonts w:ascii="Times New Roman" w:hAnsi="Times New Roman" w:eastAsia="Malgun Gothic"/>
+          <w:b w:val="0"/>
+          <w:i w:val="0"/>
+          <w:sz w:val="22"/>
+        </w:rPr>
+        <w:t>Я говорю как человек, который двадцать лет откладывал жизнь «на после победы». Победы бывают редко, Алексей. А жизнь идёт каждый день.</w:t>
+      </w:r>
+    </w:p>
+    <w:p>
+      <w:pPr>
+        <w:keepNext/>
+        <w:spacing w:before="320" w:after="140"/>
+      </w:pPr>
+      <w:r>
+        <w:rPr>
+          <w:rFonts w:ascii="Times New Roman" w:hAnsi="Times New Roman" w:eastAsia="Malgun Gothic"/>
+          <w:b/>
+          <w:i w:val="0"/>
+          <w:color w:val="1F3864"/>
+          <w:sz w:val="26"/>
+        </w:rPr>
+        <w:t>장면 6 — 사무실, 카탸와 다리야</w:t>
+      </w:r>
+    </w:p>
+    <w:p>
+      <w:pPr>
+        <w:spacing w:before="0" w:after="110" w:line="300" w:lineRule="auto"/>
+      </w:pPr>
+      <w:r>
+        <w:rPr>
+          <w:rFonts w:ascii="Times New Roman" w:hAnsi="Times New Roman" w:eastAsia="Malgun Gothic"/>
+          <w:b/>
+          <w:i w:val="0"/>
+          <w:sz w:val="22"/>
+        </w:rPr>
+        <w:t xml:space="preserve">Катя: </w:t>
+      </w:r>
+      <w:r>
+        <w:rPr>
+          <w:rFonts w:ascii="Times New Roman" w:hAnsi="Times New Roman" w:eastAsia="Malgun Gothic"/>
+          <w:b w:val="0"/>
+          <w:i w:val="0"/>
+          <w:sz w:val="22"/>
+        </w:rPr>
+        <w:t>Дарья Игоревна, можно спросить? Как вы решились писать о смерти Быкова под своим именем? Вам же наверняка звонили.</w:t>
+      </w:r>
+    </w:p>
+    <w:p>
+      <w:pPr>
+        <w:spacing w:before="0" w:after="110" w:line="300" w:lineRule="auto"/>
+      </w:pPr>
+      <w:r>
+        <w:rPr>
+          <w:rFonts w:ascii="Times New Roman" w:hAnsi="Times New Roman" w:eastAsia="Malgun Gothic"/>
+          <w:b/>
+          <w:i w:val="0"/>
+          <w:sz w:val="22"/>
+        </w:rPr>
+        <w:t xml:space="preserve">Дарья: </w:t>
+      </w:r>
+      <w:r>
+        <w:rPr>
+          <w:rFonts w:ascii="Times New Roman" w:hAnsi="Times New Roman" w:eastAsia="Malgun Gothic"/>
+          <w:b w:val="0"/>
+          <w:i w:val="0"/>
+          <w:sz w:val="22"/>
+        </w:rPr>
+        <w:t>Звонили. Сначала вежливо, потом не очень. А однажды просто молчали в трубку — это хуже всего.</w:t>
+      </w:r>
+    </w:p>
+    <w:p>
+      <w:pPr>
+        <w:spacing w:before="0" w:after="110" w:line="300" w:lineRule="auto"/>
+      </w:pPr>
+      <w:r>
+        <w:rPr>
+          <w:rFonts w:ascii="Times New Roman" w:hAnsi="Times New Roman" w:eastAsia="Malgun Gothic"/>
+          <w:b/>
+          <w:i w:val="0"/>
+          <w:sz w:val="22"/>
+        </w:rPr>
+        <w:t xml:space="preserve">Катя: </w:t>
+      </w:r>
+      <w:r>
+        <w:rPr>
+          <w:rFonts w:ascii="Times New Roman" w:hAnsi="Times New Roman" w:eastAsia="Malgun Gothic"/>
+          <w:b w:val="0"/>
+          <w:i w:val="0"/>
+          <w:sz w:val="22"/>
+        </w:rPr>
+        <w:t>И вы не испугались?</w:t>
+      </w:r>
+    </w:p>
+    <w:p>
+      <w:pPr>
+        <w:spacing w:before="0" w:after="110" w:line="300" w:lineRule="auto"/>
+      </w:pPr>
+      <w:r>
+        <w:rPr>
+          <w:rFonts w:ascii="Times New Roman" w:hAnsi="Times New Roman" w:eastAsia="Malgun Gothic"/>
+          <w:b/>
+          <w:i w:val="0"/>
+          <w:sz w:val="22"/>
+        </w:rPr>
+        <w:t xml:space="preserve">Дарья: </w:t>
+      </w:r>
+      <w:r>
+        <w:rPr>
+          <w:rFonts w:ascii="Times New Roman" w:hAnsi="Times New Roman" w:eastAsia="Malgun Gothic"/>
+          <w:b w:val="0"/>
+          <w:i w:val="0"/>
+          <w:sz w:val="22"/>
+        </w:rPr>
+        <w:t>Испугалась. Просто к тому времени я уже знала, что страх не проходит. Он просто перестаёт решать за тебя.</w:t>
+      </w:r>
+    </w:p>
+    <w:p>
+      <w:pPr>
+        <w:spacing w:before="0" w:after="110" w:line="300" w:lineRule="auto"/>
+      </w:pPr>
+      <w:r>
+        <w:rPr>
+          <w:rFonts w:ascii="Times New Roman" w:hAnsi="Times New Roman" w:eastAsia="Malgun Gothic"/>
+          <w:b/>
+          <w:i w:val="0"/>
+          <w:sz w:val="22"/>
+        </w:rPr>
+        <w:t xml:space="preserve">Катя: </w:t>
+      </w:r>
+      <w:r>
+        <w:rPr>
+          <w:rFonts w:ascii="Times New Roman" w:hAnsi="Times New Roman" w:eastAsia="Malgun Gothic"/>
+          <w:b w:val="0"/>
+          <w:i w:val="0"/>
+          <w:sz w:val="22"/>
+        </w:rPr>
+        <w:t>Я иногда думаю, что не смогу так. Я смелая только в реестрах.</w:t>
+      </w:r>
+    </w:p>
+    <w:p>
+      <w:pPr>
+        <w:spacing w:before="0" w:after="110" w:line="300" w:lineRule="auto"/>
+      </w:pPr>
+      <w:r>
+        <w:rPr>
+          <w:rFonts w:ascii="Times New Roman" w:hAnsi="Times New Roman" w:eastAsia="Malgun Gothic"/>
+          <w:b/>
+          <w:i w:val="0"/>
+          <w:sz w:val="22"/>
+        </w:rPr>
+        <w:t xml:space="preserve">Дарья: </w:t>
+      </w:r>
+      <w:r>
+        <w:rPr>
+          <w:rFonts w:ascii="Times New Roman" w:hAnsi="Times New Roman" w:eastAsia="Malgun Gothic"/>
+          <w:b w:val="0"/>
+          <w:i w:val="0"/>
+          <w:sz w:val="22"/>
+        </w:rPr>
+        <w:t>В реестрах смелость и начинается, Катя. Большинство людей даже не открывают их — боятся того, что найдут.</w:t>
+      </w:r>
+    </w:p>
+    <w:p>
+      <w:pPr>
+        <w:spacing w:before="0" w:after="110" w:line="300" w:lineRule="auto"/>
+      </w:pPr>
+      <w:r>
+        <w:rPr>
+          <w:rFonts w:ascii="Times New Roman" w:hAnsi="Times New Roman" w:eastAsia="Malgun Gothic"/>
+          <w:b/>
+          <w:i w:val="0"/>
+          <w:sz w:val="22"/>
+        </w:rPr>
+        <w:t xml:space="preserve">Катя: </w:t>
+      </w:r>
+      <w:r>
+        <w:rPr>
+          <w:rFonts w:ascii="Times New Roman" w:hAnsi="Times New Roman" w:eastAsia="Malgun Gothic"/>
+          <w:b w:val="0"/>
+          <w:i/>
+          <w:color w:val="555555"/>
+          <w:sz w:val="22"/>
+        </w:rPr>
+        <w:t>(тихо)</w:t>
+      </w:r>
+      <w:r>
+        <w:rPr>
+          <w:rFonts w:ascii="Times New Roman" w:hAnsi="Times New Roman" w:eastAsia="Malgun Gothic"/>
+          <w:b w:val="0"/>
+          <w:i w:val="0"/>
+          <w:sz w:val="22"/>
+        </w:rPr>
+        <w:t xml:space="preserve"> А Алексей Николаевич? Он тоже боится?</w:t>
+      </w:r>
+    </w:p>
+    <w:p>
+      <w:pPr>
+        <w:spacing w:before="0" w:after="110" w:line="300" w:lineRule="auto"/>
+      </w:pPr>
+      <w:r>
+        <w:rPr>
+          <w:rFonts w:ascii="Times New Roman" w:hAnsi="Times New Roman" w:eastAsia="Malgun Gothic"/>
+          <w:b/>
+          <w:i w:val="0"/>
+          <w:sz w:val="22"/>
+        </w:rPr>
+        <w:t xml:space="preserve">Дарья: </w:t>
+      </w:r>
+      <w:r>
+        <w:rPr>
+          <w:rFonts w:ascii="Times New Roman" w:hAnsi="Times New Roman" w:eastAsia="Malgun Gothic"/>
+          <w:b w:val="0"/>
+          <w:i/>
+          <w:color w:val="555555"/>
+          <w:sz w:val="22"/>
+        </w:rPr>
+        <w:t>(смотрит в сторону кабинета)</w:t>
+      </w:r>
+      <w:r>
+        <w:rPr>
+          <w:rFonts w:ascii="Times New Roman" w:hAnsi="Times New Roman" w:eastAsia="Malgun Gothic"/>
+          <w:b w:val="0"/>
+          <w:i w:val="0"/>
+          <w:sz w:val="22"/>
+        </w:rPr>
+        <w:t xml:space="preserve"> Больше, чем показывает. Меньше, чем думает сам.</w:t>
+      </w:r>
+    </w:p>
+    <w:p>
+      <w:pPr>
+        <w:spacing w:before="0" w:after="110" w:line="300" w:lineRule="auto"/>
+      </w:pPr>
+      <w:r>
+        <w:rPr>
+          <w:rFonts w:ascii="Times New Roman" w:hAnsi="Times New Roman" w:eastAsia="Malgun Gothic"/>
+          <w:b/>
+          <w:i w:val="0"/>
+          <w:sz w:val="22"/>
+        </w:rPr>
+        <w:t xml:space="preserve">Катя: </w:t>
+      </w:r>
+      <w:r>
+        <w:rPr>
+          <w:rFonts w:ascii="Times New Roman" w:hAnsi="Times New Roman" w:eastAsia="Malgun Gothic"/>
+          <w:b w:val="0"/>
+          <w:i w:val="0"/>
+          <w:sz w:val="22"/>
+        </w:rPr>
+        <w:t>Вы ему так и скажите.</w:t>
+      </w:r>
+    </w:p>
+    <w:p>
+      <w:pPr>
+        <w:spacing w:before="0" w:after="110" w:line="300" w:lineRule="auto"/>
+      </w:pPr>
+      <w:r>
+        <w:rPr>
+          <w:rFonts w:ascii="Times New Roman" w:hAnsi="Times New Roman" w:eastAsia="Malgun Gothic"/>
+          <w:b/>
+          <w:i w:val="0"/>
+          <w:sz w:val="22"/>
+        </w:rPr>
+        <w:t xml:space="preserve">Дарья: </w:t>
+      </w:r>
+      <w:r>
+        <w:rPr>
+          <w:rFonts w:ascii="Times New Roman" w:hAnsi="Times New Roman" w:eastAsia="Malgun Gothic"/>
+          <w:b w:val="0"/>
+          <w:i/>
+          <w:color w:val="555555"/>
+          <w:sz w:val="22"/>
+        </w:rPr>
+        <w:t>(улыбается)</w:t>
+      </w:r>
+      <w:r>
+        <w:rPr>
+          <w:rFonts w:ascii="Times New Roman" w:hAnsi="Times New Roman" w:eastAsia="Malgun Gothic"/>
+          <w:b w:val="0"/>
+          <w:i w:val="0"/>
+          <w:sz w:val="22"/>
+        </w:rPr>
+        <w:t xml:space="preserve"> Ему — пока нет. Вам — по секрету. Где ваша таблица с цветами?</w:t>
+      </w:r>
+    </w:p>
+    <w:p>
+      <w:pPr>
+        <w:keepNext/>
+        <w:spacing w:before="320" w:after="140"/>
+      </w:pPr>
+      <w:r>
+        <w:rPr>
+          <w:rFonts w:ascii="Times New Roman" w:hAnsi="Times New Roman" w:eastAsia="Malgun Gothic"/>
+          <w:b/>
+          <w:i w:val="0"/>
+          <w:color w:val="1F3864"/>
+          <w:sz w:val="26"/>
+        </w:rPr>
+        <w:t>장면 7 — 다리야, 위험을 인지하며</w:t>
+      </w:r>
+    </w:p>
+    <w:p>
+      <w:pPr>
+        <w:spacing w:before="0" w:after="110" w:line="300" w:lineRule="auto"/>
+      </w:pPr>
+      <w:r>
+        <w:rPr>
+          <w:rFonts w:ascii="Times New Roman" w:hAnsi="Times New Roman" w:eastAsia="Malgun Gothic"/>
+          <w:b/>
+          <w:i w:val="0"/>
+          <w:sz w:val="22"/>
+        </w:rPr>
+        <w:t xml:space="preserve">Дарья: </w:t>
+      </w:r>
+      <w:r>
+        <w:rPr>
+          <w:rFonts w:ascii="Times New Roman" w:hAnsi="Times New Roman" w:eastAsia="Malgun Gothic"/>
+          <w:b w:val="0"/>
+          <w:i w:val="0"/>
+          <w:sz w:val="22"/>
+        </w:rPr>
+        <w:t>Алексей, прежде чем мы… пойдём дальше, я должна кое-что сказать.</w:t>
+      </w:r>
+    </w:p>
+    <w:p>
+      <w:pPr>
+        <w:spacing w:before="0" w:after="110" w:line="300" w:lineRule="auto"/>
+      </w:pPr>
+      <w:r>
+        <w:rPr>
+          <w:rFonts w:ascii="Times New Roman" w:hAnsi="Times New Roman" w:eastAsia="Malgun Gothic"/>
+          <w:b/>
+          <w:i w:val="0"/>
+          <w:sz w:val="22"/>
+        </w:rPr>
+        <w:t xml:space="preserve">Лёша: </w:t>
+      </w:r>
+      <w:r>
+        <w:rPr>
+          <w:rFonts w:ascii="Times New Roman" w:hAnsi="Times New Roman" w:eastAsia="Malgun Gothic"/>
+          <w:b w:val="0"/>
+          <w:i w:val="0"/>
+          <w:sz w:val="22"/>
+        </w:rPr>
+        <w:t>Слушаю.</w:t>
+      </w:r>
+    </w:p>
+    <w:p>
+      <w:pPr>
+        <w:spacing w:before="0" w:after="110" w:line="300" w:lineRule="auto"/>
+      </w:pPr>
+      <w:r>
+        <w:rPr>
+          <w:rFonts w:ascii="Times New Roman" w:hAnsi="Times New Roman" w:eastAsia="Malgun Gothic"/>
+          <w:b/>
+          <w:i w:val="0"/>
+          <w:sz w:val="22"/>
+        </w:rPr>
+        <w:t xml:space="preserve">Дарья: </w:t>
+      </w:r>
+      <w:r>
+        <w:rPr>
+          <w:rFonts w:ascii="Times New Roman" w:hAnsi="Times New Roman" w:eastAsia="Malgun Gothic"/>
+          <w:b w:val="0"/>
+          <w:i w:val="0"/>
+          <w:sz w:val="22"/>
+        </w:rPr>
+        <w:t>Работа, которую я начинаю, может сделать меня мишенью. Больше, чем когда-либо. Если мы будем вместе, это может коснуться и вас.</w:t>
+      </w:r>
+    </w:p>
+    <w:p>
+      <w:pPr>
+        <w:spacing w:before="0" w:after="110" w:line="300" w:lineRule="auto"/>
+      </w:pPr>
+      <w:r>
+        <w:rPr>
+          <w:rFonts w:ascii="Times New Roman" w:hAnsi="Times New Roman" w:eastAsia="Malgun Gothic"/>
+          <w:b/>
+          <w:i w:val="0"/>
+          <w:sz w:val="22"/>
+        </w:rPr>
+        <w:t xml:space="preserve">Лёша: </w:t>
+      </w:r>
+      <w:r>
+        <w:rPr>
+          <w:rFonts w:ascii="Times New Roman" w:hAnsi="Times New Roman" w:eastAsia="Malgun Gothic"/>
+          <w:b w:val="0"/>
+          <w:i w:val="0"/>
+          <w:sz w:val="22"/>
+        </w:rPr>
+        <w:t>Дарья, я уже мишень. С того дня, как взялся за дело Сафроновой.</w:t>
+      </w:r>
+    </w:p>
+    <w:p>
+      <w:pPr>
+        <w:spacing w:before="0" w:after="110" w:line="300" w:lineRule="auto"/>
+      </w:pPr>
+      <w:r>
+        <w:rPr>
+          <w:rFonts w:ascii="Times New Roman" w:hAnsi="Times New Roman" w:eastAsia="Malgun Gothic"/>
+          <w:b/>
+          <w:i w:val="0"/>
+          <w:sz w:val="22"/>
+        </w:rPr>
+        <w:t xml:space="preserve">Дарья: </w:t>
+      </w:r>
+      <w:r>
+        <w:rPr>
+          <w:rFonts w:ascii="Times New Roman" w:hAnsi="Times New Roman" w:eastAsia="Malgun Gothic"/>
+          <w:b w:val="0"/>
+          <w:i w:val="0"/>
+          <w:sz w:val="22"/>
+        </w:rPr>
+        <w:t>Знаю. Просто хочу, чтобы вы шли в это с открытыми глазами, а не вслепую.</w:t>
+      </w:r>
+    </w:p>
+    <w:p>
+      <w:pPr>
+        <w:spacing w:before="0" w:after="110" w:line="300" w:lineRule="auto"/>
+      </w:pPr>
+      <w:r>
+        <w:rPr>
+          <w:rFonts w:ascii="Times New Roman" w:hAnsi="Times New Roman" w:eastAsia="Malgun Gothic"/>
+          <w:b/>
+          <w:i w:val="0"/>
+          <w:sz w:val="22"/>
+        </w:rPr>
+        <w:t xml:space="preserve">Лёша: </w:t>
+      </w:r>
+      <w:r>
+        <w:rPr>
+          <w:rFonts w:ascii="Times New Roman" w:hAnsi="Times New Roman" w:eastAsia="Malgun Gothic"/>
+          <w:b w:val="0"/>
+          <w:i w:val="0"/>
+          <w:sz w:val="22"/>
+        </w:rPr>
+        <w:t>Я иду с открытыми глазами. И всё равно хочу быть с вами.</w:t>
+      </w:r>
+    </w:p>
+    <w:p>
+      <w:pPr>
+        <w:spacing w:before="0" w:after="110" w:line="300" w:lineRule="auto"/>
+      </w:pPr>
+      <w:r>
+        <w:rPr>
+          <w:rFonts w:ascii="Times New Roman" w:hAnsi="Times New Roman" w:eastAsia="Malgun Gothic"/>
+          <w:b/>
+          <w:i w:val="0"/>
+          <w:sz w:val="22"/>
+        </w:rPr>
+        <w:t xml:space="preserve">Дарья: </w:t>
+      </w:r>
+      <w:r>
+        <w:rPr>
+          <w:rFonts w:ascii="Times New Roman" w:hAnsi="Times New Roman" w:eastAsia="Malgun Gothic"/>
+          <w:b w:val="0"/>
+          <w:i w:val="0"/>
+          <w:sz w:val="22"/>
+        </w:rPr>
+        <w:t>Вы не понимаете. Если за мной придут, первыми будут смотреть, с кем я ужинаю. Ваше имя окажется в чужих папках.</w:t>
+      </w:r>
+    </w:p>
+    <w:p>
+      <w:pPr>
+        <w:spacing w:before="0" w:after="110" w:line="300" w:lineRule="auto"/>
+      </w:pPr>
+      <w:r>
+        <w:rPr>
+          <w:rFonts w:ascii="Times New Roman" w:hAnsi="Times New Roman" w:eastAsia="Malgun Gothic"/>
+          <w:b/>
+          <w:i w:val="0"/>
+          <w:sz w:val="22"/>
+        </w:rPr>
+        <w:t xml:space="preserve">Лёша: </w:t>
+      </w:r>
+      <w:r>
+        <w:rPr>
+          <w:rFonts w:ascii="Times New Roman" w:hAnsi="Times New Roman" w:eastAsia="Malgun Gothic"/>
+          <w:b w:val="0"/>
+          <w:i w:val="0"/>
+          <w:sz w:val="22"/>
+        </w:rPr>
+        <w:t>Оно там давно, Дарья. С дела Быкова. Одной папкой больше.</w:t>
+      </w:r>
+    </w:p>
+    <w:p>
+      <w:pPr>
+        <w:spacing w:before="0" w:after="110" w:line="300" w:lineRule="auto"/>
+      </w:pPr>
+      <w:r>
+        <w:rPr>
+          <w:rFonts w:ascii="Times New Roman" w:hAnsi="Times New Roman" w:eastAsia="Malgun Gothic"/>
+          <w:b/>
+          <w:i w:val="0"/>
+          <w:sz w:val="22"/>
+        </w:rPr>
+        <w:t xml:space="preserve">Дарья: </w:t>
+      </w:r>
+      <w:r>
+        <w:rPr>
+          <w:rFonts w:ascii="Times New Roman" w:hAnsi="Times New Roman" w:eastAsia="Malgun Gothic"/>
+          <w:b w:val="0"/>
+          <w:i/>
+          <w:color w:val="555555"/>
+          <w:sz w:val="22"/>
+        </w:rPr>
+        <w:t>(улыбается — впервые без тени настороженности)</w:t>
+      </w:r>
+      <w:r>
+        <w:rPr>
+          <w:rFonts w:ascii="Times New Roman" w:hAnsi="Times New Roman" w:eastAsia="Malgun Gothic"/>
+          <w:b w:val="0"/>
+          <w:i w:val="0"/>
+          <w:sz w:val="22"/>
+        </w:rPr>
+        <w:t xml:space="preserve"> Тогда, наверное, мы оба немного безумны.</w:t>
+      </w:r>
+    </w:p>
+    <w:p>
+      <w:pPr>
+        <w:spacing w:before="0" w:after="110" w:line="300" w:lineRule="auto"/>
+      </w:pPr>
+      <w:r>
+        <w:rPr>
+          <w:rFonts w:ascii="Times New Roman" w:hAnsi="Times New Roman" w:eastAsia="Malgun Gothic"/>
+          <w:b/>
+          <w:i w:val="0"/>
+          <w:sz w:val="22"/>
+        </w:rPr>
+        <w:t xml:space="preserve">Лёша: </w:t>
+      </w:r>
+      <w:r>
+        <w:rPr>
+          <w:rFonts w:ascii="Times New Roman" w:hAnsi="Times New Roman" w:eastAsia="Malgun Gothic"/>
+          <w:b w:val="0"/>
+          <w:i w:val="0"/>
+          <w:sz w:val="22"/>
+        </w:rPr>
+        <w:t>Может быть. Но, кажется, это тоже часть того, ради чего стоит бороться.</w:t>
+      </w:r>
+    </w:p>
+    <w:p>
+      <w:pPr>
+        <w:keepNext/>
+        <w:spacing w:before="320" w:after="140"/>
+      </w:pPr>
+      <w:r>
+        <w:rPr>
+          <w:rFonts w:ascii="Times New Roman" w:hAnsi="Times New Roman" w:eastAsia="Malgun Gothic"/>
+          <w:b/>
+          <w:i w:val="0"/>
+          <w:color w:val="1F3864"/>
+          <w:sz w:val="26"/>
+        </w:rPr>
+        <w:t>장면 8 — 역, 새로운 단계</w:t>
+      </w:r>
+    </w:p>
+    <w:p>
+      <w:pPr>
+        <w:spacing w:before="0" w:after="110" w:line="300" w:lineRule="auto"/>
+      </w:pPr>
+      <w:r>
+        <w:rPr>
+          <w:rFonts w:ascii="Times New Roman" w:hAnsi="Times New Roman" w:eastAsia="Malgun Gothic"/>
+          <w:b/>
+          <w:i w:val="0"/>
+          <w:sz w:val="22"/>
+        </w:rPr>
+        <w:t xml:space="preserve">Дарья: </w:t>
+      </w:r>
+      <w:r>
+        <w:rPr>
+          <w:rFonts w:ascii="Times New Roman" w:hAnsi="Times New Roman" w:eastAsia="Malgun Gothic"/>
+          <w:b w:val="0"/>
+          <w:i w:val="0"/>
+          <w:sz w:val="22"/>
+        </w:rPr>
+        <w:t>Я возвращаюсь в Новокруцк — нужно проверить источники на месте. Но буду на связи.</w:t>
+      </w:r>
+    </w:p>
+    <w:p>
+      <w:pPr>
+        <w:spacing w:before="0" w:after="110" w:line="300" w:lineRule="auto"/>
+      </w:pPr>
+      <w:r>
+        <w:rPr>
+          <w:rFonts w:ascii="Times New Roman" w:hAnsi="Times New Roman" w:eastAsia="Malgun Gothic"/>
+          <w:b/>
+          <w:i w:val="0"/>
+          <w:sz w:val="22"/>
+        </w:rPr>
+        <w:t xml:space="preserve">Лёша: </w:t>
+      </w:r>
+      <w:r>
+        <w:rPr>
+          <w:rFonts w:ascii="Times New Roman" w:hAnsi="Times New Roman" w:eastAsia="Malgun Gothic"/>
+          <w:b w:val="0"/>
+          <w:i w:val="0"/>
+          <w:sz w:val="22"/>
+        </w:rPr>
+        <w:t>Надолго?</w:t>
+      </w:r>
+    </w:p>
+    <w:p>
+      <w:pPr>
+        <w:spacing w:before="0" w:after="110" w:line="300" w:lineRule="auto"/>
+      </w:pPr>
+      <w:r>
+        <w:rPr>
+          <w:rFonts w:ascii="Times New Roman" w:hAnsi="Times New Roman" w:eastAsia="Malgun Gothic"/>
+          <w:b/>
+          <w:i w:val="0"/>
+          <w:sz w:val="22"/>
+        </w:rPr>
+        <w:t xml:space="preserve">Дарья: </w:t>
+      </w:r>
+      <w:r>
+        <w:rPr>
+          <w:rFonts w:ascii="Times New Roman" w:hAnsi="Times New Roman" w:eastAsia="Malgun Gothic"/>
+          <w:b w:val="0"/>
+          <w:i w:val="0"/>
+          <w:sz w:val="22"/>
+        </w:rPr>
+        <w:t>Недели на три. Потом опять сюда — сверять цифры с Катей. Она пообещала, что к тому времени таблица станет «произведением искусства».</w:t>
+      </w:r>
+    </w:p>
+    <w:p>
+      <w:pPr>
+        <w:spacing w:before="0" w:after="110" w:line="300" w:lineRule="auto"/>
+      </w:pPr>
+      <w:r>
+        <w:rPr>
+          <w:rFonts w:ascii="Times New Roman" w:hAnsi="Times New Roman" w:eastAsia="Malgun Gothic"/>
+          <w:b/>
+          <w:i w:val="0"/>
+          <w:sz w:val="22"/>
+        </w:rPr>
+        <w:t xml:space="preserve">Лёша: </w:t>
+      </w:r>
+      <w:r>
+        <w:rPr>
+          <w:rFonts w:ascii="Times New Roman" w:hAnsi="Times New Roman" w:eastAsia="Malgun Gothic"/>
+          <w:b w:val="0"/>
+          <w:i w:val="0"/>
+          <w:sz w:val="22"/>
+        </w:rPr>
+        <w:t>Она сдержит слово. Она всегда сдерживает.</w:t>
+      </w:r>
+    </w:p>
+    <w:p>
+      <w:pPr>
+        <w:spacing w:before="0" w:after="110" w:line="300" w:lineRule="auto"/>
+      </w:pPr>
+      <w:r>
+        <w:rPr>
+          <w:rFonts w:ascii="Times New Roman" w:hAnsi="Times New Roman" w:eastAsia="Malgun Gothic"/>
+          <w:b/>
+          <w:i w:val="0"/>
+          <w:sz w:val="22"/>
+        </w:rPr>
+        <w:t xml:space="preserve">Дарья: </w:t>
+      </w:r>
+      <w:r>
+        <w:rPr>
+          <w:rFonts w:ascii="Times New Roman" w:hAnsi="Times New Roman" w:eastAsia="Malgun Gothic"/>
+          <w:b w:val="0"/>
+          <w:i w:val="0"/>
+          <w:sz w:val="22"/>
+        </w:rPr>
+        <w:t>Берегите её. Таких, как она, система любит ломать первыми.</w:t>
+      </w:r>
+    </w:p>
+    <w:p>
+      <w:pPr>
+        <w:spacing w:before="0" w:after="110" w:line="300" w:lineRule="auto"/>
+      </w:pPr>
+      <w:r>
+        <w:rPr>
+          <w:rFonts w:ascii="Times New Roman" w:hAnsi="Times New Roman" w:eastAsia="Malgun Gothic"/>
+          <w:b/>
+          <w:i w:val="0"/>
+          <w:sz w:val="22"/>
+        </w:rPr>
+        <w:t xml:space="preserve">Лёша: </w:t>
+      </w:r>
+      <w:r>
+        <w:rPr>
+          <w:rFonts w:ascii="Times New Roman" w:hAnsi="Times New Roman" w:eastAsia="Malgun Gothic"/>
+          <w:b w:val="0"/>
+          <w:i w:val="0"/>
+          <w:sz w:val="22"/>
+        </w:rPr>
+        <w:t xml:space="preserve">Знаю. Поэтому пока и не пускаю её дальше реестров. </w:t>
+      </w:r>
+      <w:r>
+        <w:rPr>
+          <w:rFonts w:ascii="Times New Roman" w:hAnsi="Times New Roman" w:eastAsia="Malgun Gothic"/>
+          <w:b w:val="0"/>
+          <w:i/>
+          <w:color w:val="555555"/>
+          <w:sz w:val="22"/>
+        </w:rPr>
+        <w:t>(пауза)</w:t>
+      </w:r>
+      <w:r>
+        <w:rPr>
+          <w:rFonts w:ascii="Times New Roman" w:hAnsi="Times New Roman" w:eastAsia="Malgun Gothic"/>
+          <w:b w:val="0"/>
+          <w:i w:val="0"/>
+          <w:sz w:val="22"/>
+        </w:rPr>
+        <w:t xml:space="preserve"> А на связи — постоянно?</w:t>
+      </w:r>
+    </w:p>
+    <w:p>
+      <w:pPr>
+        <w:spacing w:before="0" w:after="110" w:line="300" w:lineRule="auto"/>
+      </w:pPr>
+      <w:r>
+        <w:rPr>
+          <w:rFonts w:ascii="Times New Roman" w:hAnsi="Times New Roman" w:eastAsia="Malgun Gothic"/>
+          <w:b/>
+          <w:i w:val="0"/>
+          <w:sz w:val="22"/>
+        </w:rPr>
+        <w:t xml:space="preserve">Дарья: </w:t>
+      </w:r>
+      <w:r>
+        <w:rPr>
+          <w:rFonts w:ascii="Times New Roman" w:hAnsi="Times New Roman" w:eastAsia="Malgun Gothic"/>
+          <w:b w:val="0"/>
+          <w:i w:val="0"/>
+          <w:sz w:val="22"/>
+        </w:rPr>
+        <w:t>Постоянно. И, Алексей… спасибо, что не побоялись спросить в кафе. Обычно люди слишком боятся всё испортить и молчат до последнего.</w:t>
+      </w:r>
+    </w:p>
+    <w:p>
+      <w:pPr>
+        <w:spacing w:before="0" w:after="110" w:line="300" w:lineRule="auto"/>
+      </w:pPr>
+      <w:r>
+        <w:rPr>
+          <w:rFonts w:ascii="Times New Roman" w:hAnsi="Times New Roman" w:eastAsia="Malgun Gothic"/>
+          <w:b/>
+          <w:i w:val="0"/>
+          <w:sz w:val="22"/>
+        </w:rPr>
+        <w:t xml:space="preserve">Лёша: </w:t>
+      </w:r>
+      <w:r>
+        <w:rPr>
+          <w:rFonts w:ascii="Times New Roman" w:hAnsi="Times New Roman" w:eastAsia="Malgun Gothic"/>
+          <w:b w:val="0"/>
+          <w:i w:val="0"/>
+          <w:sz w:val="22"/>
+        </w:rPr>
+        <w:t>Я тоже боялся. Но вы правы — не всё стоит выражать словами. Иногда достаточно просто не отпускать руку.</w:t>
+      </w:r>
+    </w:p>
+    <w:p>
+      <w:pPr>
+        <w:spacing w:before="0" w:after="110" w:line="300" w:lineRule="auto"/>
+      </w:pPr>
+      <w:r>
+        <w:rPr>
+          <w:rFonts w:ascii="Times New Roman" w:hAnsi="Times New Roman" w:eastAsia="Malgun Gothic"/>
+          <w:b/>
+          <w:i w:val="0"/>
+          <w:sz w:val="22"/>
+        </w:rPr>
+        <w:t xml:space="preserve">Дарья: </w:t>
+      </w:r>
+      <w:r>
+        <w:rPr>
+          <w:rFonts w:ascii="Times New Roman" w:hAnsi="Times New Roman" w:eastAsia="Malgun Gothic"/>
+          <w:b w:val="0"/>
+          <w:i/>
+          <w:color w:val="555555"/>
+          <w:sz w:val="22"/>
+        </w:rPr>
+        <w:t>(сквозь шум вокзала)</w:t>
+      </w:r>
+      <w:r>
+        <w:rPr>
+          <w:rFonts w:ascii="Times New Roman" w:hAnsi="Times New Roman" w:eastAsia="Malgun Gothic"/>
+          <w:b w:val="0"/>
+          <w:i w:val="0"/>
+          <w:sz w:val="22"/>
+        </w:rPr>
+        <w:t xml:space="preserve"> Вы вообще-то сейчас сказали целую речь о том, что не нужно слов.</w:t>
+      </w:r>
+    </w:p>
+    <w:p>
+      <w:pPr>
+        <w:spacing w:before="0" w:after="110" w:line="300" w:lineRule="auto"/>
+      </w:pPr>
+      <w:r>
+        <w:rPr>
+          <w:rFonts w:ascii="Times New Roman" w:hAnsi="Times New Roman" w:eastAsia="Malgun Gothic"/>
+          <w:b/>
+          <w:i w:val="0"/>
+          <w:sz w:val="22"/>
+        </w:rPr>
+        <w:t xml:space="preserve">Лёша: </w:t>
+      </w:r>
+      <w:r>
+        <w:rPr>
+          <w:rFonts w:ascii="Times New Roman" w:hAnsi="Times New Roman" w:eastAsia="Malgun Gothic"/>
+          <w:b w:val="0"/>
+          <w:i w:val="0"/>
+          <w:sz w:val="22"/>
+        </w:rPr>
+        <w:t>Я юрист. Мы и о молчании говорим подробно.</w:t>
+      </w:r>
+    </w:p>
+    <w:p>
+      <w:pPr>
+        <w:spacing w:before="0" w:after="110" w:line="300" w:lineRule="auto"/>
+      </w:pPr>
+      <w:r>
+        <w:rPr>
+          <w:rFonts w:ascii="Times New Roman" w:hAnsi="Times New Roman" w:eastAsia="Malgun Gothic"/>
+          <w:b/>
+          <w:i w:val="0"/>
+          <w:sz w:val="22"/>
+        </w:rPr>
+        <w:t xml:space="preserve">Дарья: </w:t>
+      </w:r>
+      <w:r>
+        <w:rPr>
+          <w:rFonts w:ascii="Times New Roman" w:hAnsi="Times New Roman" w:eastAsia="Malgun Gothic"/>
+          <w:b w:val="0"/>
+          <w:i w:val="0"/>
+          <w:sz w:val="22"/>
+        </w:rPr>
+        <w:t>Тютчев бы с вами согласился. «Мысль изречённая есть ложь».</w:t>
+      </w:r>
+    </w:p>
+    <w:p>
+      <w:pPr>
+        <w:spacing w:before="0" w:after="110" w:line="300" w:lineRule="auto"/>
+      </w:pPr>
+      <w:r>
+        <w:rPr>
+          <w:rFonts w:ascii="Times New Roman" w:hAnsi="Times New Roman" w:eastAsia="Malgun Gothic"/>
+          <w:b/>
+          <w:i w:val="0"/>
+          <w:sz w:val="22"/>
+        </w:rPr>
+        <w:t xml:space="preserve">Лёша: </w:t>
+      </w:r>
+      <w:r>
+        <w:rPr>
+          <w:rFonts w:ascii="Times New Roman" w:hAnsi="Times New Roman" w:eastAsia="Malgun Gothic"/>
+          <w:b w:val="0"/>
+          <w:i w:val="0"/>
+          <w:sz w:val="22"/>
+        </w:rPr>
+        <w:t xml:space="preserve">Тогда я лучше помолчу. </w:t>
+      </w:r>
+      <w:r>
+        <w:rPr>
+          <w:rFonts w:ascii="Times New Roman" w:hAnsi="Times New Roman" w:eastAsia="Malgun Gothic"/>
+          <w:b w:val="0"/>
+          <w:i/>
+          <w:color w:val="555555"/>
+          <w:sz w:val="22"/>
+        </w:rPr>
+        <w:t>(не отпускает её руку до самого вагона)</w:t>
+      </w:r>
+    </w:p>
+    <w:p>
+      <w:pPr>
+        <w:spacing w:before="0" w:after="110" w:line="300" w:lineRule="auto"/>
+      </w:pPr>
+      <w:r>
+        <w:rPr>
+          <w:rFonts w:ascii="Times New Roman" w:hAnsi="Times New Roman" w:eastAsia="Malgun Gothic"/>
+          <w:b/>
+          <w:i w:val="0"/>
+          <w:sz w:val="22"/>
+        </w:rPr>
+        <w:t xml:space="preserve">Дарья: </w:t>
+      </w:r>
+      <w:r>
+        <w:rPr>
+          <w:rFonts w:ascii="Times New Roman" w:hAnsi="Times New Roman" w:eastAsia="Malgun Gothic"/>
+          <w:b w:val="0"/>
+          <w:i/>
+          <w:color w:val="555555"/>
+          <w:sz w:val="22"/>
+        </w:rPr>
+        <w:t>(сжимает его руку)</w:t>
+      </w:r>
+      <w:r>
+        <w:rPr>
+          <w:rFonts w:ascii="Times New Roman" w:hAnsi="Times New Roman" w:eastAsia="Malgun Gothic"/>
+          <w:b w:val="0"/>
+          <w:i w:val="0"/>
+          <w:sz w:val="22"/>
+        </w:rPr>
+        <w:t xml:space="preserve"> Договорились. До связи, Алексей Николаевич.</w:t>
+      </w:r>
+    </w:p>
+    <w:p>
+      <w:pPr>
+        <w:spacing w:before="0" w:after="110" w:line="300" w:lineRule="auto"/>
+      </w:pPr>
+      <w:r>
+        <w:rPr>
+          <w:rFonts w:ascii="Times New Roman" w:hAnsi="Times New Roman" w:eastAsia="Malgun Gothic"/>
+          <w:b/>
+          <w:i w:val="0"/>
+          <w:sz w:val="22"/>
+        </w:rPr>
+        <w:t xml:space="preserve">Лёша: </w:t>
+      </w:r>
+      <w:r>
+        <w:rPr>
+          <w:rFonts w:ascii="Times New Roman" w:hAnsi="Times New Roman" w:eastAsia="Malgun Gothic"/>
+          <w:b w:val="0"/>
+          <w:i w:val="0"/>
+          <w:sz w:val="22"/>
+        </w:rPr>
+        <w:t>До связи, Дарья Игоревна.</w:t>
+      </w:r>
+    </w:p>
+    <w:p>
+      <w:pPr>
+        <w:keepNext/>
+        <w:spacing w:before="320" w:after="140"/>
+      </w:pPr>
+      <w:r>
+        <w:rPr>
+          <w:rFonts w:ascii="Times New Roman" w:hAnsi="Times New Roman" w:eastAsia="Malgun Gothic"/>
+          <w:b/>
+          <w:i w:val="0"/>
+          <w:color w:val="1F3864"/>
+          <w:sz w:val="26"/>
+        </w:rPr>
+        <w:t>핵심 문학 인용</w:t>
+      </w:r>
+    </w:p>
+    <w:p>
+      <w:pPr>
         <w:spacing w:before="0" w:after="120"/>
       </w:pPr>
       <w:r>
@@ -3345,6 +4330,29 @@
           <w:i w:val="0"/>
           <w:sz w:val="22"/>
         </w:rPr>
+        <w:t>Фёдор Тютчев, «Silentium!» (лирическое стихотворение): «Мысль изречённая есть ложь»</w:t>
+      </w:r>
+      <w:r>
+        <w:rPr>
+          <w:rFonts w:ascii="Times New Roman" w:hAnsi="Times New Roman" w:eastAsia="Malgun Gothic"/>
+          <w:b w:val="0"/>
+          <w:i w:val="0"/>
+          <w:sz w:val="22"/>
+        </w:rPr>
+        <w:t xml:space="preserve"> — 한국어 해설: 카페에서 "대답하지 말고 그냥 손을 잡자"던 다리야가 역 이별 장면에서 이 구절로 료샤의 "모든 것을 말로 할 필요는 없다"에 답한다. 말보다 행동으로 확인하는 두 사람의 관계가 시작되는 순간이다 (장면 8).</w:t>
+      </w:r>
+    </w:p>
+    <w:p>
+      <w:pPr>
+        <w:spacing w:before="0" w:after="120"/>
+      </w:pPr>
+      <w:r>
+        <w:rPr>
+          <w:rFonts w:ascii="Times New Roman" w:hAnsi="Times New Roman" w:eastAsia="Malgun Gothic"/>
+          <w:b/>
+          <w:i w:val="0"/>
+          <w:sz w:val="22"/>
+        </w:rPr>
         <w:t>Фёдор Тютчев, «Умом Россию не понять…» (лирическое стихотворение): «Умом Россию не понять, / Аршином общим не измерить»</w:t>
       </w:r>
       <w:r>
@@ -3355,6 +4363,206 @@
           <w:sz w:val="22"/>
         </w:rPr>
         <w:t xml:space="preserve"> — 한국어 해설: 전국 유착 구조를 증명할 수 있겠느냐는 카탸의 질문에 다리야가 반어적으로 인용한다. 시인은 러시아를 잴 수 없다고 했지만, 기자는 서류와 송금 내역이라는 '잣대'로 기어이 재야 한다는 결의다 (장면 2).</w:t>
+      </w:r>
+    </w:p>
+    <w:p>
+      <w:pPr>
+        <w:keepNext/>
+        <w:spacing w:before="320" w:after="140"/>
+      </w:pPr>
+      <w:r>
+        <w:rPr>
+          <w:rFonts w:ascii="Times New Roman" w:hAnsi="Times New Roman" w:eastAsia="Malgun Gothic"/>
+          <w:b/>
+          <w:i w:val="0"/>
+          <w:color w:val="1F3864"/>
+          <w:sz w:val="26"/>
+        </w:rPr>
+        <w:t>생활 표현</w:t>
+      </w:r>
+    </w:p>
+    <w:p>
+      <w:pPr>
+        <w:spacing w:before="0" w:after="120"/>
+      </w:pPr>
+      <w:r>
+        <w:rPr>
+          <w:rFonts w:ascii="Times New Roman" w:hAnsi="Times New Roman" w:eastAsia="Malgun Gothic"/>
+          <w:b/>
+          <w:i w:val="0"/>
+          <w:sz w:val="22"/>
+        </w:rPr>
+        <w:t>«Определились?»</w:t>
+      </w:r>
+      <w:r>
+        <w:rPr>
+          <w:rFonts w:ascii="Times New Roman" w:hAnsi="Times New Roman" w:eastAsia="Malgun Gothic"/>
+          <w:b w:val="0"/>
+          <w:i w:val="0"/>
+          <w:sz w:val="22"/>
+        </w:rPr>
+        <w:t xml:space="preserve"> — 한국어 해설: "주문하시겠어요?/정하셨어요?" 식당·카페 종업원이 손님에게 주문 여부를 묻는 가장 흔한 말(완료상 과거형). 손님은 «Почти», «Ещё минутку» 등으로 답한다. 장면 4.</w:t>
+      </w:r>
+    </w:p>
+    <w:p>
+      <w:pPr>
+        <w:spacing w:before="0" w:after="120"/>
+      </w:pPr>
+      <w:r>
+        <w:rPr>
+          <w:rFonts w:ascii="Times New Roman" w:hAnsi="Times New Roman" w:eastAsia="Malgun Gothic"/>
+          <w:b/>
+          <w:i w:val="0"/>
+          <w:sz w:val="22"/>
+        </w:rPr>
+        <w:t>«Глаза разбегаются»</w:t>
+      </w:r>
+      <w:r>
+        <w:rPr>
+          <w:rFonts w:ascii="Times New Roman" w:hAnsi="Times New Roman" w:eastAsia="Malgun Gothic"/>
+          <w:b w:val="0"/>
+          <w:i w:val="0"/>
+          <w:sz w:val="22"/>
+        </w:rPr>
+        <w:t xml:space="preserve"> — 한국어 해설: "눈이 휘둥그레져서 못 고르겠어요." 선택지가 너무 많아 고르기 힘들 때 쓰는 관용구. 메뉴판 앞의 다리야. 가게·식당 어디서나 쓰는 중립적 구어. 장면 4.</w:t>
+      </w:r>
+    </w:p>
+    <w:p>
+      <w:pPr>
+        <w:spacing w:before="0" w:after="120"/>
+      </w:pPr>
+      <w:r>
+        <w:rPr>
+          <w:rFonts w:ascii="Times New Roman" w:hAnsi="Times New Roman" w:eastAsia="Malgun Gothic"/>
+          <w:b/>
+          <w:i w:val="0"/>
+          <w:sz w:val="22"/>
+        </w:rPr>
+        <w:t>«Ладно, уговорили»</w:t>
+      </w:r>
+      <w:r>
+        <w:rPr>
+          <w:rFonts w:ascii="Times New Roman" w:hAnsi="Times New Roman" w:eastAsia="Malgun Gothic"/>
+          <w:b w:val="0"/>
+          <w:i w:val="0"/>
+          <w:sz w:val="22"/>
+        </w:rPr>
+        <w:t xml:space="preserve"> — 한국어 해설: "좋아요, 설득당했어요." 상대의 권유에 못 이기는 척 동의할 때. ты 사이라면 «уговорил(а)». 농담조로 가볍게 받는 말. 장면 4.</w:t>
+      </w:r>
+    </w:p>
+    <w:p>
+      <w:pPr>
+        <w:spacing w:before="0" w:after="120"/>
+      </w:pPr>
+      <w:r>
+        <w:rPr>
+          <w:rFonts w:ascii="Times New Roman" w:hAnsi="Times New Roman" w:eastAsia="Malgun Gothic"/>
+          <w:b/>
+          <w:i w:val="0"/>
+          <w:sz w:val="22"/>
+        </w:rPr>
+        <w:t>«я столько не осилю»</w:t>
+      </w:r>
+      <w:r>
+        <w:rPr>
+          <w:rFonts w:ascii="Times New Roman" w:hAnsi="Times New Roman" w:eastAsia="Malgun Gothic"/>
+          <w:b w:val="0"/>
+          <w:i w:val="0"/>
+          <w:sz w:val="22"/>
+        </w:rPr>
+        <w:t xml:space="preserve"> — 한국어 해설: "그렇게 많이는 못 먹어요/감당 못 해요." осилить는 '힘겹게 해내다'. 음식을 더 권하거나 추가 주문을 물을 때 정중하게 거절하는 말. 장면 4.</w:t>
+      </w:r>
+    </w:p>
+    <w:p>
+      <w:pPr>
+        <w:spacing w:before="0" w:after="120"/>
+      </w:pPr>
+      <w:r>
+        <w:rPr>
+          <w:rFonts w:ascii="Times New Roman" w:hAnsi="Times New Roman" w:eastAsia="Malgun Gothic"/>
+          <w:b/>
+          <w:i w:val="0"/>
+          <w:sz w:val="22"/>
+        </w:rPr>
+        <w:t>«Не горит»</w:t>
+      </w:r>
+      <w:r>
+        <w:rPr>
+          <w:rFonts w:ascii="Times New Roman" w:hAnsi="Times New Roman" w:eastAsia="Malgun Gothic"/>
+          <w:b w:val="0"/>
+          <w:i w:val="0"/>
+          <w:sz w:val="22"/>
+        </w:rPr>
+        <w:t xml:space="preserve"> — 한국어 해설: "급할 거 없어요." 직역은 '불붙은 거 아니다'. 기다려야 한다는 말에 괜찮다고 답할 때. 반대로 급할 때는 «Горит!» 료샤가 종업원에게. 장면 4.</w:t>
+      </w:r>
+    </w:p>
+    <w:p>
+      <w:pPr>
+        <w:spacing w:before="0" w:after="120"/>
+      </w:pPr>
+      <w:r>
+        <w:rPr>
+          <w:rFonts w:ascii="Times New Roman" w:hAnsi="Times New Roman" w:eastAsia="Malgun Gothic"/>
+          <w:b/>
+          <w:i w:val="0"/>
+          <w:sz w:val="22"/>
+        </w:rPr>
+        <w:t>«Тише вы!»</w:t>
+      </w:r>
+      <w:r>
+        <w:rPr>
+          <w:rFonts w:ascii="Times New Roman" w:hAnsi="Times New Roman" w:eastAsia="Malgun Gothic"/>
+          <w:b w:val="0"/>
+          <w:i w:val="0"/>
+          <w:sz w:val="22"/>
+        </w:rPr>
+        <w:t xml:space="preserve"> — 한국어 해설: "쉿, 좀 조용히 하세요!" 상대가 민감한 말을 크게 할 때 반쯤 농담으로 막는 말. 대명사를 붙이면 더 친근하고 생생해진다(ты 사이라면 «Тише ты!»). 장면 4.</w:t>
+      </w:r>
+    </w:p>
+    <w:p>
+      <w:pPr>
+        <w:spacing w:before="0" w:after="120"/>
+      </w:pPr>
+      <w:r>
+        <w:rPr>
+          <w:rFonts w:ascii="Times New Roman" w:hAnsi="Times New Roman" w:eastAsia="Malgun Gothic"/>
+          <w:b/>
+          <w:i w:val="0"/>
+          <w:sz w:val="22"/>
+        </w:rPr>
+        <w:t>«И не смотрите на меня так»</w:t>
+      </w:r>
+      <w:r>
+        <w:rPr>
+          <w:rFonts w:ascii="Times New Roman" w:hAnsi="Times New Roman" w:eastAsia="Malgun Gothic"/>
+          <w:b w:val="0"/>
+          <w:i w:val="0"/>
+          <w:sz w:val="22"/>
+        </w:rPr>
+        <w:t xml:space="preserve"> — 한국어 해설: "그렇게 쳐다보지 마세요." 자기 습관(설탕 세 숟갈)을 두고 놀림받을 것 같을 때 선수 치는 농담. 장면 4.</w:t>
+      </w:r>
+    </w:p>
+    <w:p>
+      <w:pPr>
+        <w:spacing w:before="0" w:after="120"/>
+      </w:pPr>
+      <w:r>
+        <w:rPr>
+          <w:rFonts w:ascii="Times New Roman" w:hAnsi="Times New Roman" w:eastAsia="Malgun Gothic"/>
+          <w:b/>
+          <w:i w:val="0"/>
+          <w:sz w:val="22"/>
+        </w:rPr>
+        <w:t>«Не ждали?»</w:t>
+      </w:r>
+      <w:r>
+        <w:rPr>
+          <w:rFonts w:ascii="Times New Roman" w:hAnsi="Times New Roman" w:eastAsia="Malgun Gothic"/>
+          <w:b w:val="0"/>
+          <w:i w:val="0"/>
+          <w:sz w:val="22"/>
+        </w:rPr>
+        <w:t xml:space="preserve"> — 한국어 해설: "(저) 안 기다리셨죠?/깜짝 놀라셨죠?" 예고 없이 찾아가 문간에서 던지는 장난스러운 인사. 다리야가 사무실에 들어서며. 장면 1.</w:t>
       </w:r>
     </w:p>
     <w:p>
